--- a/p4/submission/p4_singapore_vi.docx
+++ b/p4/submission/p4_singapore_vi.docx
@@ -564,7 +564,7 @@
         <w:t xml:space="preserve"> </w:t>
       </w:r>
       <w:r>
-        <w:t xml:space="preserve">Năng lực công nghệ (TCI) có mối liên hệ dương với hiệu quả doanh nghiệp tại Singapore.</w:t>
+        <w:t xml:space="preserve">Trong bối cảnh nền kinh tế tiên tiến của Singapore, khi doanh nghiệp đầu tư sâu hơn vào R&amp;D, đổi mới, cấp phép công nghệ và chứng nhận chất lượng, năng suất lao động cao hơn bởi vì năng lực công nghệ nâng cao hiệu quả vận hành và thói quen học hỏi của doanh nghiệp (Lall 1992; Cohen &amp; Levinthal 1990), trước khi xét đến bất kỳ tác động điều tiết bổ sung nào lên hình dạng đường cong I–P.</w:t>
       </w:r>
     </w:p>
     <w:bookmarkEnd w:id="28"/>
@@ -626,7 +626,7 @@
         <w:t xml:space="preserve"> </w:t>
       </w:r>
       <w:r>
-        <w:t xml:space="preserve">Mối liên hệ năng suất của DAI tại Singapore mang tính có điều kiện thay vì đồng đều giữa các doanh nghiệp.</w:t>
+        <w:t xml:space="preserve">Tại Singapore, khi doanh nghiệp áp dụng giao diện số nền tảng và cơ chế hỗ trợ giao dịch (Tầng 1–2), mối liên hệ năng suất của DAI mang tính có điều kiện thay vì đồng đều giữa các doanh nghiệp, bởi vì lợi nhuận biên của áp dụng số cơ bản phụ thuộc vào quy mô mà các kênh số đó thực sự được sử dụng (Bharadwaj et al. 2013; Verhoef et al. 2021), cho đến khi đạt mức cường độ xuất khẩu mà tại đó nhu cầu điều phối xuyên biên giới tạo ra lợi nhuận có thể đo lường được.</w:t>
       </w:r>
     </w:p>
     <w:bookmarkEnd w:id="30"/>
@@ -804,23 +804,7 @@
         <w:t xml:space="preserve"> </w:t>
       </w:r>
       <w:r>
-        <w:t xml:space="preserve">Mối liên hệ giữa DAI và hiệu quả doanh nghiệp trở nên tích cực hơn ở mức cường độ xuất khẩu cao hơn tại Singapore, với cơ chế</w:t>
-      </w:r>
-      <w:r>
-        <w:t xml:space="preserve"> </w:t>
-      </w:r>
-      <w:r>
-        <w:rPr>
-          <w:iCs/>
-          <w:i/>
-        </w:rPr>
-        <w:t xml:space="preserve">khuếch đại</w:t>
-      </w:r>
-      <w:r>
-        <w:t xml:space="preserve"> </w:t>
-      </w:r>
-      <w:r>
-        <w:t xml:space="preserve">(mở rộng quy mô siêu tuyến tính thay vì dịch chuyển mức) là kỳ vọng lý thuyết trọng tâm nền tảng cho số hạng tương tác (interaction term) bậc hai FSTS × DAI dương.</w:t>
+        <w:t xml:space="preserve">Tại Singapore, khi doanh nghiệp hoạt động ở mức cường độ xuất khẩu cao hơn, mối liên hệ giữa áp dụng số (DAI) và hiệu quả doanh nghiệp trở nên tích cực hơn bởi vì các công cụ số nền tảng giảm chi phí điều phối xuyên biên giới theo cách siêu tuyến tính thay vì theo tỷ lệ tuyến tính (cơ chế nền tảng điều phối — coordination platform mechanism: Stallkamp &amp; Schotter 2021; Barney 1991), với hiệu ứng khuếch đại chỉ trở nên có thể phát hiện ở ngưỡng cường độ xuất khẩu mà tại đó khối lượng giao dịch biện hộ cho việc sử dụng cường độ cao các giao diện số và hệ thống thanh toán điện tử.</w:t>
       </w:r>
     </w:p>
     <w:bookmarkEnd w:id="31"/>
@@ -1608,23 +1592,72 @@
         <w:pStyle w:val="FirstParagraph"/>
       </w:pPr>
       <w:r>
-        <w:t xml:space="preserve">Trong đặc tả bậc hai cơ sở (Mô hình M2), số hạng FSTS tuyến tính dương và có ý nghĩa thống kê, trong khi số hạng bình phương âm và có ý nghĩa thống kê ở ngưỡng p &lt; ,10. Đường cong phù hợp do đó ngụ ý một điểm ngoặt trong đuôi trên của phân phối cường độ xuất khẩu, gần FSTS = 82% theo thang gốc, nhưng điểm đó được xác định không chính xác và nằm trong vùng thưa dữ liệu. Bootstrap 5.000 lần tái lấy mẫu phục hồi hình dạng chữ U ngược thường xuyên (96,3% lần tái lấy mẫu), nhưng khoảng tin cậy phân vị 95% cho điểm ngoặt rộng ([53%, 253%]), và kiểm định Lind–Mehlum không xác nhận chính thức đường cong chữ U ngược thông thường ở mức ý nghĩa thông thường (p = ,303).</w:t>
-      </w:r>
-    </w:p>
-    <w:p>
-      <w:pPr>
-        <w:pStyle w:val="BodyText"/>
-      </w:pPr>
-      <w:r>
-        <w:t xml:space="preserve">Null này tự nó là kết quả dương có thông tin: phân phối DAI Singapore tập trung ở đầu cao — khoảng 67% doanh nghiệp báo cáo hiện diện trực tuyến (website) và áp dụng thanh toán điện tử Tầng 2 phổ biến rộng rãi — để lại sự lan rộng phân phối không đủ để xác định chính thức sự suy giảm phía phải trong phạm vi FSTS quan sát được. Trong nền kinh tế số trưởng thành nơi các công cụ điều phối Tầng 1–2 được phổ biến rộng rãi, sự suy yếu của cơ chế chi phí điều phối cổ điển nhất quán với giả thuyết bão hòa hỗ trợ H3 thay vì là sự thất bại của khung đường cong chữ U ngược.</w:t>
-      </w:r>
-    </w:p>
-    <w:p>
-      <w:pPr>
-        <w:pStyle w:val="BodyText"/>
-      </w:pPr>
-      <w:r>
-        <w:t xml:space="preserve">Cách diễn giải phù hợp nhất do đó không phải là đường cong chữ U ngược được xác lập chắc chắn, mà là mối quan hệ toàn mẫu chủ yếu tăng đơn điệu với độ cong bậc hai nhẹ trong phạm vi cường độ xuất khẩu quan sát được. Theo nghĩa này, phù hợp bậc hai có tính thông tin về mặt mô tả, trong khi các yêu cầu mạnh hơn về sự suy giảm phía phải được xác định cấu trúc vẫn nằm ngoài khả năng của dữ liệu Singapore hiện tại hỗ trợ.</w:t>
+        <w:t xml:space="preserve">Trong đặc tả bậc hai cơ sở (Mô hình M2), số hạng FSTS tuyến tính dương và có ý nghĩa thống kê (β = +2,652, SE = 0,691, p &lt; ,001), trong khi số hạng bình phương âm và có ý nghĩa biên (β = −1,705, SE = 0,931, p &lt; ,10). Đường cong phù hợp do đó ngụ ý một điểm ngoặt trong đuôi trên của phân phối cường độ xuất khẩu, gần FSTS = 82% theo thang gốc, nhưng điểm đó được xác định không chính xác và nằm trong vùng thưa dữ liệu. Bootstrap 5.000 lần tái lấy mẫu phục hồi hình dạng chữ U ngược thường xuyên (96,3% lần tái lấy mẫu), nhưng khoảng tin cậy phân vị 95% cho điểm ngoặt rộng ([53%, 253%]), và kiểm định Lind–Mehlum không xác nhận chính thức đường cong chữ U ngược thông thường ở mức ý nghĩa thông thường (p = ,303).</w:t>
+      </w:r>
+    </w:p>
+    <w:p>
+      <w:pPr>
+        <w:pStyle w:val="BodyText"/>
+      </w:pPr>
+      <w:r>
+        <w:t xml:space="preserve">Null này tự nó là kết quả dương có thông tin: phân phối DAI Singapore tập trung ở đầu cao — khoảng 67% doanh nghiệp báo cáo hiện diện trực tuyến (website) và áp dụng thanh toán điện tử Tầng 2 phổ biến rộng rãi — để lại sự lan rộng phân phối không đủ để xác định chính thức sự suy giảm phía phải trong phạm vi FSTS quan sát được. Trong nền kinh tế số trưởng thành nơi các công cụ điều phối Tầng 1–2 được phổ biến rộng rãi, sự suy yếu của cơ chế chi phí điều phối cổ điển nhất quán với giả thuyết bão hòa hỗ trợ H3 thay vì là sự thất bại của khung đường cong chữ U ngược. Sức thuyết phục diễn giải của null này được làm sắc nét hơn bằng cách đọc theo khung kiểm định tương đương (Lakens, Scheel, &amp; Isager, 2018): với phạm vi FSTS quan sát được bị giới hạn về cơ bản ở phân vị thứ 70 của phân phối, kiểm định L–M không đủ sức mạnh thống kê để phân biệt</w:t>
+      </w:r>
+      <w:r>
+        <w:t xml:space="preserve"> </w:t>
+      </w:r>
+      <w:r>
+        <w:t xml:space="preserve">“</w:t>
+      </w:r>
+      <w:r>
+        <w:t xml:space="preserve">không có chữ U ngược</w:t>
+      </w:r>
+      <w:r>
+        <w:t xml:space="preserve">”</w:t>
+      </w:r>
+      <w:r>
+        <w:t xml:space="preserve"> </w:t>
+      </w:r>
+      <w:r>
+        <w:t xml:space="preserve">với</w:t>
+      </w:r>
+      <w:r>
+        <w:t xml:space="preserve"> </w:t>
+      </w:r>
+      <w:r>
+        <w:t xml:space="preserve">“</w:t>
+      </w:r>
+      <w:r>
+        <w:t xml:space="preserve">chữ U ngược mà sự suy giảm phía phải đã bị đẩy vào đuôi trên không quan sát được.</w:t>
+      </w:r>
+      <w:r>
+        <w:t xml:space="preserve">”</w:t>
+      </w:r>
+      <w:r>
+        <w:t xml:space="preserve"> </w:t>
+      </w:r>
+      <w:r>
+        <w:t xml:space="preserve">Dưới cả hai giả thuyết, dữ liệu nhất quán với mối liên hệ đơn điệu dương là chủ yếu trên phạm vi hỗ trợ; điều mà cách đọc tương đương loại trừ chỉ là yêu cầu mạnh về một chữ U ngược được xác định chắc chắn</w:t>
+      </w:r>
+      <w:r>
+        <w:t xml:space="preserve"> </w:t>
+      </w:r>
+      <w:r>
+        <w:rPr>
+          <w:iCs/>
+          <w:i/>
+        </w:rPr>
+        <w:t xml:space="preserve">trong phạm vi hỗ trợ quan sát được</w:t>
+      </w:r>
+      <w:r>
+        <w:t xml:space="preserve">.</w:t>
+      </w:r>
+    </w:p>
+    <w:p>
+      <w:pPr>
+        <w:pStyle w:val="BodyText"/>
+      </w:pPr>
+      <w:r>
+        <w:t xml:space="preserve">Cách diễn giải phù hợp nhất do đó không phải là đường cong chữ U ngược được xác lập chắc chắn, mà là mối quan hệ toàn mẫu chủ yếu tăng đơn điệu với độ cong bậc hai nhẹ trong phạm vi cường độ xuất khẩu quan sát được. Theo nghĩa này, phù hợp bậc hai có tính thông tin về mặt mô tả, trong khi các yêu cầu mạnh hơn về sự suy giảm phía phải được xác định cấu trúc vẫn nằm ngoài khả năng của dữ liệu Singapore hiện tại hỗ trợ. Được đọc theo cách này, bằng chứng làm rõ thêm thay vì bác bỏ văn liệu phi tuyến thông thường, đồng thời giữ cách diễn giải trong phạm vi hỗ trợ thực nghiệm thực sự có sẵn trong mẫu Singapore.</w:t>
       </w:r>
     </w:p>
     <w:bookmarkEnd w:id="45"/>

--- a/p4/submission/p4_singapore_vi.docx
+++ b/p4/submission/p4_singapore_vi.docx
@@ -2,7 +2,7 @@
 <file path=word/document.xml><?xml version="1.0" encoding="utf-8"?>
 <w:document xmlns:w="http://schemas.openxmlformats.org/wordprocessingml/2006/main" xmlns:m="http://schemas.openxmlformats.org/officeDocument/2006/math" xmlns:r="http://schemas.openxmlformats.org/officeDocument/2006/relationships" xmlns:o="urn:schemas-microsoft-com:office:office" xmlns:v="urn:schemas-microsoft-com:vml" xmlns:w10="urn:schemas-microsoft-com:office:word" xmlns:a="http://schemas.openxmlformats.org/drawingml/2006/main" xmlns:pic="http://schemas.openxmlformats.org/drawingml/2006/picture" xmlns:wp="http://schemas.openxmlformats.org/drawingml/2006/wordprocessingDrawing">
   <w:body>
-    <w:bookmarkStart w:id="58" w:name="Xd82950b9c418f83cee444f6840dff3a67052410"/>
+    <w:bookmarkStart w:id="105" w:name="Xd82950b9c418f83cee444f6840dff3a67052410"/>
     <w:p>
       <w:pPr>
         <w:pStyle w:val="Heading1"/>
@@ -20,7 +20,7 @@
           <w:iCs/>
           <w:i/>
         </w:rPr>
-        <w:t xml:space="preserve">Bản dịch tiếng Việt — Nguồn: p4/p4_singapore_en_clean.md</w:t>
+        <w:t xml:space="preserve">Bản dịch tiếng Việt, Nguồn: p4/p4_singapore_en_clean.md</w:t>
       </w:r>
       <w:r>
         <w:br/>
@@ -160,33 +160,15 @@
         <w:pStyle w:val="FirstParagraph"/>
       </w:pPr>
       <w:r>
-        <w:t xml:space="preserve">Nghiên cứu này xem xét mối liên hệ giữa Năng lực công nghệ (Technological Capability Index — TCI) và Năng lực số (Digital Adoption Index — DAI) với mối quan hệ quốc tế hóa–hiệu quả doanh nghiệp (I–P) tại Singapore — một trường hợp biên (boundary case) kiểm tra sức chịu đựng (stress-test) ở ngưỡng trần nền kinh tế tiên tiến theo hướng đổi mới của phổ ICRV, nơi hạ tầng số đã phổ biến gần như toàn diện. Sử dụng dữ liệu vi mô từ Khảo sát Doanh nghiệp Ngân hàng Thế giới (WBES) Singapore 2023 (N = 623), nghiên cứu này tách biệt chiều sâu năng lực nội bộ doanh nghiệp (TCI) với các giao diện số nền tảng và cơ chế hỗ trợ giao dịch (DAI).</w:t>
-      </w:r>
-    </w:p>
-    <w:p>
-      <w:pPr>
-        <w:pStyle w:val="BodyText"/>
-      </w:pPr>
-      <w:r>
-        <w:t xml:space="preserve">Ba phát hiện chính được trình bày. Thứ nhất, mối quan hệ I–P trong phạm vi cường độ xuất khẩu (Foreign Sales to Total Sales — FSTS) quan sát được phù hợp hơn với mô tả</w:t>
-      </w:r>
-      <w:r>
-        <w:t xml:space="preserve"> </w:t>
-      </w:r>
-      <w:r>
-        <w:t xml:space="preserve">“</w:t>
-      </w:r>
-      <w:r>
-        <w:t xml:space="preserve">chủ yếu tăng đơn điệu với độ cong nhẹ hình parabol</w:t>
-      </w:r>
-      <w:r>
-        <w:t xml:space="preserve">”</w:t>
-      </w:r>
-      <w:r>
-        <w:t xml:space="preserve"> </w:t>
-      </w:r>
-      <w:r>
-        <w:t xml:space="preserve">hơn là đường cong chữ U ngược; điểm ngoặt ước tính nằm ở vùng đuôi trên thưa dữ liệu. Thứ hai, TCI có mối liên hệ dương với năng suất lao động, nhưng không phát hiện tác động điều tiết của TCI lên đường cong I–P. Thứ ba, DAI không tạo ra phần thưởng năng suất đồng đều; thay vào đó, mối liên hệ năng suất của DAI chỉ trở nên tích cực hơn ở mức cường độ xuất khẩu cao hơn, với tín hiệu rõ nhất ở vùng đuôi xuất khẩu cường độ cao. Những phát hiện này gợi ý rằng áp dụng số nền tảng vận hành như một nguồn lực mở rộng quy mô có điều kiện — tính liên quan đến năng suất của nó chỉ kích hoạt khi có nhu cầu điều phối xuyên biên giới — thay vì là lợi thế năng suất toàn doanh nghiệp.</w:t>
+        <w:t xml:space="preserve">Nghiên cứu này xem xét mối liên hệ giữa Năng lực công nghệ (Technological Capability Index, TCI) và Năng lực số (Digital Adoption Index, DAI) với mối quan hệ quốc tế hóa–hiệu quả doanh nghiệp (I–P) tại Singapore, một trường hợp biên (boundary case) kiểm tra sức chịu đựng (stress-test) ở ngưỡng trần nền kinh tế tiên tiến theo hướng đổi mới của phổ ICRV, nơi hạ tầng số đã phổ biến gần như toàn diện. Sử dụng dữ liệu vi mô từ Khảo sát Doanh nghiệp Ngân hàng Thế giới (WBES) Singapore 2023 (N = 623), nghiên cứu này tách biệt chiều sâu năng lực nội bộ doanh nghiệp (TCI) với các giao diện số nền tảng và cơ chế hỗ trợ giao dịch (DAI).</w:t>
+      </w:r>
+    </w:p>
+    <w:p>
+      <w:pPr>
+        <w:pStyle w:val="BodyText"/>
+      </w:pPr>
+      <w:r>
+        <w:t xml:space="preserve">Ba phát hiện chính được trình bày. Thứ nhất, mối quan hệ I–P trong phạm vi cường độ xuất khẩu (Foreign Sales to Total Sales, FSTS) quan sát được phù hợp hơn với mô tả "chủ yếu tăng đơn điệu với độ cong nhẹ hình parabol" hơn là đường cong chữ U ngược; điểm ngoặt ước tính nằm ở vùng đuôi trên thưa dữ liệu. Thứ hai, TCI có mối liên hệ dương với năng suất lao động, nhưng không phát hiện tác động điều tiết của TCI lên đường cong I–P. Thứ ba, DAI không tạo ra phần thưởng năng suất đồng đều; thay vào đó, mối liên hệ năng suất của DAI chỉ trở nên tích cực hơn ở mức cường độ xuất khẩu cao hơn, với tín hiệu rõ nhất ở vùng đuôi xuất khẩu cường độ cao. Những phát hiện này gợi ý rằng áp dụng số nền tảng vận hành như một nguồn lực mở rộng quy mô có điều kiện, tính liên quan đến năng suất của nó chỉ kích hoạt khi có nhu cầu điều phối xuyên biên giới, thay vì là lợi thế năng suất toàn doanh nghiệp.</w:t>
       </w:r>
     </w:p>
     <w:p>
@@ -215,7 +197,7 @@
       </w:r>
     </w:p>
     <w:bookmarkEnd w:id="20"/>
-    <w:bookmarkStart w:id="25" w:name="giới-thiệu"/>
+    <w:bookmarkStart w:id="25" w:name="X8291021638e5c0ee7b47a0aaabc4b853f1da348"/>
     <w:p>
       <w:pPr>
         <w:pStyle w:val="Heading2"/>
@@ -224,7 +206,7 @@
         <w:t xml:space="preserve">1 Giới thiệu</w:t>
       </w:r>
     </w:p>
-    <w:bookmarkStart w:id="21" w:name="bối-cảnh-và-động-cơ-nghiên-cứu"/>
+    <w:bookmarkStart w:id="21" w:name="X2bbf06b978493e9d1834e71727fce707721bc38"/>
     <w:p>
       <w:pPr>
         <w:pStyle w:val="Heading3"/>
@@ -238,15 +220,15 @@
         <w:pStyle w:val="FirstParagraph"/>
       </w:pPr>
       <w:r>
-        <w:t xml:space="preserve">Singapore là một bối cảnh có giá trị phân tích cao để xem xét lại mối quan hệ quốc tế hóa–hiệu quả doanh nghiệp, vì nơi này kết hợp trưởng thành số (digital maturity) cao với tính không đồng nhất ở cấp độ doanh nghiệp về cường độ xuất khẩu. Văn liệu I–P kinh điển giải thích tính phi tuyến thông qua sự đánh đổi giữa lợi ích quy mô và học hỏi từ mở rộng quốc tế với chi phí điều phối leo thang khi hoạt động trên nhiều thị trường, trong đó đường cong chữ U ngược nổi lên như pattern thực nghiệm phổ biến nhất trong văn liệu rộng hơn (Marano et al. 2016). Tuy nhiên, phần lớn văn liệu này được phát triển trong các bối cảnh tiền số hóa hoặc số hóa đang chuyển đổi, nơi điều kiện thể chế và hạ tầng khác biệt đáng kể so với các nền kinh tế số tiên tiến (Peng 2003; Peng et al. 2008). Do đó, văn liệu này có thể chưa nắm bắt đầy đủ cách đường cong I–P vận hành khi doanh nghiệp hoạt động trong môi trường thể chế số tiên tiến.</w:t>
-      </w:r>
-    </w:p>
-    <w:p>
-      <w:pPr>
-        <w:pStyle w:val="BodyText"/>
-      </w:pPr>
-      <w:r>
-        <w:t xml:space="preserve">Những điều kiện này có cơ sở thực nghiệm rõ ràng: Singapore xếp hạng 2 toàn cầu trong Chỉ số Môi trường Kinh doanh Đổi mới StartupBlink 2026 (điểm 99,145/100; đứng đầu châu Á Thái Bình Dương), hạng 4 trong Chỉ số Hệ sinh thái Khởi nghiệp Toàn cầu 2025, và hạng 3 trong Khảo sát Chính phủ điện tử LHQ 2024. Sáng kiến Smart Nation 2.0 (ra mắt 2024) chính thức hóa hạ tầng tin tưởng số và tăng trưởng hỗ trợ bởi công nghệ là ưu tiên chính sách quốc gia (GovTech Singapore, 2024; StartupBlink, 2025, 2026).</w:t>
+        <w:t xml:space="preserve">Singapore là một bối cảnh có giá trị phân tích cao để xem xét lại mối quan hệ quốc tế hóa–hiệu quả doanh nghiệp, vì nơi này kết hợp trưởng thành số (digital maturity) cao với tính không đồng nhất ở cấp độ doanh nghiệp về cường độ xuất khẩu. Văn liệu I–P kinh điển giải thích tính phi tuyến thông qua sự đánh đổi giữa lợi ích quy mô và học hỏi từ mở rộng quốc tế với chi phí điều phối leo thang khi hoạt động trên nhiều thị trường, trong đó đường cong chữ U ngược nổi lên như pattern thực nghiệm phổ biến nhất trong văn liệu rộng hơn (Marano et al. 2016). Tuy nhiên, phần lớn văn liệu này được phát triển trong các bối cảnh tiền số hóa hoặc số hóa đang chuyển đổi, nơi điều kiện thể chế và hạ tầng khác biệt đáng kể so với các nền kinh tế số tiên tiến (Peng 2003; Peng et al. 2008). Do đó, văn liệu này có thể chưa nắm bắt đầy đủ cách đường cong I–P vận hành khi doanh nghiệp hoạt động trong môi trường thể chế số tiên tiến.</w:t>
+      </w:r>
+    </w:p>
+    <w:p>
+      <w:pPr>
+        <w:pStyle w:val="BodyText"/>
+      </w:pPr>
+      <w:r>
+        <w:t xml:space="preserve">Những điều kiện này có cơ sở thực nghiệm rõ ràng: Singapore xếp hạng 2 toàn cầu trong Chỉ số Môi trường Kinh doanh Đổi mới StartupBlink 2026 (điểm 99, 145/100; đứng đầu châu Á Thái Bình Dương), hạng 4 trong Chỉ số Hệ sinh thái Khởi nghiệp Toàn cầu 2025, và hạng 3 trong Khảo sát Chính phủ điện tử LHQ 2024. Sáng kiến Smart Nation 2.0 (ra mắt 2024) chính thức hóa hạ tầng tin tưởng số và tăng trưởng hỗ trợ bởi công nghệ là ưu tiên chính sách quốc gia (GovTech Singapore, 2024; StartupBlink, 2025, 2026).</w:t>
       </w:r>
     </w:p>
     <w:p>
@@ -278,27 +260,27 @@
         <w:t xml:space="preserve"> </w:t>
       </w:r>
       <w:r>
-        <w:t xml:space="preserve">(digital saturation paradox): trong môi trường nơi các giao diện số Tầng 1–2 (trang web, hệ thống thanh toán điện tử) đã phổ biến rộng rãi, những công cụ này vận hành như các yếu tố vệ sinh cho hoạt động trong nước thay vì là tài sản tạo khác biệt. Sự phổ biến gần như toàn diện của Tầng 1–2 này được hỗ trợ bởi Cơ sở hạ tầng Công cộng Số (Digital Public Infrastructure) được triển khai cấp quốc gia tại Singapore — bao gồm hệ thống nhận dạng số, hạ tầng thanh toán và nền tảng trao đổi dữ liệu. Phù hợp với điều này, mẫu Singapore cho thấy 82% doanh nghiệp báo cáo doanh thu xuất khẩu bằng 0, trong khi chỉ 3% vượt 50% cường độ xuất khẩu (FSTS).</w:t>
-      </w:r>
-    </w:p>
-    <w:p>
-      <w:pPr>
-        <w:pStyle w:val="BodyText"/>
-      </w:pPr>
-      <w:r>
-        <w:t xml:space="preserve">Do đó, lợi nhuận năng suất từ áp dụng số nền tảng không thể kỳ vọng xuất hiện đồng đều ở tất cả các doanh nghiệp. Thay vào đó, chúng chỉ có thể đo lường được chủ yếu khi doanh nghiệp đối mặt với nhu cầu điều phối và giao dịch xuyên biên giới được tăng cường. Singapore do đó không chỉ là bối cảnh thực nghiệm thuận tiện, mà là một bài kiểm tra sức chịu đựng (stress-test) lý tưởng về mặt phân tích — môi trường trong đó logic có điều kiện của áp dụng số nền tảng dễ nhận biết nhất chính xác vì bão hòa trong nước loại bỏ hiệu ứng phần thưởng đồng đều và chỉ để lại tín hiệu phụ thuộc xuất khẩu.</w:t>
-      </w:r>
-    </w:p>
-    <w:p>
-      <w:pPr>
-        <w:pStyle w:val="BodyText"/>
-      </w:pPr>
-      <w:r>
-        <w:t xml:space="preserve">Động cơ thứ hai liên quan đến sự rõ ràng về cấu trúc (construct clarity). Trong các bối cảnh số tiên tiến, doanh nghiệp có thể khác nhau không chỉ về chiều sâu năng lực công nghệ có gốc rễ trong học hỏi, đổi mới và năng lực hấp thụ, mà còn về mức độ áp dụng các giao diện số cơ bản và hệ thống hỗ trợ giao dịch. Hai lĩnh vực này không nên gộp chung thành một cấu trúc đơn nhất, vì năng lực công nghệ phản ánh chiều sâu năng lực nội bộ doanh nghiệp dựa trên lý thuyết nguồn lực và năng lực hấp thụ (Barney 1991; Cohen &amp; Levinthal 1990; Lall 1992), trong khi áp dụng số phản ánh tham gia vào các giao dịch và giao diện được số hóa có thể phụ thuộc nhiều hơn vào hệ sinh thái số xung quanh (Bharadwaj et al. 2013; Verhoef et al. 2021).</w:t>
+        <w:t xml:space="preserve">(digital saturation paradox): trong môi trường nơi các giao diện số Tầng 1–2 (trang web, hệ thống thanh toán điện tử) đã phổ biến rộng rãi, những công cụ này vận hành như các yếu tố vệ sinh cho hoạt động trong nước thay vì là tài sản tạo khác biệt. Sự phổ biến gần như toàn diện của Tầng 1–2 này được hỗ trợ bởi Cơ sở hạ tầng Công cộng Số (Digital Public Infrastructure) được triển khai cấp quốc gia tại Singapore, bao gồm hệ thống nhận dạng số, hạ tầng thanh toán và nền tảng trao đổi dữ liệu. Phù hợp với điều này, mẫu Singapore cho thấy 82% doanh nghiệp báo cáo doanh thu xuất khẩu bằng 0, trong khi chỉ 3% vượt 50% cường độ xuất khẩu (FSTS).</w:t>
+      </w:r>
+    </w:p>
+    <w:p>
+      <w:pPr>
+        <w:pStyle w:val="BodyText"/>
+      </w:pPr>
+      <w:r>
+        <w:t xml:space="preserve">Do đó, lợi nhuận năng suất từ áp dụng số nền tảng không thể kỳ vọng xuất hiện đồng đều ở tất cả các doanh nghiệp. Thay vào đó, chúng chỉ có thể đo lường được chủ yếu khi doanh nghiệp đối mặt với nhu cầu điều phối và giao dịch xuyên biên giới được tăng cường. Singapore do đó không chỉ là bối cảnh thực nghiệm thuận tiện, mà là một bài kiểm tra sức chịu đựng (stress-test) lý tưởng về mặt phân tích, môi trường trong đó logic có điều kiện của áp dụng số nền tảng dễ nhận biết nhất chính xác vì bão hòa trong nước loại bỏ hiệu ứng phần thưởng đồng đều và chỉ để lại tín hiệu phụ thuộc xuất khẩu.</w:t>
+      </w:r>
+    </w:p>
+    <w:p>
+      <w:pPr>
+        <w:pStyle w:val="BodyText"/>
+      </w:pPr>
+      <w:r>
+        <w:t xml:space="preserve">Động cơ thứ hai liên quan đến sự rõ ràng về cấu trúc (construct clarity). Trong các bối cảnh số tiên tiến, doanh nghiệp có thể khác nhau không chỉ về chiều sâu năng lực công nghệ có gốc rễ trong học hỏi, đổi mới và năng lực hấp thụ, mà còn về mức độ áp dụng các giao diện số cơ bản và hệ thống hỗ trợ giao dịch. Hai lĩnh vực này không nên gộp chung thành một cấu trúc đơn nhất, vì năng lực công nghệ phản ánh chiều sâu năng lực nội bộ doanh nghiệp dựa trên lý thuyết nguồn lực và năng lực hấp thụ (Barney 1991; Cohen &amp; Levinthal 1990; Lall 1992), trong khi áp dụng số phản ánh tham gia vào các giao dịch và giao diện được số hóa có thể phụ thuộc nhiều hơn vào hệ sinh thái số xung quanh (Bharadwaj et al. 2013; Verhoef et al. 2021).</w:t>
       </w:r>
     </w:p>
     <w:bookmarkEnd w:id="21"/>
-    <w:bookmarkStart w:id="22" w:name="khoảng-trống-nghiên-cứu"/>
+    <w:bookmarkStart w:id="22" w:name="X15fa9c063fdc88ac4ab2eee112a83d2c594b43c"/>
     <w:p>
       <w:pPr>
         <w:pStyle w:val="Heading3"/>
@@ -332,7 +314,7 @@
       </w:r>
     </w:p>
     <w:bookmarkEnd w:id="22"/>
-    <w:bookmarkStart w:id="23" w:name="đóng-góp"/>
+    <w:bookmarkStart w:id="23" w:name="Xeedc03ef61ada7b1412bb34ba01505c4b6d308f"/>
     <w:p>
       <w:pPr>
         <w:pStyle w:val="Heading3"/>
@@ -346,33 +328,15 @@
         <w:pStyle w:val="FirstParagraph"/>
       </w:pPr>
       <w:r>
-        <w:t xml:space="preserve">Nghiên cứu này tạo ra một đóng góp chính và hai đóng góp bổ trợ. Đóng góp chính là cung cấp bằng chứng rằng DAI vận hành như một nguồn lực mở rộng quy mô có điều kiện thay vì một phần thưởng năng suất đồng đều trong nền kinh tế tiên tiến: mối liên hệ năng suất của áp dụng số Tầng 1–2 yếu ở hầu hết phân phối cường độ xuất khẩu và chỉ trở nên tích cực hơn ở vùng đuôi xuất khẩu cao, nơi nhu cầu điều phối xuyên biên giới dày đặc nhất. Bằng chứng nội-bối-cảnh từ Singapore hỗ trợ cơ chế bổ sung số có điều kiện — DAI như đòn bẩy mở rộng quy mô có giá trị được hiện thực hóa dưới điều kiện cường độ xuất khẩu. Bằng chứng cho cơ chế này (H3: số hạng tương tác (interaction term) bậc hai DAI×FSTS² dương, β = +3,119, p = ,005) là phát hiện thực nghiệm đặc sắc nhất và ít được dự đoán nhất bởi văn liệu trước.</w:t>
-      </w:r>
-    </w:p>
-    <w:p>
-      <w:pPr>
-        <w:pStyle w:val="BodyText"/>
-      </w:pPr>
-      <w:r>
-        <w:t xml:space="preserve">Đóng góp bổ trợ thứ nhất làm rõ văn liệu I–P phi tuyến thông thường. Trong phạm vi cường độ xuất khẩu quan sát được, hàm bậc hai phù hợp có thể hiểu chắc chắn hơn là</w:t>
-      </w:r>
-      <w:r>
-        <w:t xml:space="preserve"> </w:t>
-      </w:r>
-      <w:r>
-        <w:t xml:space="preserve">“</w:t>
-      </w:r>
-      <w:r>
-        <w:t xml:space="preserve">chủ yếu tăng đơn điệu với độ cong nhẹ</w:t>
-      </w:r>
-      <w:r>
-        <w:t xml:space="preserve">”</w:t>
-      </w:r>
-      <w:r>
-        <w:t xml:space="preserve"> </w:t>
-      </w:r>
-      <w:r>
-        <w:t xml:space="preserve">hơn là đường cong chữ U ngược được xác định chính thức: điểm ngoặt ước tính nằm gần FSTS = 88,6%, trong vùng đuôi trên thưa dữ liệu, và kiểm định Lind–Mehlum không xác nhận chính thức sự suy giảm phía phải ở ngưỡng thông thường. Nghiên cứu này làm rõ thêm thay vì bác bỏ văn liệu I–P phi tuyến.</w:t>
+        <w:t xml:space="preserve">Nghiên cứu này tạo ra một đóng góp chính và hai đóng góp bổ trợ. Đóng góp chính là cung cấp bằng chứng rằng DAI vận hành như một nguồn lực mở rộng quy mô có điều kiện thay vì một phần thưởng năng suất đồng đều trong nền kinh tế tiên tiến: mối liên hệ năng suất của áp dụng số Tầng 1–2 yếu ở hầu hết phân phối cường độ xuất khẩu và chỉ trở nên tích cực hơn ở vùng đuôi xuất khẩu cao, nơi nhu cầu điều phối xuyên biên giới dày đặc nhất. Bằng chứng nội-bối-cảnh từ Singapore hỗ trợ cơ chế bổ sung số có điều kiện, DAI như đòn bẩy mở rộng quy mô có giá trị được hiện thực hóa dưới điều kiện cường độ xuất khẩu. Bằng chứng cho cơ chế này (H3: số hạng tương tác (interaction term) bậc hai DAI×FSTS² dương, β = +3, 119, p =, 005) là phát hiện thực nghiệm đặc sắc nhất và ít được dự đoán nhất bởi văn liệu trước.</w:t>
+      </w:r>
+    </w:p>
+    <w:p>
+      <w:pPr>
+        <w:pStyle w:val="BodyText"/>
+      </w:pPr>
+      <w:r>
+        <w:t xml:space="preserve">Đóng góp bổ trợ thứ nhất làm rõ văn liệu I–P phi tuyến thông thường. Trong phạm vi cường độ xuất khẩu quan sát được, hàm bậc hai phù hợp có thể hiểu chắc chắn hơn là "chủ yếu tăng đơn điệu với độ cong nhẹ" hơn là đường cong chữ U ngược được xác định chính thức: điểm ngoặt ước tính nằm gần FSTS = 88, 6%, trong vùng đuôi trên thưa dữ liệu, và kiểm định Lind–Mehlum không xác nhận chính thức sự suy giảm phía phải ở ngưỡng thông thường. Nghiên cứu này làm rõ thêm thay vì bác bỏ văn liệu I–P phi tuyến.</w:t>
       </w:r>
     </w:p>
     <w:p>
@@ -384,7 +348,7 @@
       </w:r>
     </w:p>
     <w:bookmarkEnd w:id="23"/>
-    <w:bookmarkStart w:id="24" w:name="kết-cấu-bài-báo"/>
+    <w:bookmarkStart w:id="24" w:name="X64aef485a8de4ca702805bf7e3ae9662519e679"/>
     <w:p>
       <w:pPr>
         <w:pStyle w:val="Heading3"/>
@@ -410,7 +374,7 @@
     </w:p>
     <w:bookmarkEnd w:id="24"/>
     <w:bookmarkEnd w:id="25"/>
-    <w:bookmarkStart w:id="34" w:name="lý-thuyết-và-giả-thuyết"/>
+    <w:bookmarkStart w:id="37" w:name="Xc948a667d59efd33f3b5fae659341d5c8fb2e03"/>
     <w:p>
       <w:pPr>
         <w:pStyle w:val="Heading2"/>
@@ -419,7 +383,7 @@
         <w:t xml:space="preserve">2 Lý thuyết và Giả thuyết</w:t>
       </w:r>
     </w:p>
-    <w:bookmarkStart w:id="26" w:name="X912e9ffc8b80ffa113077437f5bc14caa0128e5"/>
+    <w:bookmarkStart w:id="26" w:name="X61760cb5d794fbccc3c87976f1b11c3ba42fa4c"/>
     <w:p>
       <w:pPr>
         <w:pStyle w:val="Heading3"/>
@@ -433,7 +397,7 @@
         <w:pStyle w:val="FirstParagraph"/>
       </w:pPr>
       <w:r>
-        <w:t xml:space="preserve">Văn liệu I–P đã cung cấp bằng chứng phong phú về các mối quan hệ phi tuyến giữa mức độ quốc tế hóa (Degree of Internationalization — DOI) và hiệu quả doanh nghiệp. Hitt et al. (1997) giới thiệu logic đường cong chữ U ngược: quốc tế hóa ban đầu mang lại lợi ích quy mô và học hỏi, nhưng ở mức cường độ xuất khẩu cao, doanh nghiệp gặp phải giới hạn nhận thức và điều phối làm xói mòn lợi nhuận từ mở rộng tiếp theo. Contractor et al. (2003) mở rộng logic này thành đường cong S ba giai đoạn, và Lu &amp; Beamish (2004) tinh chỉnh đường cong chữ U ngược với sự chú ý đến các tác động của quy mô và tuổi doanh nghiệp. Pattern phổ biến nhất trong văn liệu này là đường cong chữ U ngược với điểm ngoặt trong khoảng FSTS 30%–60% (Marano et al. 2016).</w:t>
+        <w:t xml:space="preserve">Văn liệu I–P đã cung cấp bằng chứng phong phú về các mối quan hệ phi tuyến giữa mức độ quốc tế hóa (Degree of Internationalization, DOI) và hiệu quả doanh nghiệp. Hitt et al. (1997) giới thiệu logic đường cong chữ U ngược: quốc tế hóa ban đầu mang lại lợi ích quy mô và học hỏi, nhưng ở mức cường độ xuất khẩu cao, doanh nghiệp gặp phải giới hạn nhận thức và điều phối làm xói mòn lợi nhuận từ mở rộng tiếp theo. Contractor et al. (2003) mở rộng logic này thành đường cong S ba giai đoạn, và Lu &amp; Beamish (2004) tinh chỉnh đường cong chữ U ngược với sự chú ý đến các tác động của quy mô và tuổi doanh nghiệp. Pattern phổ biến nhất trong văn liệu này là đường cong chữ U ngược với điểm ngoặt trong khoảng FSTS 30%–60% (Marano et al. 2016).</w:t>
       </w:r>
     </w:p>
     <w:p>
@@ -445,7 +409,7 @@
       </w:r>
     </w:p>
     <w:bookmarkEnd w:id="26"/>
-    <w:bookmarkStart w:id="27" w:name="hai-cấu-trúc-phân-biệt-tci-và-dai"/>
+    <w:bookmarkStart w:id="27" w:name="Xba456ce87386d169e9c9262f854925dee014bcc"/>
     <w:p>
       <w:pPr>
         <w:pStyle w:val="Heading3"/>
@@ -459,71 +423,35 @@
         <w:pStyle w:val="FirstParagraph"/>
       </w:pPr>
       <w:r>
-        <w:t xml:space="preserve">Một vấn đề lặp đi lặp lại trong văn liệu kinh doanh quốc tế số là xu hướng gộp các thuộc tính doanh nghiệp không đồng nhất về mặt công nghệ vào một cấu trúc ô tổng hợp, từ đó làm mờ ranh giới giữa chiều sâu năng lực nội bộ và tham gia thị trường được số hóa (Verhoef et al. 2021). Nghiên cứu này tách biệt Năng lực công nghệ (Technological Capability Index — TCI), được neo đậu trong truyền thống Lall–Cohen-Levinthal (Cohen &amp; Levinthal 1990; Lall 1992), với Năng lực số (Digital Adoption Index — DAI), được neo đậu trong truyền thống số hóa Bharadwaj–Verhoef (Bharadwaj et al. 2013; Verhoef et al. 2021).</w:t>
-      </w:r>
-    </w:p>
-    <w:p>
-      <w:pPr>
-        <w:pStyle w:val="BodyText"/>
-      </w:pPr>
-      <w:r>
-        <w:t xml:space="preserve">Sự phân biệt này cần thiết về mặt lý thuyết vì hai cấu trúc đề cập đến các lĩnh vực lợi thế doanh nghiệp khác nhau. TCI nắm bắt các kho năng lực nội bộ liên quan đến đổi mới, học hỏi và hấp thụ công nghệ, dựa trên logic năng lực hấp thụ của Cohen &amp; Levinthal (1990) và truyền thống năng lực công nghệ của Lall (1992). DAI, ngược lại, nắm bắt việc doanh nghiệp sử dụng giao diện số và cơ chế hỗ trợ giao dịch (Bharadwaj et al. 2013), phản ánh hình thức lợi thế doanh nghiệp phụ thuộc môi trường hơn, phụ thuộc vào mức độ trưởng thành của hệ sinh thái số xung quanh (Verhoef et al. 2021).</w:t>
-      </w:r>
-    </w:p>
-    <w:p>
-      <w:pPr>
-        <w:pStyle w:val="BodyText"/>
-      </w:pPr>
-      <w:r>
-        <w:t xml:space="preserve">Nhãn</w:t>
-      </w:r>
-      <w:r>
-        <w:t xml:space="preserve"> </w:t>
-      </w:r>
-      <w:r>
-        <w:t xml:space="preserve">“</w:t>
-      </w:r>
-      <w:r>
-        <w:t xml:space="preserve">áp dụng số</w:t>
-      </w:r>
-      <w:r>
-        <w:t xml:space="preserve">”</w:t>
-      </w:r>
-      <w:r>
-        <w:t xml:space="preserve"> </w:t>
-      </w:r>
-      <w:r>
-        <w:t xml:space="preserve">có thể bảo vệ hơn</w:t>
-      </w:r>
-      <w:r>
-        <w:t xml:space="preserve"> </w:t>
-      </w:r>
-      <w:r>
-        <w:t xml:space="preserve">“</w:t>
-      </w:r>
-      <w:r>
-        <w:t xml:space="preserve">năng lực số</w:t>
-      </w:r>
-      <w:r>
-        <w:t xml:space="preserve">”</w:t>
-      </w:r>
-      <w:r>
-        <w:t xml:space="preserve"> </w:t>
-      </w:r>
-      <w:r>
-        <w:t xml:space="preserve">trong bối cảnh thực nghiệm hiện tại vì các chỉ báo WBES có sẵn ở đây chủ yếu phản ánh hiện diện số cơ bản và sử dụng giao dịch số thay vì các quy trình tổ chức tích hợp số sâu hơn. Trong phân cấp của Verhoef et al. (2021), hiện diện trực tuyến (website, c22b) tương ứng gần nhất với số hóa (digitization) Tầng 1, trong khi cường độ thanh toán điện tử ở phía khách hàng và nhà cung cấp (k33, k38) tương ứng với số hóa (digitalization) Tầng 2. Do đó, chỉ số tổng hợp cấu thành (formative composite) DAI nắm bắt tầng số nền tảng mà trên đó các năng lực số cấp cao hơn có thể được xây dựng, nhưng không thể trực tiếp quan sát tích hợp quy trình Tầng 3 (ERP, CRM) hoặc năng lực động số Tầng 4 (triển khai AI, điều phối nền tảng).</w:t>
-      </w:r>
-    </w:p>
-    <w:p>
-      <w:pPr>
-        <w:pStyle w:val="BodyText"/>
-      </w:pPr>
-      <w:r>
-        <w:t xml:space="preserve">Về mặt phương pháp luận, hai cấu trúc đáp ứng kiểm định bốn tiêu chí của Coltman et al. (2008) cho đo lường cấu thành (formative) (trái với phản chiếu). Kết hợp TCI và DAI thành một chỉ số tổng hợp duy nhất sẽ vi phạm nguyên tắc rằng các cấu trúc với mạng danh nghĩa (nomological nets) được giả thuyết khác nhau nên được giữ phân biệt về mặt phân tích.</w:t>
+        <w:t xml:space="preserve">Một vấn đề lặp đi lặp lại trong văn liệu kinh doanh quốc tế số là xu hướng gộp các thuộc tính doanh nghiệp không đồng nhất về mặt công nghệ vào một cấu trúc ô tổng hợp, từ đó làm mờ ranh giới giữa chiều sâu năng lực nội bộ và tham gia thị trường được số hóa (Verhoef et al. 2021). Nghiên cứu này tách biệt Năng lực công nghệ (Technological Capability Index, TCI), được neo đậu trong truyền thống Lall–Cohen-Levinthal (Cohen &amp; Levinthal 1990; Lall 1992), với Năng lực số (Digital Adoption Index, DAI), được neo đậu trong truyền thống số hóa Bharadwaj–Verhoef (Bharadwaj et al. 2013; Verhoef et al. 2021).</w:t>
+      </w:r>
+    </w:p>
+    <w:p>
+      <w:pPr>
+        <w:pStyle w:val="BodyText"/>
+      </w:pPr>
+      <w:r>
+        <w:t xml:space="preserve">Sự phân biệt này cần thiết về mặt lý thuyết vì hai cấu trúc đề cập đến các lĩnh vực lợi thế doanh nghiệp khác nhau. TCI nắm bắt các kho năng lực nội bộ liên quan đến đổi mới, học hỏi và hấp thụ công nghệ, dựa trên logic năng lực hấp thụ của Cohen &amp; Levinthal (1990) và truyền thống năng lực công nghệ của Lall (1992). DAI, ngược lại, nắm bắt việc doanh nghiệp sử dụng giao diện số và cơ chế hỗ trợ giao dịch (Bharadwaj et al. 2013), phản ánh hình thức lợi thế doanh nghiệp phụ thuộc môi trường hơn, phụ thuộc vào mức độ trưởng thành của hệ sinh thái số xung quanh (Verhoef et al. 2021).</w:t>
+      </w:r>
+    </w:p>
+    <w:p>
+      <w:pPr>
+        <w:pStyle w:val="BodyText"/>
+      </w:pPr>
+      <w:r>
+        <w:t xml:space="preserve">Nhãn "áp dụng số" có thể bảo vệ hơn "năng lực số" trong bối cảnh thực nghiệm hiện tại vì các chỉ báo WBES có sẵn ở đây chủ yếu phản ánh hiện diện số cơ bản và sử dụng giao dịch số thay vì các quy trình tổ chức tích hợp số sâu hơn. Trong phân cấp của Verhoef et al. (2021), hiện diện trực tuyến (website, c22b) tương ứng gần nhất với số hóa (digitization) Tầng 1, trong khi cường độ thanh toán điện tử ở phía khách hàng và nhà cung cấp (k33, k38) tương ứng với số hóa (digitalization) Tầng 2. Do đó, chỉ số tổng hợp cấu thành (formative composite) DAI nắm bắt tầng số nền tảng mà trên đó các năng lực số cấp cao hơn có thể được xây dựng, nhưng không thể trực tiếp quan sát tích hợp quy trình Tầng 3 (ERP, CRM) hoặc năng lực động số Tầng 4 (triển khai AI, điều phối nền tảng).</w:t>
+      </w:r>
+    </w:p>
+    <w:p>
+      <w:pPr>
+        <w:pStyle w:val="BodyText"/>
+      </w:pPr>
+      <w:r>
+        <w:t xml:space="preserve">Về mặt phương pháp luận, hai cấu trúc đáp ứng kiểm định bốn tiêu chí của Coltman et al. (2008) cho đo lường cấu thành (formative) (trái với phản chiếu). Kết hợp TCI và DAI thành một chỉ số tổng hợp duy nhất sẽ vi phạm nguyên tắc rằng các cấu trúc với mạng danh nghĩa (nomological nets) được giả thuyết khác nhau nên được giữ phân biệt về mặt phân tích.</w:t>
       </w:r>
     </w:p>
     <w:bookmarkEnd w:id="27"/>
-    <w:bookmarkStart w:id="32" w:name="Xd8ac83d5c388707f18e2d2c91d00af829a3643f"/>
+    <w:bookmarkStart w:id="32" w:name="X411767e4cb8e308bd26585f16f897673db74ffc"/>
     <w:p>
       <w:pPr>
         <w:pStyle w:val="Heading3"/>
@@ -532,7 +460,7 @@
         <w:t xml:space="preserve">2.3 Xây dựng giả thuyết (hypothesis development)</w:t>
       </w:r>
     </w:p>
-    <w:bookmarkStart w:id="28" w:name="tác-động-trực-tiếp-của-tci-lên-năng-suất"/>
+    <w:bookmarkStart w:id="28" w:name="Xb70fd8a8ac8254dde811f86e6137f0546dfed09"/>
     <w:p>
       <w:pPr>
         <w:pStyle w:val="Heading4"/>
@@ -546,7 +474,7 @@
         <w:pStyle w:val="FirstParagraph"/>
       </w:pPr>
       <w:r>
-        <w:t xml:space="preserve">Theo truyền thống năng lực của Lall (1992) và logic năng lực hấp thụ của Cohen &amp; Levinthal (1990), các doanh nghiệp có năng lực công nghệ sâu hơn nên tạo ra nhiều đầu ra hơn trên một đơn vị đầu vào lao động bất kể giai đoạn quốc tế hóa. Năng lực công nghệ phản ánh các khoản đầu tư nội bộ doanh nghiệp vào R&amp;D, đổi mới, cấp phép công nghệ nước ngoài và chứng nhận chất lượng — tất cả đều liên quan đến mức sàn năng suất cao hơn, phản ánh trong hiệu quả vận hành, chất lượng sản phẩm và thói quen học hỏi (Avenyo et al. 2021; Krammer et al. 2018). Nghiên cứu này do đó đưa ra giả thuyết:</w:t>
+        <w:t xml:space="preserve">Theo truyền thống năng lực của Lall (1992) và logic năng lực hấp thụ của Cohen &amp; Levinthal (1990), các doanh nghiệp có năng lực công nghệ sâu hơn nên tạo ra nhiều đầu ra hơn trên một đơn vị đầu vào lao động bất kể giai đoạn quốc tế hóa. Năng lực công nghệ phản ánh các khoản đầu tư nội bộ doanh nghiệp vào R&amp;D, đổi mới, cấp phép công nghệ nước ngoài và chứng nhận chất lượng, tất cả đều liên quan đến mức sàn năng suất cao hơn, phản ánh trong hiệu quả vận hành, chất lượng sản phẩm và thói quen học hỏi (Avenyo et al. 2021; Krammer et al. 2018). Nghiên cứu này do đó đưa ra giả thuyết:</w:t>
       </w:r>
     </w:p>
     <w:p>
@@ -568,7 +496,7 @@
       </w:r>
     </w:p>
     <w:bookmarkEnd w:id="28"/>
-    <w:bookmarkStart w:id="29" w:name="X434a2304a3a02ccb46993eea8dfac879db9412e"/>
+    <w:bookmarkStart w:id="29" w:name="X1937f529981fcc50ebc9da694d0f207358b6141"/>
     <w:p>
       <w:pPr>
         <w:pStyle w:val="Heading4"/>
@@ -594,7 +522,7 @@
       </w:r>
     </w:p>
     <w:bookmarkEnd w:id="29"/>
-    <w:bookmarkStart w:id="30" w:name="tác-động-trực-tiếp-của-dai-lên-năng-suất"/>
+    <w:bookmarkStart w:id="30" w:name="X3dad10c6265aeac8e019cbdc193c53fce625584"/>
     <w:p>
       <w:pPr>
         <w:pStyle w:val="Heading4"/>
@@ -626,11 +554,11 @@
         <w:t xml:space="preserve"> </w:t>
       </w:r>
       <w:r>
-        <w:t xml:space="preserve">Tại Singapore, khi doanh nghiệp áp dụng giao diện số nền tảng và cơ chế hỗ trợ giao dịch (Tầng 1–2), mối liên hệ năng suất của DAI mang tính có điều kiện thay vì đồng đều giữa các doanh nghiệp, bởi vì lợi nhuận biên của áp dụng số cơ bản phụ thuộc vào quy mô mà các kênh số đó thực sự được sử dụng (Bharadwaj et al. 2013; Verhoef et al. 2021), cho đến khi đạt mức cường độ xuất khẩu mà tại đó nhu cầu điều phối xuyên biên giới tạo ra lợi nhuận có thể đo lường được.</w:t>
+        <w:t xml:space="preserve">Tại Singapore, khi doanh nghiệp áp dụng giao diện số nền tảng và cơ chế hỗ trợ giao dịch (Tầng 1–2), mối liên hệ năng suất của DAI mang tính có điều kiện thay vì đồng đều giữa các doanh nghiệp, bởi vì lợi nhuận biên của áp dụng số cơ bản phụ thuộc vào quy mô mà các kênh số đó thực sự được sử dụng (Bharadwaj et al. 2013; Verhoef et al. 2021), cho đến khi đạt mức cường độ xuất khẩu mà tại đó nhu cầu điều phối xuyên biên giới tạo ra lợi nhuận có thể đo lường được.</w:t>
       </w:r>
     </w:p>
     <w:bookmarkEnd w:id="30"/>
-    <w:bookmarkStart w:id="31" w:name="X0d3da000a380d40e03dc6f69d483167e9475fa0"/>
+    <w:bookmarkStart w:id="31" w:name="X7ba40597ceded22dd396e40f2362e6b7218959d"/>
     <w:p>
       <w:pPr>
         <w:pStyle w:val="Heading4"/>
@@ -672,7 +600,7 @@
           <w:iCs/>
           <w:i/>
         </w:rPr>
-        <w:t xml:space="preserve">Cơ chế 1 — Thay thế</w:t>
+        <w:t xml:space="preserve">Cơ chế 1, Thay thế</w:t>
       </w:r>
       <w:r>
         <w:t xml:space="preserve">: áp dụng số nền tảng bù đắp cho các nguồn lực điều phối thay thế yếu hơn ở cường độ xuất khẩu cao hơn bằng cách giảm chi phí điều phối xuyên biên giới trên mỗi đơn vị, từ đó nâng cao năng suất của nhà xuất khẩu cường độ cao so với các đồng nghiệp có DAI thấp. Thay thế dự đoán</w:t>
@@ -701,7 +629,7 @@
           <w:iCs/>
           <w:i/>
         </w:rPr>
-        <w:t xml:space="preserve">Cơ chế 2 — Khuếch đại</w:t>
+        <w:t xml:space="preserve">Cơ chế 2, Khuếch đại</w:t>
       </w:r>
       <w:r>
         <w:t xml:space="preserve">: áp dụng số nền tảng nâng cao</w:t>
@@ -746,7 +674,7 @@
           <w:iCs/>
           <w:i/>
         </w:rPr>
-        <w:t xml:space="preserve">Cơ chế 3 — Lựa chọn</w:t>
+        <w:t xml:space="preserve">Cơ chế 3, Lựa chọn</w:t>
       </w:r>
       <w:r>
         <w:t xml:space="preserve">: các doanh nghiệp vốn có năng suất cao hơn đồng thời chọn vào áp dụng số cao và cường độ xuất khẩu cao, tạo ra số hạng tương tác (interaction term) mặt cắt chéo (cross-section) dương khi không có cơ chế mở rộng quy mô nhân quả nào.</w:t>
@@ -804,12 +732,12 @@
         <w:t xml:space="preserve"> </w:t>
       </w:r>
       <w:r>
-        <w:t xml:space="preserve">Tại Singapore, khi doanh nghiệp hoạt động ở mức cường độ xuất khẩu cao hơn, mối liên hệ giữa áp dụng số (DAI) và hiệu quả doanh nghiệp trở nên tích cực hơn bởi vì các công cụ số nền tảng giảm chi phí điều phối xuyên biên giới theo cách siêu tuyến tính thay vì theo tỷ lệ tuyến tính (cơ chế nền tảng điều phối — coordination platform mechanism: Stallkamp &amp; Schotter 2021; Barney 1991), với hiệu ứng khuếch đại chỉ trở nên có thể phát hiện ở ngưỡng cường độ xuất khẩu mà tại đó khối lượng giao dịch biện hộ cho việc sử dụng cường độ cao các giao diện số và hệ thống thanh toán điện tử.</w:t>
+        <w:t xml:space="preserve">Tại Singapore, khi doanh nghiệp hoạt động ở mức cường độ xuất khẩu cao hơn, mối liên hệ giữa áp dụng số (DAI) và hiệu quả doanh nghiệp trở nên tích cực hơn bởi vì các công cụ số nền tảng giảm chi phí điều phối xuyên biên giới theo cách siêu tuyến tính thay vì theo tỷ lệ tuyến tính (cơ chế nền tảng điều phối, coordination platform mechanism: Stallkamp &amp; Schotter 2021; Barney 1991), với hiệu ứng khuếch đại chỉ trở nên có thể phát hiện ở ngưỡng cường độ xuất khẩu mà tại đó khối lượng giao dịch biện hộ cho việc sử dụng cường độ cao các giao diện số và hệ thống thanh toán điện tử.</w:t>
       </w:r>
     </w:p>
     <w:bookmarkEnd w:id="31"/>
     <w:bookmarkEnd w:id="32"/>
-    <w:bookmarkStart w:id="33" w:name="mô-hình-khái-niệm"/>
+    <w:bookmarkStart w:id="36" w:name="Xbabf1bd5f16bfe512abfeef274bf140a0367221"/>
     <w:p>
       <w:pPr>
         <w:pStyle w:val="Heading3"/>
@@ -826,37 +754,51 @@
         <w:t xml:space="preserve">Hình 1 tóm tắt mô hình khái niệm. Mô hình coi TCI và DAI là các cấu trúc phân biệt ở cấp độ doanh nghiệp liên quan đến hiệu quả doanh nghiệp thông qua các kênh khác nhau. TCI đi vào mô hình chủ yếu như một cấu trúc tác động trực tiếp, phản ánh chiều sâu năng lực nội bộ doanh nghiệp; liệu TCI có điều tiết mối quan hệ FSTS–hiệu quả hay không được kiểm tra trong một bài kiểm tra bổ sung. DAI, ngược lại, là biến điều tiết (moderator) trên đường dẫn I–P: tính liên quan năng suất của nó được lý thuyết hóa sẽ thay đổi theo mức cường độ xuất khẩu thay vì vận hành như một phần thưởng trực tiếp đồng đều.</w:t>
       </w:r>
     </w:p>
-    <w:tbl>
-      <w:tblPr>
-        <w:tblStyle w:val="FigureTable"/>
-        <w:tblW w:type="auto" w:w="0"/>
-        <w:tblLook w:firstRow="0" w:lastRow="0" w:firstColumn="0" w:lastColumn="0"/>
-        <w:jc w:val="center"/>
-      </w:tblPr>
-      <w:tblGrid>
-        <w:gridCol w:w="7920"/>
-      </w:tblGrid>
-      <w:tr>
-        <w:tc>
-          <w:tcPr/>
-          <w:p>
-            <w:pPr>
-              <w:pStyle w:val="Compact"/>
-              <w:jc w:val="center"/>
-            </w:pPr>
-            <w:r>
-              <w:t xml:space="preserve">Hình 1: Mô hình khái niệm — TCI và DAI điều tiết mối quan hệ I–P</w:t>
-            </w:r>
-          </w:p>
-        </w:tc>
-      </w:tr>
-    </w:tbl>
-    <w:p>
-      <w:pPr>
-        <w:pStyle w:val="ImageCaption"/>
-      </w:pPr>
-      <w:r>
-        <w:t xml:space="preserve">Hình 1: Mô hình khái niệm — TCI và DAI điều tiết mối quan hệ I–P</w:t>
+    <w:p>
+      <w:pPr>
+        <w:pStyle w:val="BodyText"/>
+      </w:pPr>
+      <w:r>
+        <w:drawing>
+          <wp:inline>
+            <wp:extent cx="5334000" cy="3688738"/>
+            <wp:effectExtent b="0" l="0" r="0" t="0"/>
+            <wp:docPr descr="Hình 1: Mô hình khái niệm, TCI và DAI điều tiết mối quan hệ I–P" title="" id="34" name="Picture"/>
+            <a:graphic>
+              <a:graphicData uri="http://schemas.openxmlformats.org/drawingml/2006/picture">
+                <pic:pic>
+                  <pic:nvPicPr>
+                    <pic:cNvPr descr="figures/p4_singapore/figure_1_conceptual_model.png" id="35" name="Picture"/>
+                    <pic:cNvPicPr>
+                      <a:picLocks noChangeArrowheads="1" noChangeAspect="1"/>
+                    </pic:cNvPicPr>
+                  </pic:nvPicPr>
+                  <pic:blipFill>
+                    <a:blip r:embed="rId33"/>
+                    <a:stretch>
+                      <a:fillRect/>
+                    </a:stretch>
+                  </pic:blipFill>
+                  <pic:spPr bwMode="auto">
+                    <a:xfrm>
+                      <a:off x="0" y="0"/>
+                      <a:ext cx="5334000" cy="3688738"/>
+                    </a:xfrm>
+                    <a:prstGeom prst="rect">
+                      <a:avLst/>
+                    </a:prstGeom>
+                    <a:noFill/>
+                    <a:ln w="9525">
+                      <a:noFill/>
+                      <a:headEnd/>
+                      <a:tailEnd/>
+                    </a:ln>
+                  </pic:spPr>
+                </pic:pic>
+              </a:graphicData>
+            </a:graphic>
+          </wp:inline>
+        </w:drawing>
       </w:r>
     </w:p>
     <w:p>
@@ -884,9 +826,9 @@
         </w:pict>
       </w:r>
     </w:p>
-    <w:bookmarkEnd w:id="33"/>
-    <w:bookmarkEnd w:id="34"/>
-    <w:bookmarkStart w:id="43" w:name="phương-pháp"/>
+    <w:bookmarkEnd w:id="36"/>
+    <w:bookmarkEnd w:id="37"/>
+    <w:bookmarkStart w:id="46" w:name="X5c22f461717f6985c51c98929ae1229bd8ca429"/>
     <w:p>
       <w:pPr>
         <w:pStyle w:val="Heading2"/>
@@ -895,7 +837,7 @@
         <w:t xml:space="preserve">3 Phương pháp</w:t>
       </w:r>
     </w:p>
-    <w:bookmarkStart w:id="35" w:name="dữ-liệu"/>
+    <w:bookmarkStart w:id="38" w:name="X0aa05548ddcdf9b9d1d174c8c53d893d3ea66b1"/>
     <w:p>
       <w:pPr>
         <w:pStyle w:val="Heading3"/>
@@ -946,8 +888,8 @@
         <w:t xml:space="preserve">Thứ nhất, sự phổ biến gần như toàn diện của hiện diện số Tầng 1 loại bỏ khả năng phân biệt mà chỉ báo website một mình có thể mang trong các bối cảnh kém trưởng thành số hơn, nên tín hiệu thực nghiệm phải được rút ra từ tầng giao dịch Tầng 2 (cường độ thanh toán điện tử ở cả hai phía khách hàng và nhà cung cấp). Thứ hai, trong các bối cảnh nền kinh tế chuyển đổi nơi áp dụng số Tầng 1 đã phổ biến rộng rãi nhưng hạ tầng giao dịch Tầng 2 còn bị giới hạn thể chế, cùng cấu trúc được đo chỉ ở Tầng 1 sẽ không tạo ra số hạng tương tác (interaction term) bậc hai dương tương đương.</w:t>
       </w:r>
     </w:p>
-    <w:bookmarkEnd w:id="35"/>
-    <w:bookmarkStart w:id="40" w:name="biến-số"/>
+    <w:bookmarkEnd w:id="38"/>
+    <w:bookmarkStart w:id="43" w:name="X4ccc2fb137c87b79d1e71cbfea6dc6e4b23640a"/>
     <w:p>
       <w:pPr>
         <w:pStyle w:val="Heading3"/>
@@ -956,7 +898,7 @@
         <w:t xml:space="preserve">3.2 Biến số</w:t>
       </w:r>
     </w:p>
-    <w:bookmarkStart w:id="36" w:name="biến-phụ-thuộc"/>
+    <w:bookmarkStart w:id="39" w:name="X89c6bd10aa66e3682b8ede447e4a1b17a9ca04b"/>
     <w:p>
       <w:pPr>
         <w:pStyle w:val="Heading4"/>
@@ -973,8 +915,8 @@
         <w:t xml:space="preserve">Hiệu quả doanh nghiệp được đo bằng năng suất lao động, được đo là logarithm tự nhiên của doanh thu hàng năm chia cho số lao động toàn thời gian. Để giảm độ nhạy với ngoại lệ, biến phụ thuộc được giới hạn cực trị (winsorize) ở mức phân vị thứ 1 và 99.</w:t>
       </w:r>
     </w:p>
-    <w:bookmarkEnd w:id="36"/>
-    <w:bookmarkStart w:id="37" w:name="biến-độc-lập-trọng-tâm"/>
+    <w:bookmarkEnd w:id="39"/>
+    <w:bookmarkStart w:id="40" w:name="Xb7ff738be8cc365d9e084a533fe65e2d1b0d018"/>
     <w:p>
       <w:pPr>
         <w:pStyle w:val="Heading4"/>
@@ -988,11 +930,11 @@
         <w:pStyle w:val="FirstParagraph"/>
       </w:pPr>
       <w:r>
-        <w:t xml:space="preserve">Biến quốc tế hóa trọng tâm là FSTS, được định nghĩa là tỷ lệ doanh thu hàng năm từ xuất khẩu trực tiếp và được chuẩn hóa về khoảng [0,1]. FSTS được hiệu chỉnh về giá trị trung bình trước khi bình phương để giảm thiểu đa cộng tuyến giữa số hạng tuyến tính và bậc hai (Aiken &amp; West 1991). Trong các đặc tả cuối cùng, hệ số phóng đại phương sai (VIF) vẫn dưới 3, cho thấy đa cộng tuyến không phải là vấn đề đáng kể (O’Brien 2007).</w:t>
-      </w:r>
-    </w:p>
-    <w:bookmarkEnd w:id="37"/>
-    <w:bookmarkStart w:id="38" w:name="chỉ-số-tổng-hợp-tci-và-dai"/>
+        <w:t xml:space="preserve">Biến quốc tế hóa trọng tâm là FSTS, được định nghĩa là tỷ lệ doanh thu hàng năm từ xuất khẩu trực tiếp và được chuẩn hóa về khoảng [0, 1]. FSTS được hiệu chỉnh về giá trị trung bình trước khi bình phương để giảm thiểu đa cộng tuyến giữa số hạng tuyến tính và bậc hai (Aiken &amp; West 1991). Trong các đặc tả cuối cùng, hệ số phóng đại phương sai (VIF) vẫn dưới 3, cho thấy đa cộng tuyến không phải là vấn đề đáng kể (O'Brien 2007).</w:t>
+      </w:r>
+    </w:p>
+    <w:bookmarkEnd w:id="40"/>
+    <w:bookmarkStart w:id="41" w:name="X905b3d544419d80a55acf7d60b92ca6642d6309"/>
     <w:p>
       <w:pPr>
         <w:pStyle w:val="Heading4"/>
@@ -1017,8 +959,8 @@
         <w:t xml:space="preserve">Nhất quán với ranh giới đo lường được nhấn mạnh trong bài báo, DAI nên được diễn giải là cấu trúc áp dụng số Tầng 1–2 thay vì là thước đo rộng hơn về năng lực tổ chức tích hợp số. Theo logic đo lường cấu thành được áp dụng, các chỉ báo thành phần được chuẩn hóa, tổng hợp bằng trọng số bằng nhau, và sau đó tái chuẩn hóa để các hệ số có thể diễn giải theo đơn vị độ lệch chuẩn.</w:t>
       </w:r>
     </w:p>
-    <w:bookmarkEnd w:id="38"/>
-    <w:bookmarkStart w:id="39" w:name="biến-kiểm-soát"/>
+    <w:bookmarkEnd w:id="41"/>
+    <w:bookmarkStart w:id="42" w:name="Xaa1e64995ed801a03257e044d7060c9b81c2d8a"/>
     <w:p>
       <w:pPr>
         <w:pStyle w:val="Heading4"/>
@@ -1035,9 +977,9 @@
         <w:t xml:space="preserve">Các mô hình bao gồm quy mô doanh nghiệp, tuổi doanh nghiệp, sở hữu nước ngoài và hiệu ứng cố định ngành rộng như các biến kiểm soát. Quy mô doanh nghiệp được đo là logarithm tự nhiên của số lao động toàn thời gian, tuổi doanh nghiệp được tính từ năm thành lập, và sở hữu nước ngoài được mã hóa là chỉ báo cho ít nhất 10% vốn chủ sở hữu nước ngoài. Kinh nghiệm quản lý, ban đầu được cân nhắc như một biến kiểm soát dựa trên khung upper-echelons (Hambrick &amp; Mason 1984), đã bị loại bỏ sau khi chẩn đoán VIF cho thấy đa cộng tuyến đáng kể với quy mô doanh nghiệp.</w:t>
       </w:r>
     </w:p>
-    <w:bookmarkEnd w:id="39"/>
-    <w:bookmarkEnd w:id="40"/>
-    <w:bookmarkStart w:id="41" w:name="X0c03c14dd7aa9aa2e0d2d816886337e43470026"/>
+    <w:bookmarkEnd w:id="42"/>
+    <w:bookmarkEnd w:id="43"/>
+    <w:bookmarkStart w:id="44" w:name="Xedf6820b4c66d39134fc209658864df01c1b30a"/>
     <w:p>
       <w:pPr>
         <w:pStyle w:val="Heading3"/>
@@ -1099,11 +1041,11 @@
         <w:pStyle w:val="BodyText"/>
       </w:pPr>
       <w:r>
-        <w:t xml:space="preserve">Mô hình đầy đủ bao gồm FSTS đã hiệu chỉnh, FSTS bình phương đã hiệu chỉnh, TCI, DAI, số hạng tương tác (interaction term) giữa FSTS và DAI, số hạng tương tác (interaction term) giữa FSTS² và DAI, cộng với bộ biến kiểm soát. Theo khuyến nghị của Haans et al. (2016) cho kiểm định mối quan hệ phi tuyến trong nghiên cứu chiến lược, nghiên cứu này áp dụng kiểm định Lind &amp; Mehlum (2010) cho mối quan hệ hình chữ U hoặc chữ U ngược để đánh giá hình dạng bậc hai một cách chính thức. Để đánh giá liệu khối tương tác DAI có quan trọng cộng hưởng hay không, nghiên cứu báo cáo kiểm định F cộng hưởng trên hai số hạng tương tác (interaction term) DAI và diễn giải độ lớn hiệu ứng bằng Cohen’s f² (Aguinis et al. 2005; Cohen 1988).</w:t>
-      </w:r>
-    </w:p>
-    <w:bookmarkEnd w:id="41"/>
-    <w:bookmarkStart w:id="42" w:name="điều-kiện-biên-và-phạm-vi-nhận-dạng"/>
+        <w:t xml:space="preserve">Mô hình đầy đủ bao gồm FSTS đã hiệu chỉnh, FSTS bình phương đã hiệu chỉnh, TCI, DAI, số hạng tương tác (interaction term) giữa FSTS và DAI, số hạng tương tác (interaction term) giữa FSTS² và DAI, cộng với bộ biến kiểm soát. Theo khuyến nghị của Haans et al. (2016) cho kiểm định mối quan hệ phi tuyến trong nghiên cứu chiến lược, nghiên cứu này áp dụng kiểm định Lind &amp; Mehlum (2010) cho mối quan hệ hình chữ U hoặc chữ U ngược để đánh giá hình dạng bậc hai một cách chính thức. Để đánh giá liệu khối tương tác DAI có quan trọng cộng hưởng hay không, nghiên cứu báo cáo kiểm định F cộng hưởng trên hai số hạng tương tác (interaction term) DAI và diễn giải độ lớn hiệu ứng bằng Cohen's f² (Aguinis et al. 2005; Cohen 1988).</w:t>
+      </w:r>
+    </w:p>
+    <w:bookmarkEnd w:id="44"/>
+    <w:bookmarkStart w:id="45" w:name="X3967cb01926bf7a05f7b9bd4b09dce572f68668"/>
     <w:p>
       <w:pPr>
         <w:pStyle w:val="Heading3"/>
@@ -1135,7 +1077,7 @@
         <w:t xml:space="preserve"> </w:t>
       </w:r>
       <w:r>
-        <w:t xml:space="preserve">Mẫu phân tích (N = 623 đầy đủ, 617 với tất cả biến kiểm soát) đại diện cho lĩnh vực doanh nghiệp nhỏ và vừa Singapore theo khung WBES. Trong khung này, 82% doanh nghiệp báo cáo xuất khẩu bằng 0, chỉ 18% báo cáo cường độ xuất khẩu dương, và chỉ 3% vượt 50% FSTS. Điểm ngoặt ước tính gần FSTS ≈ 88,6% nằm trong vùng thưa dữ liệu, và khoảng tin cậy bootstrap 95% rộng ([53%, 253%]) mặc dù hình dạng chữ U ngược được phục hồi trong 96,3% lần tái lấy mẫu. Cách diễn giải chữ U ngược thông thường do đó không được xác định chính thức trong phạm vi dữ liệu hỗ trợ.</w:t>
+        <w:t xml:space="preserve">Mẫu phân tích (N = 623 đầy đủ, 617 với tất cả biến kiểm soát) đại diện cho lĩnh vực doanh nghiệp nhỏ và vừa Singapore theo khung WBES. Trong khung này, 82% doanh nghiệp báo cáo xuất khẩu bằng 0, chỉ 18% báo cáo cường độ xuất khẩu dương, và chỉ 3% vượt 50% FSTS. Điểm ngoặt ước tính gần FSTS ≈ 88, 6% nằm trong vùng thưa dữ liệu, và khoảng tin cậy bootstrap 95% rộng ([53%, 253%]) mặc dù hình dạng chữ U ngược được phục hồi trong 96, 3% lần tái lấy mẫu. Cách diễn giải chữ U ngược thông thường do đó không được xác định chính thức trong phạm vi dữ liệu hỗ trợ.</w:t>
       </w:r>
     </w:p>
     <w:p>
@@ -1153,7 +1095,7 @@
         <w:t xml:space="preserve"> </w:t>
       </w:r>
       <w:r>
-        <w:t xml:space="preserve">Mẫu con chỉ nhà xuất khẩu (FSTS &gt; 0, N = 84) là bối cảnh tự nhiên để đọc cơ chế chi phí điều phối biên độ cường độ, nhưng thiếu đủ thống kê để phát hiện khối điều tiết có kích thước hiệu ứng nhỏ (f² ≈ 0,018). Ở α = ,05 với một bậc tự do tử số, đạt 80% thống kê đòi hỏi N ≳ 430; thống kê ở N = 84 xấp xỉ 16%. Kết quả điều tiết DAI rỗng trong đặc tả chỉ nhà xuất khẩu do đó không nên được diễn giải là bằng chứng chống lại cơ chế mở rộng quy mô có điều kiện.</w:t>
+        <w:t xml:space="preserve">Mẫu con chỉ nhà xuất khẩu (FSTS &gt; 0, N = 84) là bối cảnh tự nhiên để đọc cơ chế chi phí điều phối biên độ cường độ, nhưng thiếu đủ thống kê để phát hiện khối điều tiết có kích thước hiệu ứng nhỏ (f² ≈ 0, 018). Ở α =, 05 với một bậc tự do tử số, đạt 80% thống kê đòi hỏi N ≳ 430; thống kê ở N = 84 xấp xỉ 16%. Kết quả điều tiết DAI rỗng trong đặc tả chỉ nhà xuất khẩu do đó không nên được diễn giải là bằng chứng chống lại cơ chế mở rộng quy mô có điều kiện.</w:t>
       </w:r>
     </w:p>
     <w:p>
@@ -1171,22 +1113,7 @@
         <w:t xml:space="preserve"> </w:t>
       </w:r>
       <w:r>
-        <w:t xml:space="preserve">Kiểm định Lind–Mehlum (2010) không từ chối tính đơn điệu ở ngưỡng thông thường (p = ,303 trong đặc tả gộp cơ sở) — nhưng cách đọc phù hợp của null này không phải là</w:t>
-      </w:r>
-      <w:r>
-        <w:t xml:space="preserve"> </w:t>
-      </w:r>
-      <w:r>
-        <w:t xml:space="preserve">“</w:t>
-      </w:r>
-      <w:r>
-        <w:t xml:space="preserve">đường cong chữ U ngược thất bại</w:t>
-      </w:r>
-      <w:r>
-        <w:t xml:space="preserve">”</w:t>
-      </w:r>
-      <w:r>
-        <w:t xml:space="preserve">, vì kiểm định được điều kiện hóa trên hỗ trợ dày đặc xung quanh điểm ngoặt, mà điều kiện biên §3.4(i) xác lập là vắng mặt ở đây. Được đọc dựa trên giả thuyết bão hòa được phát triển trong §1.1, null Lind–Mehlum là một</w:t>
+        <w:t xml:space="preserve">Kiểm định Lind–Mehlum (2010) không từ chối tính đơn điệu ở ngưỡng thông thường (p =, 303 trong đặc tả gộp cơ sở), nhưng cách đọc phù hợp của null này không phải là "đường cong chữ U ngược thất bại", vì kiểm định được điều kiện hóa trên hỗ trợ dày đặc xung quanh điểm ngoặt, mà điều kiện biên §3.4(i) xác lập là vắng mặt ở đây. Được đọc dựa trên giả thuyết bão hòa được phát triển trong §1.1, null Lind–Mehlum là một</w:t>
       </w:r>
       <w:r>
         <w:t xml:space="preserve"> </w:t>
@@ -1220,7 +1147,7 @@
         <w:t xml:space="preserve"> </w:t>
       </w:r>
       <w:r>
-        <w:t xml:space="preserve">Không có biến công cụ thỏa mãn điều kiện loại trừ cho tham gia xuất khẩu trong thiết kế WBES Singapore một sóng. Một chẩn đoán độ nhạy dạng rút gọn ước lượng probit giai đoạn một về tham gia xuất khẩu và thêm tỷ số Mills nghịch đảo (IMR) kết quả như biến đồng biến vào đặc tả M8. IMR đi vào với ý nghĩa biên (β = 0,264, SE = 0,138, t = 1,92, p = ,055), cho thấy lựa chọn nhẹ ở biên độ mở rộng của tham gia xuất khẩu. Số hạng tương tác (interaction term) DAI × FSTS² chính (H3 khuếch đại) và hệ số TCI không bị thay đổi đáng kể (|Δ| &lt; 0,02 trong mỗi trường hợp), xác nhận cơ chế mở rộng quy mô có điều kiện vững (robust) với điều chỉnh lựa chọn này.</w:t>
+        <w:t xml:space="preserve">Không có biến công cụ thỏa mãn điều kiện loại trừ cho tham gia xuất khẩu trong thiết kế WBES Singapore một sóng. Một chẩn đoán độ nhạy dạng rút gọn ước lượng probit giai đoạn một về tham gia xuất khẩu và thêm tỷ số Mills nghịch đảo (IMR) kết quả như biến đồng biến vào đặc tả M8. IMR đi vào với ý nghĩa biên (β = 0, 264, SE = 0, 138, t = 1, 92, p =, 055), cho thấy lựa chọn nhẹ ở biên độ mở rộng của tham gia xuất khẩu. Số hạng tương tác (interaction term) DAI × FSTS² chính (H3 khuếch đại) và hệ số TCI không bị thay đổi đáng kể (|Δ| &lt; 0, 02 trong mỗi trường hợp), xác nhận cơ chế mở rộng quy mô có điều kiện vững (robust) với điều chỉnh lựa chọn này.</w:t>
       </w:r>
     </w:p>
     <w:p>
@@ -1230,9 +1157,9 @@
         </w:pict>
       </w:r>
     </w:p>
-    <w:bookmarkEnd w:id="42"/>
-    <w:bookmarkEnd w:id="43"/>
-    <w:bookmarkStart w:id="49" w:name="kết-quả"/>
+    <w:bookmarkEnd w:id="45"/>
+    <w:bookmarkEnd w:id="46"/>
+    <w:bookmarkStart w:id="58" w:name="Xc1528237297c4ce8999628372a6b48494fd6214"/>
     <w:p>
       <w:pPr>
         <w:pStyle w:val="Heading2"/>
@@ -1241,7 +1168,7 @@
         <w:t xml:space="preserve">4 Kết quả</w:t>
       </w:r>
     </w:p>
-    <w:bookmarkStart w:id="44" w:name="thống-kê-mô-tả"/>
+    <w:bookmarkStart w:id="47" w:name="Xc951dcce2c5c6672eadc5b901b983504017f146"/>
     <w:p>
       <w:pPr>
         <w:pStyle w:val="Heading3"/>
@@ -1255,7 +1182,7 @@
         <w:pStyle w:val="FirstParagraph"/>
       </w:pPr>
       <w:r>
-        <w:t xml:space="preserve">Bảng 1 báo cáo thống kê mô tả và tương quan cặp đôi cho mẫu phân tích. Giá trị trung bình ln năng suất lao động là 11,42 với độ lệch chuẩn 1,18, trong khi giá trị trung bình FSTS là 0,045 với độ lệch chuẩn 0,144, xác nhận rằng hầu hết doanh nghiệp trong mẫu có định hướng nội địa. TCI và DAI có tương quan dương ở r = 0,31, nhất quán với ý tưởng rằng các doanh nghiệp mạnh về công nghệ hơn phần nào tích cực hơn về số hóa, nhưng tương quan không đủ cao để gộp hai cấu trúc thành một thước đo duy nhất. Cả TCI và DAI đều có tương quan dương với năng suất lao động, và DAI cũng thể hiện tương quan dương khiêm tốn với cường độ xuất khẩu.</w:t>
+        <w:t xml:space="preserve">Bảng 1 báo cáo thống kê mô tả và tương quan cặp đôi cho mẫu phân tích. Giá trị trung bình ln năng suất lao động là 11, 42 với độ lệch chuẩn 1, 18, trong khi giá trị trung bình FSTS là 0, 045 với độ lệch chuẩn 0, 144, xác nhận rằng hầu hết doanh nghiệp trong mẫu có định hướng nội địa. TCI và DAI có tương quan dương ở r = 0, 31, nhất quán với ý tưởng rằng các doanh nghiệp mạnh về công nghệ hơn phần nào tích cực hơn về số hóa, nhưng tương quan không đủ cao để gộp hai cấu trúc thành một thước đo duy nhất. Cả TCI và DAI đều có tương quan dương với năng suất lao động, và DAI cũng thể hiện tương quan dương khiêm tốn với cường độ xuất khẩu.</w:t>
       </w:r>
     </w:p>
     <w:p>
@@ -1574,11 +1501,11 @@
           <w:iCs/>
           <w:i/>
         </w:rPr>
-        <w:t xml:space="preserve">Ghi chú: N = 623. TCI và DAI là chỉ số tổng hợp cấu thành (formative composite) được chuẩn hóa z. FSTS là tỷ phần doanh thu hàng năm từ xuất khẩu trực tiếp. Mức ý nghĩa hai đuôi: p &lt; ,10; p &lt; ,05; p &lt; ,01.</w:t>
-      </w:r>
-    </w:p>
-    <w:bookmarkEnd w:id="44"/>
-    <w:bookmarkStart w:id="45" w:name="X487076af44c710ae5122d605248e42257b79655"/>
+        <w:t xml:space="preserve">Ghi chú: N = 623. TCI và DAI là chỉ số tổng hợp cấu thành (formative composite) được chuẩn hóa z. FSTS là tỷ phần doanh thu hàng năm từ xuất khẩu trực tiếp. Mức ý nghĩa hai đuôi: p &lt;, 10; p &lt;, 05; p &lt;, 01.</w:t>
+      </w:r>
+    </w:p>
+    <w:bookmarkEnd w:id="47"/>
+    <w:bookmarkStart w:id="48" w:name="X1d32c55e8c1abb4174997302f6e594a45ce795f"/>
     <w:p>
       <w:pPr>
         <w:pStyle w:val="Heading3"/>
@@ -1592,51 +1519,15 @@
         <w:pStyle w:val="FirstParagraph"/>
       </w:pPr>
       <w:r>
-        <w:t xml:space="preserve">Trong đặc tả bậc hai cơ sở (Mô hình M2), số hạng FSTS tuyến tính dương và có ý nghĩa thống kê (β = +2,652, SE = 0,691, p &lt; ,001), trong khi số hạng bình phương âm và có ý nghĩa biên (β = −1,705, SE = 0,931, p &lt; ,10). Đường cong phù hợp do đó ngụ ý một điểm ngoặt trong đuôi trên của phân phối cường độ xuất khẩu, gần FSTS = 82% theo thang gốc, nhưng điểm đó được xác định không chính xác và nằm trong vùng thưa dữ liệu. Bootstrap 5.000 lần tái lấy mẫu phục hồi hình dạng chữ U ngược thường xuyên (96,3% lần tái lấy mẫu), nhưng khoảng tin cậy phân vị 95% cho điểm ngoặt rộng ([53%, 253%]), và kiểm định Lind–Mehlum không xác nhận chính thức đường cong chữ U ngược thông thường ở mức ý nghĩa thông thường (p = ,303).</w:t>
-      </w:r>
-    </w:p>
-    <w:p>
-      <w:pPr>
-        <w:pStyle w:val="BodyText"/>
-      </w:pPr>
-      <w:r>
-        <w:t xml:space="preserve">Null này tự nó là kết quả dương có thông tin: phân phối DAI Singapore tập trung ở đầu cao — khoảng 67% doanh nghiệp báo cáo hiện diện trực tuyến (website) và áp dụng thanh toán điện tử Tầng 2 phổ biến rộng rãi — để lại sự lan rộng phân phối không đủ để xác định chính thức sự suy giảm phía phải trong phạm vi FSTS quan sát được. Trong nền kinh tế số trưởng thành nơi các công cụ điều phối Tầng 1–2 được phổ biến rộng rãi, sự suy yếu của cơ chế chi phí điều phối cổ điển nhất quán với giả thuyết bão hòa hỗ trợ H3 thay vì là sự thất bại của khung đường cong chữ U ngược. Sức thuyết phục diễn giải của null này được làm sắc nét hơn bằng cách đọc theo khung kiểm định tương đương (Lakens, Scheel, &amp; Isager, 2018): với phạm vi FSTS quan sát được bị giới hạn về cơ bản ở phân vị thứ 70 của phân phối, kiểm định L–M không đủ sức mạnh thống kê để phân biệt</w:t>
-      </w:r>
-      <w:r>
-        <w:t xml:space="preserve"> </w:t>
-      </w:r>
-      <w:r>
-        <w:t xml:space="preserve">“</w:t>
-      </w:r>
-      <w:r>
-        <w:t xml:space="preserve">không có chữ U ngược</w:t>
-      </w:r>
-      <w:r>
-        <w:t xml:space="preserve">”</w:t>
-      </w:r>
-      <w:r>
-        <w:t xml:space="preserve"> </w:t>
-      </w:r>
-      <w:r>
-        <w:t xml:space="preserve">với</w:t>
-      </w:r>
-      <w:r>
-        <w:t xml:space="preserve"> </w:t>
-      </w:r>
-      <w:r>
-        <w:t xml:space="preserve">“</w:t>
-      </w:r>
-      <w:r>
-        <w:t xml:space="preserve">chữ U ngược mà sự suy giảm phía phải đã bị đẩy vào đuôi trên không quan sát được.</w:t>
-      </w:r>
-      <w:r>
-        <w:t xml:space="preserve">”</w:t>
-      </w:r>
-      <w:r>
-        <w:t xml:space="preserve"> </w:t>
-      </w:r>
-      <w:r>
-        <w:t xml:space="preserve">Dưới cả hai giả thuyết, dữ liệu nhất quán với mối liên hệ đơn điệu dương là chủ yếu trên phạm vi hỗ trợ; điều mà cách đọc tương đương loại trừ chỉ là yêu cầu mạnh về một chữ U ngược được xác định chắc chắn</w:t>
+        <w:t xml:space="preserve">Trong đặc tả bậc hai cơ sở (Mô hình M2), số hạng FSTS tuyến tính dương và có ý nghĩa thống kê (β = +2, 652, SE = 0, 691, p &lt;, 001), trong khi số hạng bình phương âm (β = −1, 705, SE = 0, 931, p =, 068). Đường cong phù hợp do đó ngụ ý một điểm ngoặt trong đuôi trên của phân phối cường độ xuất khẩu, gần FSTS = 82% theo thang gốc, nhưng điểm đó được xác định không chính xác và nằm trong vùng thưa dữ liệu. Bootstrap 5.000 lần tái lấy mẫu phục hồi hình dạng chữ U ngược thường xuyên (96, 3% lần tái lấy mẫu), nhưng khoảng tin cậy phân vị 95% cho điểm ngoặt rộng ([53%, 253%]), và kiểm định Lind–Mehlum không xác nhận chính thức đường cong chữ U ngược thông thường ở mức ý nghĩa thông thường (p =, 303).</w:t>
+      </w:r>
+    </w:p>
+    <w:p>
+      <w:pPr>
+        <w:pStyle w:val="BodyText"/>
+      </w:pPr>
+      <w:r>
+        <w:t xml:space="preserve">Null này tự nó là kết quả dương có thông tin: phân phối DAI Singapore tập trung ở đầu cao, khoảng 67% doanh nghiệp báo cáo hiện diện trực tuyến (website) và áp dụng thanh toán điện tử Tầng 2 phổ biến rộng rãi, để lại sự lan rộng phân phối không đủ để xác định chính thức sự suy giảm phía phải trong phạm vi FSTS quan sát được. Trong nền kinh tế số trưởng thành nơi các công cụ điều phối Tầng 1–2 được phổ biến rộng rãi, sự suy yếu của cơ chế chi phí điều phối cổ điển nhất quán với giả thuyết bão hòa hỗ trợ H3 thay vì là sự thất bại của khung đường cong chữ U ngược. Sức thuyết phục diễn giải của null này được làm sắc nét hơn bằng cách đọc theo khung kiểm định tương đương (Lakens, Scheel, &amp; Isager, 2018): với phạm vi FSTS quan sát được bị giới hạn về cơ bản ở phân vị thứ 70 của phân phối, kiểm định L–M không đủ sức mạnh thống kê để phân biệt "không có chữ U ngược" với "chữ U ngược mà sự suy giảm phía phải đã bị đẩy vào đuôi trên không quan sát được." Dưới cả hai giả thuyết, dữ liệu nhất quán với mối liên hệ đơn điệu dương là chủ yếu trên phạm vi hỗ trợ; điều mà cách đọc tương đương loại trừ chỉ là yêu cầu mạnh về một chữ U ngược được xác định chắc chắn</w:t>
       </w:r>
       <w:r>
         <w:t xml:space="preserve"> </w:t>
@@ -1660,8 +1551,8 @@
         <w:t xml:space="preserve">Cách diễn giải phù hợp nhất do đó không phải là đường cong chữ U ngược được xác lập chắc chắn, mà là mối quan hệ toàn mẫu chủ yếu tăng đơn điệu với độ cong bậc hai nhẹ trong phạm vi cường độ xuất khẩu quan sát được. Theo nghĩa này, phù hợp bậc hai có tính thông tin về mặt mô tả, trong khi các yêu cầu mạnh hơn về sự suy giảm phía phải được xác định cấu trúc vẫn nằm ngoài khả năng của dữ liệu Singapore hiện tại hỗ trợ. Được đọc theo cách này, bằng chứng làm rõ thêm thay vì bác bỏ văn liệu phi tuyến thông thường, đồng thời giữ cách diễn giải trong phạm vi hỗ trợ thực nghiệm thực sự có sẵn trong mẫu Singapore.</w:t>
       </w:r>
     </w:p>
-    <w:bookmarkEnd w:id="45"/>
-    <w:bookmarkStart w:id="46" w:name="kết-quả-tci"/>
+    <w:bookmarkEnd w:id="48"/>
+    <w:bookmarkStart w:id="49" w:name="Xd23969b1de63b605cdbb0f952e47f1c3f8fe467"/>
     <w:p>
       <w:pPr>
         <w:pStyle w:val="Heading3"/>
@@ -1675,19 +1566,19 @@
         <w:pStyle w:val="FirstParagraph"/>
       </w:pPr>
       <w:r>
-        <w:t xml:space="preserve">Mô hình tác động trực tiếp cho năng lực công nghệ (Mô hình M5) cho thấy TCI có mối liên hệ dương với năng suất lao động (β = 0,168, SE = 0,040, p &lt; ,001). Độ phù hợp mô hình cũng cải thiện so với đường cơ sở bậc hai, với R² tăng từ 0,178 trong Mô hình M2 lên 0,199 trong Mô hình M5. Pattern này hỗ trợ quan điểm rằng năng lực công nghệ nâng cao mức sàn năng suất của doanh nghiệp thay vì chỉ đơn giản là biến đại diện (proxy) cho cường độ xuất khẩu.</w:t>
-      </w:r>
-    </w:p>
-    <w:p>
-      <w:pPr>
-        <w:pStyle w:val="BodyText"/>
-      </w:pPr>
-      <w:r>
-        <w:t xml:space="preserve">Trong đặc tả điều tiết TCI bổ sung (Mô hình M3), hệ số TCI trực tiếp vẫn dương và có ý nghĩa (β = 0,188, p &lt; ,001), nhưng các số hạng tương tác (interaction term) liên quan đến FSTS và FSTS bình phương cộng hưởng không có ý nghĩa. Vì sự vắng mặt của điều tiết không thể được suy ra từ tính không có ý nghĩa đơn thuần, bằng chứng phù hợp hơn với diễn giải theo hướng hệ số chặn (intercept-dominant) của mối liên hệ TCI thay vì là bằng chứng xác định rằng điều tiết độ cong bằng chính xác không.</w:t>
-      </w:r>
-    </w:p>
-    <w:bookmarkEnd w:id="46"/>
-    <w:bookmarkStart w:id="47" w:name="kết-quả-dai"/>
+        <w:t xml:space="preserve">Mô hình tác động trực tiếp cho năng lực công nghệ (Mô hình M5) cho thấy TCI có mối liên hệ dương với năng suất lao động (β = 0, 168, SE = 0, 040, p &lt;, 001). Độ phù hợp mô hình cũng cải thiện so với đường cơ sở bậc hai, với R² tăng từ 0, 178 trong Mô hình M2 lên 0, 199 trong Mô hình M5. Pattern này hỗ trợ quan điểm rằng năng lực công nghệ nâng cao mức sàn năng suất của doanh nghiệp thay vì chỉ đơn giản là biến đại diện (proxy) cho cường độ xuất khẩu.</w:t>
+      </w:r>
+    </w:p>
+    <w:p>
+      <w:pPr>
+        <w:pStyle w:val="BodyText"/>
+      </w:pPr>
+      <w:r>
+        <w:t xml:space="preserve">Trong đặc tả điều tiết TCI bổ sung (Mô hình M3), hệ số TCI trực tiếp vẫn dương và có ý nghĩa (β = 0, 188, p &lt;, 001), nhưng các số hạng tương tác (interaction term) liên quan đến FSTS và FSTS bình phương cộng hưởng không có ý nghĩa. Vì sự vắng mặt của điều tiết không thể được suy ra từ tính không có ý nghĩa đơn thuần, bằng chứng phù hợp hơn với diễn giải theo hướng hệ số chặn (intercept-dominant) của mối liên hệ TCI thay vì là bằng chứng xác định rằng điều tiết độ cong bằng chính xác không.</w:t>
+      </w:r>
+    </w:p>
+    <w:bookmarkEnd w:id="49"/>
+    <w:bookmarkStart w:id="56" w:name="X8a6b101f0258543db1d8a490a43d0eb67b4d956"/>
     <w:p>
       <w:pPr>
         <w:pStyle w:val="Heading3"/>
@@ -1701,7 +1592,7 @@
         <w:pStyle w:val="FirstParagraph"/>
       </w:pPr>
       <w:r>
-        <w:t xml:space="preserve">Trong mô hình tác động trực tiếp cho áp dụng số (Mô hình M6), DAI có mối liên hệ dương với năng suất lao động (β = 0,104, SE = 0,038, p = ,007). Tuy nhiên, khi TCI được đưa vào cùng với DAI trong Mô hình M7, hệ số DAI suy yếu còn β = 0,077 và vẫn biên (p = ,048), cho thấy sự chồng lấn một phần trong tính không đồng nhất liên quan đến năng suất trung bình mà hai cấu trúc nắm bắt. Sự suy yếu này có tầm quan trọng về mặt nội dung vì nó gợi ý rằng DAI không nên được diễn giải là phần thưởng năng suất lớn, phổ biến với tất cả doanh nghiệp.</w:t>
+        <w:t xml:space="preserve">Trong mô hình tác động trực tiếp cho áp dụng số (Mô hình M6), DAI có mối liên hệ dương với năng suất lao động (β = 0, 104, SE = 0, 038, p =, 007). Tuy nhiên, khi TCI được đưa vào cùng với DAI trong Mô hình M7, hệ số DAI suy yếu còn β = 0, 077 và vẫn biên (p =, 048), cho thấy sự chồng lấn một phần trong tính không đồng nhất liên quan đến năng suất trung bình mà hai cấu trúc nắm bắt. Sự suy yếu này có tầm quan trọng về mặt nội dung vì nó gợi ý rằng DAI không nên được diễn giải là phần thưởng năng suất lớn, phổ biến với tất cả doanh nghiệp.</w:t>
       </w:r>
     </w:p>
     <w:p>
@@ -1713,7 +1604,7 @@
           <w:bCs/>
           <w:b/>
         </w:rPr>
-        <w:t xml:space="preserve">Bảng 2. Kết quả hồi quy OLS phân cấp — Singapore 2023.</w:t>
+        <w:t xml:space="preserve">Bảng 2. Kết quả hồi quy OLS phân cấp, Singapore 2023.</w:t>
       </w:r>
     </w:p>
     <w:p>
@@ -1731,7 +1622,7 @@
     <w:tbl>
       <w:tblPr>
         <w:tblStyle w:val="Table"/>
-        <w:tblW w:type="pct" w:w="5000"/>
+        <w:tblW w:type="auto" w:w="0"/>
         <w:tblLook w:firstRow="1" w:lastRow="0" w:firstColumn="0" w:lastColumn="0" w:noHBand="0" w:noVBand="0" w:val="0020"/>
         <w:jc w:val="start"/>
       </w:tblPr>
@@ -1875,67 +1766,67 @@
               <w:jc w:val="left"/>
             </w:pPr>
             <w:r>
-              <w:t xml:space="preserve">+2,652***</w:t>
-            </w:r>
-          </w:p>
-        </w:tc>
-        <w:tc>
-          <w:tcPr/>
-          <w:p>
-            <w:pPr>
-              <w:pStyle w:val="Compact"/>
-              <w:jc w:val="left"/>
-            </w:pPr>
-            <w:r>
-              <w:t xml:space="preserve">+2,165**</w:t>
-            </w:r>
-          </w:p>
-        </w:tc>
-        <w:tc>
-          <w:tcPr/>
-          <w:p>
-            <w:pPr>
-              <w:pStyle w:val="Compact"/>
-              <w:jc w:val="left"/>
-            </w:pPr>
-            <w:r>
-              <w:t xml:space="preserve">+2,322***</w:t>
-            </w:r>
-          </w:p>
-        </w:tc>
-        <w:tc>
-          <w:tcPr/>
-          <w:p>
-            <w:pPr>
-              <w:pStyle w:val="Compact"/>
-              <w:jc w:val="left"/>
-            </w:pPr>
-            <w:r>
-              <w:t xml:space="preserve">+1,952**</w:t>
-            </w:r>
-          </w:p>
-        </w:tc>
-        <w:tc>
-          <w:tcPr/>
-          <w:p>
-            <w:pPr>
-              <w:pStyle w:val="Compact"/>
-              <w:jc w:val="left"/>
-            </w:pPr>
-            <w:r>
-              <w:t xml:space="preserve">+2,768***</w:t>
-            </w:r>
-          </w:p>
-        </w:tc>
-        <w:tc>
-          <w:tcPr/>
-          <w:p>
-            <w:pPr>
-              <w:pStyle w:val="Compact"/>
-              <w:jc w:val="left"/>
-            </w:pPr>
-            <w:r>
-              <w:t xml:space="preserve">+2,409**</w:t>
+              <w:t xml:space="preserve">+2, 652***</w:t>
+            </w:r>
+          </w:p>
+        </w:tc>
+        <w:tc>
+          <w:tcPr/>
+          <w:p>
+            <w:pPr>
+              <w:pStyle w:val="Compact"/>
+              <w:jc w:val="left"/>
+            </w:pPr>
+            <w:r>
+              <w:t xml:space="preserve">+2, 165**</w:t>
+            </w:r>
+          </w:p>
+        </w:tc>
+        <w:tc>
+          <w:tcPr/>
+          <w:p>
+            <w:pPr>
+              <w:pStyle w:val="Compact"/>
+              <w:jc w:val="left"/>
+            </w:pPr>
+            <w:r>
+              <w:t xml:space="preserve">+2, 322***</w:t>
+            </w:r>
+          </w:p>
+        </w:tc>
+        <w:tc>
+          <w:tcPr/>
+          <w:p>
+            <w:pPr>
+              <w:pStyle w:val="Compact"/>
+              <w:jc w:val="left"/>
+            </w:pPr>
+            <w:r>
+              <w:t xml:space="preserve">+1, 952**</w:t>
+            </w:r>
+          </w:p>
+        </w:tc>
+        <w:tc>
+          <w:tcPr/>
+          <w:p>
+            <w:pPr>
+              <w:pStyle w:val="Compact"/>
+              <w:jc w:val="left"/>
+            </w:pPr>
+            <w:r>
+              <w:t xml:space="preserve">+2, 768***</w:t>
+            </w:r>
+          </w:p>
+        </w:tc>
+        <w:tc>
+          <w:tcPr/>
+          <w:p>
+            <w:pPr>
+              <w:pStyle w:val="Compact"/>
+              <w:jc w:val="left"/>
+            </w:pPr>
+            <w:r>
+              <w:t xml:space="preserve">+2, 409**</w:t>
             </w:r>
           </w:p>
         </w:tc>
@@ -1965,67 +1856,67 @@
               <w:jc w:val="left"/>
             </w:pPr>
             <w:r>
-              <w:t xml:space="preserve">(0,691)</w:t>
-            </w:r>
-          </w:p>
-        </w:tc>
-        <w:tc>
-          <w:tcPr/>
-          <w:p>
-            <w:pPr>
-              <w:pStyle w:val="Compact"/>
-              <w:jc w:val="left"/>
-            </w:pPr>
-            <w:r>
-              <w:t xml:space="preserve">(0,699)</w:t>
-            </w:r>
-          </w:p>
-        </w:tc>
-        <w:tc>
-          <w:tcPr/>
-          <w:p>
-            <w:pPr>
-              <w:pStyle w:val="Compact"/>
-              <w:jc w:val="left"/>
-            </w:pPr>
-            <w:r>
-              <w:t xml:space="preserve">(0,701)</w:t>
-            </w:r>
-          </w:p>
-        </w:tc>
-        <w:tc>
-          <w:tcPr/>
-          <w:p>
-            <w:pPr>
-              <w:pStyle w:val="Compact"/>
-              <w:jc w:val="left"/>
-            </w:pPr>
-            <w:r>
-              <w:t xml:space="preserve">(0,707)</w:t>
-            </w:r>
-          </w:p>
-        </w:tc>
-        <w:tc>
-          <w:tcPr/>
-          <w:p>
-            <w:pPr>
-              <w:pStyle w:val="Compact"/>
-              <w:jc w:val="left"/>
-            </w:pPr>
-            <w:r>
-              <w:t xml:space="preserve">(0,750)</w:t>
-            </w:r>
-          </w:p>
-        </w:tc>
-        <w:tc>
-          <w:tcPr/>
-          <w:p>
-            <w:pPr>
-              <w:pStyle w:val="Compact"/>
-              <w:jc w:val="left"/>
-            </w:pPr>
-            <w:r>
-              <w:t xml:space="preserve">(0,748)</w:t>
+              <w:t xml:space="preserve">(0, 691)</w:t>
+            </w:r>
+          </w:p>
+        </w:tc>
+        <w:tc>
+          <w:tcPr/>
+          <w:p>
+            <w:pPr>
+              <w:pStyle w:val="Compact"/>
+              <w:jc w:val="left"/>
+            </w:pPr>
+            <w:r>
+              <w:t xml:space="preserve">(0, 699)</w:t>
+            </w:r>
+          </w:p>
+        </w:tc>
+        <w:tc>
+          <w:tcPr/>
+          <w:p>
+            <w:pPr>
+              <w:pStyle w:val="Compact"/>
+              <w:jc w:val="left"/>
+            </w:pPr>
+            <w:r>
+              <w:t xml:space="preserve">(0, 701)</w:t>
+            </w:r>
+          </w:p>
+        </w:tc>
+        <w:tc>
+          <w:tcPr/>
+          <w:p>
+            <w:pPr>
+              <w:pStyle w:val="Compact"/>
+              <w:jc w:val="left"/>
+            </w:pPr>
+            <w:r>
+              <w:t xml:space="preserve">(0, 707)</w:t>
+            </w:r>
+          </w:p>
+        </w:tc>
+        <w:tc>
+          <w:tcPr/>
+          <w:p>
+            <w:pPr>
+              <w:pStyle w:val="Compact"/>
+              <w:jc w:val="left"/>
+            </w:pPr>
+            <w:r>
+              <w:t xml:space="preserve">(0, 750)</w:t>
+            </w:r>
+          </w:p>
+        </w:tc>
+        <w:tc>
+          <w:tcPr/>
+          <w:p>
+            <w:pPr>
+              <w:pStyle w:val="Compact"/>
+              <w:jc w:val="left"/>
+            </w:pPr>
+            <w:r>
+              <w:t xml:space="preserve">(0, 748)</w:t>
             </w:r>
           </w:p>
         </w:tc>
@@ -2059,67 +1950,67 @@
               <w:jc w:val="left"/>
             </w:pPr>
             <w:r>
-              <w:t xml:space="preserve">-1,705†</w:t>
-            </w:r>
-          </w:p>
-        </w:tc>
-        <w:tc>
-          <w:tcPr/>
-          <w:p>
-            <w:pPr>
-              <w:pStyle w:val="Compact"/>
-              <w:jc w:val="left"/>
-            </w:pPr>
-            <w:r>
-              <w:t xml:space="preserve">-1,168</w:t>
-            </w:r>
-          </w:p>
-        </w:tc>
-        <w:tc>
-          <w:tcPr/>
-          <w:p>
-            <w:pPr>
-              <w:pStyle w:val="Compact"/>
-              <w:jc w:val="left"/>
-            </w:pPr>
-            <w:r>
-              <w:t xml:space="preserve">-1,389</w:t>
-            </w:r>
-          </w:p>
-        </w:tc>
-        <w:tc>
-          <w:tcPr/>
-          <w:p>
-            <w:pPr>
-              <w:pStyle w:val="Compact"/>
-              <w:jc w:val="left"/>
-            </w:pPr>
-            <w:r>
-              <w:t xml:space="preserve">-0,965</w:t>
-            </w:r>
-          </w:p>
-        </w:tc>
-        <w:tc>
-          <w:tcPr/>
-          <w:p>
-            <w:pPr>
-              <w:pStyle w:val="Compact"/>
-              <w:jc w:val="left"/>
-            </w:pPr>
-            <w:r>
-              <w:t xml:space="preserve">-2,959**</w:t>
-            </w:r>
-          </w:p>
-        </w:tc>
-        <w:tc>
-          <w:tcPr/>
-          <w:p>
-            <w:pPr>
-              <w:pStyle w:val="Compact"/>
-              <w:jc w:val="left"/>
-            </w:pPr>
-            <w:r>
-              <w:t xml:space="preserve">-2,543*</w:t>
+              <w:t xml:space="preserve">-1, 705†</w:t>
+            </w:r>
+          </w:p>
+        </w:tc>
+        <w:tc>
+          <w:tcPr/>
+          <w:p>
+            <w:pPr>
+              <w:pStyle w:val="Compact"/>
+              <w:jc w:val="left"/>
+            </w:pPr>
+            <w:r>
+              <w:t xml:space="preserve">-1, 168</w:t>
+            </w:r>
+          </w:p>
+        </w:tc>
+        <w:tc>
+          <w:tcPr/>
+          <w:p>
+            <w:pPr>
+              <w:pStyle w:val="Compact"/>
+              <w:jc w:val="left"/>
+            </w:pPr>
+            <w:r>
+              <w:t xml:space="preserve">-1, 389</w:t>
+            </w:r>
+          </w:p>
+        </w:tc>
+        <w:tc>
+          <w:tcPr/>
+          <w:p>
+            <w:pPr>
+              <w:pStyle w:val="Compact"/>
+              <w:jc w:val="left"/>
+            </w:pPr>
+            <w:r>
+              <w:t xml:space="preserve">-0, 965</w:t>
+            </w:r>
+          </w:p>
+        </w:tc>
+        <w:tc>
+          <w:tcPr/>
+          <w:p>
+            <w:pPr>
+              <w:pStyle w:val="Compact"/>
+              <w:jc w:val="left"/>
+            </w:pPr>
+            <w:r>
+              <w:t xml:space="preserve">-2, 959**</w:t>
+            </w:r>
+          </w:p>
+        </w:tc>
+        <w:tc>
+          <w:tcPr/>
+          <w:p>
+            <w:pPr>
+              <w:pStyle w:val="Compact"/>
+              <w:jc w:val="left"/>
+            </w:pPr>
+            <w:r>
+              <w:t xml:space="preserve">-2, 543*</w:t>
             </w:r>
           </w:p>
         </w:tc>
@@ -2149,67 +2040,67 @@
               <w:jc w:val="left"/>
             </w:pPr>
             <w:r>
-              <w:t xml:space="preserve">(0,931)</w:t>
-            </w:r>
-          </w:p>
-        </w:tc>
-        <w:tc>
-          <w:tcPr/>
-          <w:p>
-            <w:pPr>
-              <w:pStyle w:val="Compact"/>
-              <w:jc w:val="left"/>
-            </w:pPr>
-            <w:r>
-              <w:t xml:space="preserve">(0,940)</w:t>
-            </w:r>
-          </w:p>
-        </w:tc>
-        <w:tc>
-          <w:tcPr/>
-          <w:p>
-            <w:pPr>
-              <w:pStyle w:val="Compact"/>
-              <w:jc w:val="left"/>
-            </w:pPr>
-            <w:r>
-              <w:t xml:space="preserve">(0,928)</w:t>
-            </w:r>
-          </w:p>
-        </w:tc>
-        <w:tc>
-          <w:tcPr/>
-          <w:p>
-            <w:pPr>
-              <w:pStyle w:val="Compact"/>
-              <w:jc w:val="left"/>
-            </w:pPr>
-            <w:r>
-              <w:t xml:space="preserve">(0,938)</w:t>
-            </w:r>
-          </w:p>
-        </w:tc>
-        <w:tc>
-          <w:tcPr/>
-          <w:p>
-            <w:pPr>
-              <w:pStyle w:val="Compact"/>
-              <w:jc w:val="left"/>
-            </w:pPr>
-            <w:r>
-              <w:t xml:space="preserve">(1,012)</w:t>
-            </w:r>
-          </w:p>
-        </w:tc>
-        <w:tc>
-          <w:tcPr/>
-          <w:p>
-            <w:pPr>
-              <w:pStyle w:val="Compact"/>
-              <w:jc w:val="left"/>
-            </w:pPr>
-            <w:r>
-              <w:t xml:space="preserve">(1,045)</w:t>
+              <w:t xml:space="preserve">(0, 931)</w:t>
+            </w:r>
+          </w:p>
+        </w:tc>
+        <w:tc>
+          <w:tcPr/>
+          <w:p>
+            <w:pPr>
+              <w:pStyle w:val="Compact"/>
+              <w:jc w:val="left"/>
+            </w:pPr>
+            <w:r>
+              <w:t xml:space="preserve">(0, 940)</w:t>
+            </w:r>
+          </w:p>
+        </w:tc>
+        <w:tc>
+          <w:tcPr/>
+          <w:p>
+            <w:pPr>
+              <w:pStyle w:val="Compact"/>
+              <w:jc w:val="left"/>
+            </w:pPr>
+            <w:r>
+              <w:t xml:space="preserve">(0, 928)</w:t>
+            </w:r>
+          </w:p>
+        </w:tc>
+        <w:tc>
+          <w:tcPr/>
+          <w:p>
+            <w:pPr>
+              <w:pStyle w:val="Compact"/>
+              <w:jc w:val="left"/>
+            </w:pPr>
+            <w:r>
+              <w:t xml:space="preserve">(0, 938)</w:t>
+            </w:r>
+          </w:p>
+        </w:tc>
+        <w:tc>
+          <w:tcPr/>
+          <w:p>
+            <w:pPr>
+              <w:pStyle w:val="Compact"/>
+              <w:jc w:val="left"/>
+            </w:pPr>
+            <w:r>
+              <w:t xml:space="preserve">(1, 012)</w:t>
+            </w:r>
+          </w:p>
+        </w:tc>
+        <w:tc>
+          <w:tcPr/>
+          <w:p>
+            <w:pPr>
+              <w:pStyle w:val="Compact"/>
+              <w:jc w:val="left"/>
+            </w:pPr>
+            <w:r>
+              <w:t xml:space="preserve">(1, 045)</w:t>
             </w:r>
           </w:p>
         </w:tc>
@@ -2251,47 +2142,47 @@
               <w:jc w:val="left"/>
             </w:pPr>
             <w:r>
-              <w:t xml:space="preserve">+0,168***</w:t>
-            </w:r>
-          </w:p>
-        </w:tc>
-        <w:tc>
-          <w:tcPr/>
-          <w:p>
-            <w:pPr>
-              <w:pStyle w:val="Compact"/>
-            </w:pPr>
-          </w:p>
-        </w:tc>
-        <w:tc>
-          <w:tcPr/>
-          <w:p>
-            <w:pPr>
-              <w:pStyle w:val="Compact"/>
-              <w:jc w:val="left"/>
-            </w:pPr>
-            <w:r>
-              <w:t xml:space="preserve">+0,153***</w:t>
-            </w:r>
-          </w:p>
-        </w:tc>
-        <w:tc>
-          <w:tcPr/>
-          <w:p>
-            <w:pPr>
-              <w:pStyle w:val="Compact"/>
-            </w:pPr>
-          </w:p>
-        </w:tc>
-        <w:tc>
-          <w:tcPr/>
-          <w:p>
-            <w:pPr>
-              <w:pStyle w:val="Compact"/>
-              <w:jc w:val="left"/>
-            </w:pPr>
-            <w:r>
-              <w:t xml:space="preserve">+0,153***</w:t>
+              <w:t xml:space="preserve">+0, 168***</w:t>
+            </w:r>
+          </w:p>
+        </w:tc>
+        <w:tc>
+          <w:tcPr/>
+          <w:p>
+            <w:pPr>
+              <w:pStyle w:val="Compact"/>
+            </w:pPr>
+          </w:p>
+        </w:tc>
+        <w:tc>
+          <w:tcPr/>
+          <w:p>
+            <w:pPr>
+              <w:pStyle w:val="Compact"/>
+              <w:jc w:val="left"/>
+            </w:pPr>
+            <w:r>
+              <w:t xml:space="preserve">+0, 153***</w:t>
+            </w:r>
+          </w:p>
+        </w:tc>
+        <w:tc>
+          <w:tcPr/>
+          <w:p>
+            <w:pPr>
+              <w:pStyle w:val="Compact"/>
+            </w:pPr>
+          </w:p>
+        </w:tc>
+        <w:tc>
+          <w:tcPr/>
+          <w:p>
+            <w:pPr>
+              <w:pStyle w:val="Compact"/>
+              <w:jc w:val="left"/>
+            </w:pPr>
+            <w:r>
+              <w:t xml:space="preserve">+0, 153***</w:t>
             </w:r>
           </w:p>
         </w:tc>
@@ -2329,47 +2220,47 @@
               <w:jc w:val="left"/>
             </w:pPr>
             <w:r>
-              <w:t xml:space="preserve">(0,040)</w:t>
-            </w:r>
-          </w:p>
-        </w:tc>
-        <w:tc>
-          <w:tcPr/>
-          <w:p>
-            <w:pPr>
-              <w:pStyle w:val="Compact"/>
-            </w:pPr>
-          </w:p>
-        </w:tc>
-        <w:tc>
-          <w:tcPr/>
-          <w:p>
-            <w:pPr>
-              <w:pStyle w:val="Compact"/>
-              <w:jc w:val="left"/>
-            </w:pPr>
-            <w:r>
-              <w:t xml:space="preserve">(0,041)</w:t>
-            </w:r>
-          </w:p>
-        </w:tc>
-        <w:tc>
-          <w:tcPr/>
-          <w:p>
-            <w:pPr>
-              <w:pStyle w:val="Compact"/>
-            </w:pPr>
-          </w:p>
-        </w:tc>
-        <w:tc>
-          <w:tcPr/>
-          <w:p>
-            <w:pPr>
-              <w:pStyle w:val="Compact"/>
-              <w:jc w:val="left"/>
-            </w:pPr>
-            <w:r>
-              <w:t xml:space="preserve">(0,041)</w:t>
+              <w:t xml:space="preserve">(0, 040)</w:t>
+            </w:r>
+          </w:p>
+        </w:tc>
+        <w:tc>
+          <w:tcPr/>
+          <w:p>
+            <w:pPr>
+              <w:pStyle w:val="Compact"/>
+            </w:pPr>
+          </w:p>
+        </w:tc>
+        <w:tc>
+          <w:tcPr/>
+          <w:p>
+            <w:pPr>
+              <w:pStyle w:val="Compact"/>
+              <w:jc w:val="left"/>
+            </w:pPr>
+            <w:r>
+              <w:t xml:space="preserve">(0, 041)</w:t>
+            </w:r>
+          </w:p>
+        </w:tc>
+        <w:tc>
+          <w:tcPr/>
+          <w:p>
+            <w:pPr>
+              <w:pStyle w:val="Compact"/>
+            </w:pPr>
+          </w:p>
+        </w:tc>
+        <w:tc>
+          <w:tcPr/>
+          <w:p>
+            <w:pPr>
+              <w:pStyle w:val="Compact"/>
+              <w:jc w:val="left"/>
+            </w:pPr>
+            <w:r>
+              <w:t xml:space="preserve">(0, 041)</w:t>
             </w:r>
           </w:p>
         </w:tc>
@@ -2419,43 +2310,43 @@
               <w:jc w:val="left"/>
             </w:pPr>
             <w:r>
-              <w:t xml:space="preserve">+0,104**</w:t>
-            </w:r>
-          </w:p>
-        </w:tc>
-        <w:tc>
-          <w:tcPr/>
-          <w:p>
-            <w:pPr>
-              <w:pStyle w:val="Compact"/>
-              <w:jc w:val="left"/>
-            </w:pPr>
-            <w:r>
-              <w:t xml:space="preserve">+0,077*</w:t>
-            </w:r>
-          </w:p>
-        </w:tc>
-        <w:tc>
-          <w:tcPr/>
-          <w:p>
-            <w:pPr>
-              <w:pStyle w:val="Compact"/>
-              <w:jc w:val="left"/>
-            </w:pPr>
-            <w:r>
-              <w:t xml:space="preserve">+0,046</w:t>
-            </w:r>
-          </w:p>
-        </w:tc>
-        <w:tc>
-          <w:tcPr/>
-          <w:p>
-            <w:pPr>
-              <w:pStyle w:val="Compact"/>
-              <w:jc w:val="left"/>
-            </w:pPr>
-            <w:r>
-              <w:t xml:space="preserve">+0,019</w:t>
+              <w:t xml:space="preserve">+0, 104**</w:t>
+            </w:r>
+          </w:p>
+        </w:tc>
+        <w:tc>
+          <w:tcPr/>
+          <w:p>
+            <w:pPr>
+              <w:pStyle w:val="Compact"/>
+              <w:jc w:val="left"/>
+            </w:pPr>
+            <w:r>
+              <w:t xml:space="preserve">+0, 077*</w:t>
+            </w:r>
+          </w:p>
+        </w:tc>
+        <w:tc>
+          <w:tcPr/>
+          <w:p>
+            <w:pPr>
+              <w:pStyle w:val="Compact"/>
+              <w:jc w:val="left"/>
+            </w:pPr>
+            <w:r>
+              <w:t xml:space="preserve">+0, 046</w:t>
+            </w:r>
+          </w:p>
+        </w:tc>
+        <w:tc>
+          <w:tcPr/>
+          <w:p>
+            <w:pPr>
+              <w:pStyle w:val="Compact"/>
+              <w:jc w:val="left"/>
+            </w:pPr>
+            <w:r>
+              <w:t xml:space="preserve">+0, 019</w:t>
             </w:r>
           </w:p>
         </w:tc>
@@ -2501,43 +2392,43 @@
               <w:jc w:val="left"/>
             </w:pPr>
             <w:r>
-              <w:t xml:space="preserve">(0,038)</w:t>
-            </w:r>
-          </w:p>
-        </w:tc>
-        <w:tc>
-          <w:tcPr/>
-          <w:p>
-            <w:pPr>
-              <w:pStyle w:val="Compact"/>
-              <w:jc w:val="left"/>
-            </w:pPr>
-            <w:r>
-              <w:t xml:space="preserve">(0,039)</w:t>
-            </w:r>
-          </w:p>
-        </w:tc>
-        <w:tc>
-          <w:tcPr/>
-          <w:p>
-            <w:pPr>
-              <w:pStyle w:val="Compact"/>
-              <w:jc w:val="left"/>
-            </w:pPr>
-            <w:r>
-              <w:t xml:space="preserve">(0,045)</w:t>
-            </w:r>
-          </w:p>
-        </w:tc>
-        <w:tc>
-          <w:tcPr/>
-          <w:p>
-            <w:pPr>
-              <w:pStyle w:val="Compact"/>
-              <w:jc w:val="left"/>
-            </w:pPr>
-            <w:r>
-              <w:t xml:space="preserve">(0,050)</w:t>
+              <w:t xml:space="preserve">(0, 038)</w:t>
+            </w:r>
+          </w:p>
+        </w:tc>
+        <w:tc>
+          <w:tcPr/>
+          <w:p>
+            <w:pPr>
+              <w:pStyle w:val="Compact"/>
+              <w:jc w:val="left"/>
+            </w:pPr>
+            <w:r>
+              <w:t xml:space="preserve">(0, 039)</w:t>
+            </w:r>
+          </w:p>
+        </w:tc>
+        <w:tc>
+          <w:tcPr/>
+          <w:p>
+            <w:pPr>
+              <w:pStyle w:val="Compact"/>
+              <w:jc w:val="left"/>
+            </w:pPr>
+            <w:r>
+              <w:t xml:space="preserve">(0, 045)</w:t>
+            </w:r>
+          </w:p>
+        </w:tc>
+        <w:tc>
+          <w:tcPr/>
+          <w:p>
+            <w:pPr>
+              <w:pStyle w:val="Compact"/>
+              <w:jc w:val="left"/>
+            </w:pPr>
+            <w:r>
+              <w:t xml:space="preserve">(0, 050)</w:t>
             </w:r>
           </w:p>
         </w:tc>
@@ -2603,19 +2494,19 @@
               <w:jc w:val="left"/>
             </w:pPr>
             <w:r>
-              <w:t xml:space="preserve">-1,144</w:t>
-            </w:r>
-          </w:p>
-        </w:tc>
-        <w:tc>
-          <w:tcPr/>
-          <w:p>
-            <w:pPr>
-              <w:pStyle w:val="Compact"/>
-              <w:jc w:val="left"/>
-            </w:pPr>
-            <w:r>
-              <w:t xml:space="preserve">-1,167†</w:t>
+              <w:t xml:space="preserve">-1, 144</w:t>
+            </w:r>
+          </w:p>
+        </w:tc>
+        <w:tc>
+          <w:tcPr/>
+          <w:p>
+            <w:pPr>
+              <w:pStyle w:val="Compact"/>
+              <w:jc w:val="left"/>
+            </w:pPr>
+            <w:r>
+              <w:t xml:space="preserve">-1, 167†</w:t>
             </w:r>
           </w:p>
         </w:tc>
@@ -2677,19 +2568,19 @@
               <w:jc w:val="left"/>
             </w:pPr>
             <w:r>
-              <w:t xml:space="preserve">(0,702)</w:t>
-            </w:r>
-          </w:p>
-        </w:tc>
-        <w:tc>
-          <w:tcPr/>
-          <w:p>
-            <w:pPr>
-              <w:pStyle w:val="Compact"/>
-              <w:jc w:val="left"/>
-            </w:pPr>
-            <w:r>
-              <w:t xml:space="preserve">(0,686)</w:t>
+              <w:t xml:space="preserve">(0, 702)</w:t>
+            </w:r>
+          </w:p>
+        </w:tc>
+        <w:tc>
+          <w:tcPr/>
+          <w:p>
+            <w:pPr>
+              <w:pStyle w:val="Compact"/>
+              <w:jc w:val="left"/>
+            </w:pPr>
+            <w:r>
+              <w:t xml:space="preserve">(0, 686)</w:t>
             </w:r>
           </w:p>
         </w:tc>
@@ -2755,19 +2646,19 @@
               <w:jc w:val="left"/>
             </w:pPr>
             <w:r>
-              <w:t xml:space="preserve">+3,098**</w:t>
-            </w:r>
-          </w:p>
-        </w:tc>
-        <w:tc>
-          <w:tcPr/>
-          <w:p>
-            <w:pPr>
-              <w:pStyle w:val="Compact"/>
-              <w:jc w:val="left"/>
-            </w:pPr>
-            <w:r>
-              <w:t xml:space="preserve">+3,119**</w:t>
+              <w:t xml:space="preserve">+3, 098**</w:t>
+            </w:r>
+          </w:p>
+        </w:tc>
+        <w:tc>
+          <w:tcPr/>
+          <w:p>
+            <w:pPr>
+              <w:pStyle w:val="Compact"/>
+              <w:jc w:val="left"/>
+            </w:pPr>
+            <w:r>
+              <w:t xml:space="preserve">+3, 119**</w:t>
             </w:r>
           </w:p>
         </w:tc>
@@ -2829,19 +2720,19 @@
               <w:jc w:val="left"/>
             </w:pPr>
             <w:r>
-              <w:t xml:space="preserve">(1,088)</w:t>
-            </w:r>
-          </w:p>
-        </w:tc>
-        <w:tc>
-          <w:tcPr/>
-          <w:p>
-            <w:pPr>
-              <w:pStyle w:val="Compact"/>
-              <w:jc w:val="left"/>
-            </w:pPr>
-            <w:r>
-              <w:t xml:space="preserve">(1,124)</w:t>
+              <w:t xml:space="preserve">(1, 088)</w:t>
+            </w:r>
+          </w:p>
+        </w:tc>
+        <w:tc>
+          <w:tcPr/>
+          <w:p>
+            <w:pPr>
+              <w:pStyle w:val="Compact"/>
+              <w:jc w:val="left"/>
+            </w:pPr>
+            <w:r>
+              <w:t xml:space="preserve">(1, 124)</w:t>
             </w:r>
           </w:p>
         </w:tc>
@@ -2867,79 +2758,79 @@
               <w:jc w:val="left"/>
             </w:pPr>
             <w:r>
-              <w:t xml:space="preserve">-0,120**</w:t>
-            </w:r>
-          </w:p>
-        </w:tc>
-        <w:tc>
-          <w:tcPr/>
-          <w:p>
-            <w:pPr>
-              <w:pStyle w:val="Compact"/>
-              <w:jc w:val="left"/>
-            </w:pPr>
-            <w:r>
-              <w:t xml:space="preserve">-0,124***</w:t>
-            </w:r>
-          </w:p>
-        </w:tc>
-        <w:tc>
-          <w:tcPr/>
-          <w:p>
-            <w:pPr>
-              <w:pStyle w:val="Compact"/>
-              <w:jc w:val="left"/>
-            </w:pPr>
-            <w:r>
-              <w:t xml:space="preserve">-0,175***</w:t>
-            </w:r>
-          </w:p>
-        </w:tc>
-        <w:tc>
-          <w:tcPr/>
-          <w:p>
-            <w:pPr>
-              <w:pStyle w:val="Compact"/>
-              <w:jc w:val="left"/>
-            </w:pPr>
-            <w:r>
-              <w:t xml:space="preserve">-0,135***</w:t>
-            </w:r>
-          </w:p>
-        </w:tc>
-        <w:tc>
-          <w:tcPr/>
-          <w:p>
-            <w:pPr>
-              <w:pStyle w:val="Compact"/>
-              <w:jc w:val="left"/>
-            </w:pPr>
-            <w:r>
-              <w:t xml:space="preserve">-0,179***</w:t>
-            </w:r>
-          </w:p>
-        </w:tc>
-        <w:tc>
-          <w:tcPr/>
-          <w:p>
-            <w:pPr>
-              <w:pStyle w:val="Compact"/>
-              <w:jc w:val="left"/>
-            </w:pPr>
-            <w:r>
-              <w:t xml:space="preserve">-0,125***</w:t>
-            </w:r>
-          </w:p>
-        </w:tc>
-        <w:tc>
-          <w:tcPr/>
-          <w:p>
-            <w:pPr>
-              <w:pStyle w:val="Compact"/>
-              <w:jc w:val="left"/>
-            </w:pPr>
-            <w:r>
-              <w:t xml:space="preserve">-0,168***</w:t>
+              <w:t xml:space="preserve">-0, 120**</w:t>
+            </w:r>
+          </w:p>
+        </w:tc>
+        <w:tc>
+          <w:tcPr/>
+          <w:p>
+            <w:pPr>
+              <w:pStyle w:val="Compact"/>
+              <w:jc w:val="left"/>
+            </w:pPr>
+            <w:r>
+              <w:t xml:space="preserve">-0, 124***</w:t>
+            </w:r>
+          </w:p>
+        </w:tc>
+        <w:tc>
+          <w:tcPr/>
+          <w:p>
+            <w:pPr>
+              <w:pStyle w:val="Compact"/>
+              <w:jc w:val="left"/>
+            </w:pPr>
+            <w:r>
+              <w:t xml:space="preserve">-0, 175***</w:t>
+            </w:r>
+          </w:p>
+        </w:tc>
+        <w:tc>
+          <w:tcPr/>
+          <w:p>
+            <w:pPr>
+              <w:pStyle w:val="Compact"/>
+              <w:jc w:val="left"/>
+            </w:pPr>
+            <w:r>
+              <w:t xml:space="preserve">-0, 135***</w:t>
+            </w:r>
+          </w:p>
+        </w:tc>
+        <w:tc>
+          <w:tcPr/>
+          <w:p>
+            <w:pPr>
+              <w:pStyle w:val="Compact"/>
+              <w:jc w:val="left"/>
+            </w:pPr>
+            <w:r>
+              <w:t xml:space="preserve">-0, 179***</w:t>
+            </w:r>
+          </w:p>
+        </w:tc>
+        <w:tc>
+          <w:tcPr/>
+          <w:p>
+            <w:pPr>
+              <w:pStyle w:val="Compact"/>
+              <w:jc w:val="left"/>
+            </w:pPr>
+            <w:r>
+              <w:t xml:space="preserve">-0, 125***</w:t>
+            </w:r>
+          </w:p>
+        </w:tc>
+        <w:tc>
+          <w:tcPr/>
+          <w:p>
+            <w:pPr>
+              <w:pStyle w:val="Compact"/>
+              <w:jc w:val="left"/>
+            </w:pPr>
+            <w:r>
+              <w:t xml:space="preserve">-0, 168***</w:t>
             </w:r>
           </w:p>
         </w:tc>
@@ -2965,79 +2856,79 @@
               <w:jc w:val="left"/>
             </w:pPr>
             <w:r>
-              <w:t xml:space="preserve">+0,017***</w:t>
-            </w:r>
-          </w:p>
-        </w:tc>
-        <w:tc>
-          <w:tcPr/>
-          <w:p>
-            <w:pPr>
-              <w:pStyle w:val="Compact"/>
-              <w:jc w:val="left"/>
-            </w:pPr>
-            <w:r>
-              <w:t xml:space="preserve">+0,015***</w:t>
-            </w:r>
-          </w:p>
-        </w:tc>
-        <w:tc>
-          <w:tcPr/>
-          <w:p>
-            <w:pPr>
-              <w:pStyle w:val="Compact"/>
-              <w:jc w:val="left"/>
-            </w:pPr>
-            <w:r>
-              <w:t xml:space="preserve">+0,017***</w:t>
-            </w:r>
-          </w:p>
-        </w:tc>
-        <w:tc>
-          <w:tcPr/>
-          <w:p>
-            <w:pPr>
-              <w:pStyle w:val="Compact"/>
-              <w:jc w:val="left"/>
-            </w:pPr>
-            <w:r>
-              <w:t xml:space="preserve">+0,016***</w:t>
-            </w:r>
-          </w:p>
-        </w:tc>
-        <w:tc>
-          <w:tcPr/>
-          <w:p>
-            <w:pPr>
-              <w:pStyle w:val="Compact"/>
-              <w:jc w:val="left"/>
-            </w:pPr>
-            <w:r>
-              <w:t xml:space="preserve">+0,017***</w:t>
-            </w:r>
-          </w:p>
-        </w:tc>
-        <w:tc>
-          <w:tcPr/>
-          <w:p>
-            <w:pPr>
-              <w:pStyle w:val="Compact"/>
-              <w:jc w:val="left"/>
-            </w:pPr>
-            <w:r>
-              <w:t xml:space="preserve">+0,015***</w:t>
-            </w:r>
-          </w:p>
-        </w:tc>
-        <w:tc>
-          <w:tcPr/>
-          <w:p>
-            <w:pPr>
-              <w:pStyle w:val="Compact"/>
-              <w:jc w:val="left"/>
-            </w:pPr>
-            <w:r>
-              <w:t xml:space="preserve">+0,016***</w:t>
+              <w:t xml:space="preserve">+0, 017***</w:t>
+            </w:r>
+          </w:p>
+        </w:tc>
+        <w:tc>
+          <w:tcPr/>
+          <w:p>
+            <w:pPr>
+              <w:pStyle w:val="Compact"/>
+              <w:jc w:val="left"/>
+            </w:pPr>
+            <w:r>
+              <w:t xml:space="preserve">+0, 015***</w:t>
+            </w:r>
+          </w:p>
+        </w:tc>
+        <w:tc>
+          <w:tcPr/>
+          <w:p>
+            <w:pPr>
+              <w:pStyle w:val="Compact"/>
+              <w:jc w:val="left"/>
+            </w:pPr>
+            <w:r>
+              <w:t xml:space="preserve">+0, 017***</w:t>
+            </w:r>
+          </w:p>
+        </w:tc>
+        <w:tc>
+          <w:tcPr/>
+          <w:p>
+            <w:pPr>
+              <w:pStyle w:val="Compact"/>
+              <w:jc w:val="left"/>
+            </w:pPr>
+            <w:r>
+              <w:t xml:space="preserve">+0, 016***</w:t>
+            </w:r>
+          </w:p>
+        </w:tc>
+        <w:tc>
+          <w:tcPr/>
+          <w:p>
+            <w:pPr>
+              <w:pStyle w:val="Compact"/>
+              <w:jc w:val="left"/>
+            </w:pPr>
+            <w:r>
+              <w:t xml:space="preserve">+0, 017***</w:t>
+            </w:r>
+          </w:p>
+        </w:tc>
+        <w:tc>
+          <w:tcPr/>
+          <w:p>
+            <w:pPr>
+              <w:pStyle w:val="Compact"/>
+              <w:jc w:val="left"/>
+            </w:pPr>
+            <w:r>
+              <w:t xml:space="preserve">+0, 015***</w:t>
+            </w:r>
+          </w:p>
+        </w:tc>
+        <w:tc>
+          <w:tcPr/>
+          <w:p>
+            <w:pPr>
+              <w:pStyle w:val="Compact"/>
+              <w:jc w:val="left"/>
+            </w:pPr>
+            <w:r>
+              <w:t xml:space="preserve">+0, 016***</w:t>
             </w:r>
           </w:p>
         </w:tc>
@@ -3063,79 +2954,79 @@
               <w:jc w:val="left"/>
             </w:pPr>
             <w:r>
-              <w:t xml:space="preserve">+0,407***</w:t>
-            </w:r>
-          </w:p>
-        </w:tc>
-        <w:tc>
-          <w:tcPr/>
-          <w:p>
-            <w:pPr>
-              <w:pStyle w:val="Compact"/>
-              <w:jc w:val="left"/>
-            </w:pPr>
-            <w:r>
-              <w:t xml:space="preserve">+0,307***</w:t>
-            </w:r>
-          </w:p>
-        </w:tc>
-        <w:tc>
-          <w:tcPr/>
-          <w:p>
-            <w:pPr>
-              <w:pStyle w:val="Compact"/>
-              <w:jc w:val="left"/>
-            </w:pPr>
-            <w:r>
-              <w:t xml:space="preserve">+0,293***</w:t>
-            </w:r>
-          </w:p>
-        </w:tc>
-        <w:tc>
-          <w:tcPr/>
-          <w:p>
-            <w:pPr>
-              <w:pStyle w:val="Compact"/>
-              <w:jc w:val="left"/>
-            </w:pPr>
-            <w:r>
-              <w:t xml:space="preserve">+0,307***</w:t>
-            </w:r>
-          </w:p>
-        </w:tc>
-        <w:tc>
-          <w:tcPr/>
-          <w:p>
-            <w:pPr>
-              <w:pStyle w:val="Compact"/>
-              <w:jc w:val="left"/>
-            </w:pPr>
-            <w:r>
-              <w:t xml:space="preserve">+0,294**</w:t>
-            </w:r>
-          </w:p>
-        </w:tc>
-        <w:tc>
-          <w:tcPr/>
-          <w:p>
-            <w:pPr>
-              <w:pStyle w:val="Compact"/>
-              <w:jc w:val="left"/>
-            </w:pPr>
-            <w:r>
-              <w:t xml:space="preserve">+0,298***</w:t>
-            </w:r>
-          </w:p>
-        </w:tc>
-        <w:tc>
-          <w:tcPr/>
-          <w:p>
-            <w:pPr>
-              <w:pStyle w:val="Compact"/>
-              <w:jc w:val="left"/>
-            </w:pPr>
-            <w:r>
-              <w:t xml:space="preserve">+0,284**</w:t>
+              <w:t xml:space="preserve">+0, 407***</w:t>
+            </w:r>
+          </w:p>
+        </w:tc>
+        <w:tc>
+          <w:tcPr/>
+          <w:p>
+            <w:pPr>
+              <w:pStyle w:val="Compact"/>
+              <w:jc w:val="left"/>
+            </w:pPr>
+            <w:r>
+              <w:t xml:space="preserve">+0, 307***</w:t>
+            </w:r>
+          </w:p>
+        </w:tc>
+        <w:tc>
+          <w:tcPr/>
+          <w:p>
+            <w:pPr>
+              <w:pStyle w:val="Compact"/>
+              <w:jc w:val="left"/>
+            </w:pPr>
+            <w:r>
+              <w:t xml:space="preserve">+0, 293***</w:t>
+            </w:r>
+          </w:p>
+        </w:tc>
+        <w:tc>
+          <w:tcPr/>
+          <w:p>
+            <w:pPr>
+              <w:pStyle w:val="Compact"/>
+              <w:jc w:val="left"/>
+            </w:pPr>
+            <w:r>
+              <w:t xml:space="preserve">+0, 307***</w:t>
+            </w:r>
+          </w:p>
+        </w:tc>
+        <w:tc>
+          <w:tcPr/>
+          <w:p>
+            <w:pPr>
+              <w:pStyle w:val="Compact"/>
+              <w:jc w:val="left"/>
+            </w:pPr>
+            <w:r>
+              <w:t xml:space="preserve">+0, 294**</w:t>
+            </w:r>
+          </w:p>
+        </w:tc>
+        <w:tc>
+          <w:tcPr/>
+          <w:p>
+            <w:pPr>
+              <w:pStyle w:val="Compact"/>
+              <w:jc w:val="left"/>
+            </w:pPr>
+            <w:r>
+              <w:t xml:space="preserve">+0, 298***</w:t>
+            </w:r>
+          </w:p>
+        </w:tc>
+        <w:tc>
+          <w:tcPr/>
+          <w:p>
+            <w:pPr>
+              <w:pStyle w:val="Compact"/>
+              <w:jc w:val="left"/>
+            </w:pPr>
+            <w:r>
+              <w:t xml:space="preserve">+0, 284**</w:t>
             </w:r>
           </w:p>
         </w:tc>
@@ -3259,79 +3150,79 @@
               <w:jc w:val="left"/>
             </w:pPr>
             <w:r>
-              <w:t xml:space="preserve">+10,958***</w:t>
-            </w:r>
-          </w:p>
-        </w:tc>
-        <w:tc>
-          <w:tcPr/>
-          <w:p>
-            <w:pPr>
-              <w:pStyle w:val="Compact"/>
-              <w:jc w:val="left"/>
-            </w:pPr>
-            <w:r>
-              <w:t xml:space="preserve">+11,157***</w:t>
-            </w:r>
-          </w:p>
-        </w:tc>
-        <w:tc>
-          <w:tcPr/>
-          <w:p>
-            <w:pPr>
-              <w:pStyle w:val="Compact"/>
-              <w:jc w:val="left"/>
-            </w:pPr>
-            <w:r>
-              <w:t xml:space="preserve">+11,345***</w:t>
-            </w:r>
-          </w:p>
-        </w:tc>
-        <w:tc>
-          <w:tcPr/>
-          <w:p>
-            <w:pPr>
-              <w:pStyle w:val="Compact"/>
-              <w:jc w:val="left"/>
-            </w:pPr>
-            <w:r>
-              <w:t xml:space="preserve">+11,199***</w:t>
-            </w:r>
-          </w:p>
-        </w:tc>
-        <w:tc>
-          <w:tcPr/>
-          <w:p>
-            <w:pPr>
-              <w:pStyle w:val="Compact"/>
-              <w:jc w:val="left"/>
-            </w:pPr>
-            <w:r>
-              <w:t xml:space="preserve">+11,361***</w:t>
-            </w:r>
-          </w:p>
-        </w:tc>
-        <w:tc>
-          <w:tcPr/>
-          <w:p>
-            <w:pPr>
-              <w:pStyle w:val="Compact"/>
-              <w:jc w:val="left"/>
-            </w:pPr>
-            <w:r>
-              <w:t xml:space="preserve">+11,190***</w:t>
-            </w:r>
-          </w:p>
-        </w:tc>
-        <w:tc>
-          <w:tcPr/>
-          <w:p>
-            <w:pPr>
-              <w:pStyle w:val="Compact"/>
-              <w:jc w:val="left"/>
-            </w:pPr>
-            <w:r>
-              <w:t xml:space="preserve">+11,353***</w:t>
+              <w:t xml:space="preserve">+10, 958***</w:t>
+            </w:r>
+          </w:p>
+        </w:tc>
+        <w:tc>
+          <w:tcPr/>
+          <w:p>
+            <w:pPr>
+              <w:pStyle w:val="Compact"/>
+              <w:jc w:val="left"/>
+            </w:pPr>
+            <w:r>
+              <w:t xml:space="preserve">+11, 157***</w:t>
+            </w:r>
+          </w:p>
+        </w:tc>
+        <w:tc>
+          <w:tcPr/>
+          <w:p>
+            <w:pPr>
+              <w:pStyle w:val="Compact"/>
+              <w:jc w:val="left"/>
+            </w:pPr>
+            <w:r>
+              <w:t xml:space="preserve">+11, 345***</w:t>
+            </w:r>
+          </w:p>
+        </w:tc>
+        <w:tc>
+          <w:tcPr/>
+          <w:p>
+            <w:pPr>
+              <w:pStyle w:val="Compact"/>
+              <w:jc w:val="left"/>
+            </w:pPr>
+            <w:r>
+              <w:t xml:space="preserve">+11, 199***</w:t>
+            </w:r>
+          </w:p>
+        </w:tc>
+        <w:tc>
+          <w:tcPr/>
+          <w:p>
+            <w:pPr>
+              <w:pStyle w:val="Compact"/>
+              <w:jc w:val="left"/>
+            </w:pPr>
+            <w:r>
+              <w:t xml:space="preserve">+11, 361***</w:t>
+            </w:r>
+          </w:p>
+        </w:tc>
+        <w:tc>
+          <w:tcPr/>
+          <w:p>
+            <w:pPr>
+              <w:pStyle w:val="Compact"/>
+              <w:jc w:val="left"/>
+            </w:pPr>
+            <w:r>
+              <w:t xml:space="preserve">+11, 190***</w:t>
+            </w:r>
+          </w:p>
+        </w:tc>
+        <w:tc>
+          <w:tcPr/>
+          <w:p>
+            <w:pPr>
+              <w:pStyle w:val="Compact"/>
+              <w:jc w:val="left"/>
+            </w:pPr>
+            <w:r>
+              <w:t xml:space="preserve">+11, 353***</w:t>
             </w:r>
           </w:p>
         </w:tc>
@@ -3455,79 +3346,79 @@
               <w:jc w:val="left"/>
             </w:pPr>
             <w:r>
-              <w:t xml:space="preserve">0,122</w:t>
-            </w:r>
-          </w:p>
-        </w:tc>
-        <w:tc>
-          <w:tcPr/>
-          <w:p>
-            <w:pPr>
-              <w:pStyle w:val="Compact"/>
-              <w:jc w:val="left"/>
-            </w:pPr>
-            <w:r>
-              <w:t xml:space="preserve">0,178</w:t>
-            </w:r>
-          </w:p>
-        </w:tc>
-        <w:tc>
-          <w:tcPr/>
-          <w:p>
-            <w:pPr>
-              <w:pStyle w:val="Compact"/>
-              <w:jc w:val="left"/>
-            </w:pPr>
-            <w:r>
-              <w:t xml:space="preserve">0,199</w:t>
-            </w:r>
-          </w:p>
-        </w:tc>
-        <w:tc>
-          <w:tcPr/>
-          <w:p>
-            <w:pPr>
-              <w:pStyle w:val="Compact"/>
-              <w:jc w:val="left"/>
-            </w:pPr>
-            <w:r>
-              <w:t xml:space="preserve">0,184</w:t>
-            </w:r>
-          </w:p>
-        </w:tc>
-        <w:tc>
-          <w:tcPr/>
-          <w:p>
-            <w:pPr>
-              <w:pStyle w:val="Compact"/>
-              <w:jc w:val="left"/>
-            </w:pPr>
-            <w:r>
-              <w:t xml:space="preserve">0,202</w:t>
-            </w:r>
-          </w:p>
-        </w:tc>
-        <w:tc>
-          <w:tcPr/>
-          <w:p>
-            <w:pPr>
-              <w:pStyle w:val="Compact"/>
-              <w:jc w:val="left"/>
-            </w:pPr>
-            <w:r>
-              <w:t xml:space="preserve">0,193</w:t>
-            </w:r>
-          </w:p>
-        </w:tc>
-        <w:tc>
-          <w:tcPr/>
-          <w:p>
-            <w:pPr>
-              <w:pStyle w:val="Compact"/>
-              <w:jc w:val="left"/>
-            </w:pPr>
-            <w:r>
-              <w:t xml:space="preserve">0,211</w:t>
+              <w:t xml:space="preserve">0, 122</w:t>
+            </w:r>
+          </w:p>
+        </w:tc>
+        <w:tc>
+          <w:tcPr/>
+          <w:p>
+            <w:pPr>
+              <w:pStyle w:val="Compact"/>
+              <w:jc w:val="left"/>
+            </w:pPr>
+            <w:r>
+              <w:t xml:space="preserve">0, 178</w:t>
+            </w:r>
+          </w:p>
+        </w:tc>
+        <w:tc>
+          <w:tcPr/>
+          <w:p>
+            <w:pPr>
+              <w:pStyle w:val="Compact"/>
+              <w:jc w:val="left"/>
+            </w:pPr>
+            <w:r>
+              <w:t xml:space="preserve">0, 199</w:t>
+            </w:r>
+          </w:p>
+        </w:tc>
+        <w:tc>
+          <w:tcPr/>
+          <w:p>
+            <w:pPr>
+              <w:pStyle w:val="Compact"/>
+              <w:jc w:val="left"/>
+            </w:pPr>
+            <w:r>
+              <w:t xml:space="preserve">0, 184</w:t>
+            </w:r>
+          </w:p>
+        </w:tc>
+        <w:tc>
+          <w:tcPr/>
+          <w:p>
+            <w:pPr>
+              <w:pStyle w:val="Compact"/>
+              <w:jc w:val="left"/>
+            </w:pPr>
+            <w:r>
+              <w:t xml:space="preserve">0, 202</w:t>
+            </w:r>
+          </w:p>
+        </w:tc>
+        <w:tc>
+          <w:tcPr/>
+          <w:p>
+            <w:pPr>
+              <w:pStyle w:val="Compact"/>
+              <w:jc w:val="left"/>
+            </w:pPr>
+            <w:r>
+              <w:t xml:space="preserve">0, 193</w:t>
+            </w:r>
+          </w:p>
+        </w:tc>
+        <w:tc>
+          <w:tcPr/>
+          <w:p>
+            <w:pPr>
+              <w:pStyle w:val="Compact"/>
+              <w:jc w:val="left"/>
+            </w:pPr>
+            <w:r>
+              <w:t xml:space="preserve">0, 211</w:t>
             </w:r>
           </w:p>
         </w:tc>
@@ -3553,79 +3444,79 @@
               <w:jc w:val="left"/>
             </w:pPr>
             <w:r>
-              <w:t xml:space="preserve">0,115</w:t>
-            </w:r>
-          </w:p>
-        </w:tc>
-        <w:tc>
-          <w:tcPr/>
-          <w:p>
-            <w:pPr>
-              <w:pStyle w:val="Compact"/>
-              <w:jc w:val="left"/>
-            </w:pPr>
-            <w:r>
-              <w:t xml:space="preserve">0,168</w:t>
-            </w:r>
-          </w:p>
-        </w:tc>
-        <w:tc>
-          <w:tcPr/>
-          <w:p>
-            <w:pPr>
-              <w:pStyle w:val="Compact"/>
-              <w:jc w:val="left"/>
-            </w:pPr>
-            <w:r>
-              <w:t xml:space="preserve">0,189</w:t>
-            </w:r>
-          </w:p>
-        </w:tc>
-        <w:tc>
-          <w:tcPr/>
-          <w:p>
-            <w:pPr>
-              <w:pStyle w:val="Compact"/>
-              <w:jc w:val="left"/>
-            </w:pPr>
-            <w:r>
-              <w:t xml:space="preserve">0,174</w:t>
-            </w:r>
-          </w:p>
-        </w:tc>
-        <w:tc>
-          <w:tcPr/>
-          <w:p>
-            <w:pPr>
-              <w:pStyle w:val="Compact"/>
-              <w:jc w:val="left"/>
-            </w:pPr>
-            <w:r>
-              <w:t xml:space="preserve">0,190</w:t>
-            </w:r>
-          </w:p>
-        </w:tc>
-        <w:tc>
-          <w:tcPr/>
-          <w:p>
-            <w:pPr>
-              <w:pStyle w:val="Compact"/>
-              <w:jc w:val="left"/>
-            </w:pPr>
-            <w:r>
-              <w:t xml:space="preserve">0,180</w:t>
-            </w:r>
-          </w:p>
-        </w:tc>
-        <w:tc>
-          <w:tcPr/>
-          <w:p>
-            <w:pPr>
-              <w:pStyle w:val="Compact"/>
-              <w:jc w:val="left"/>
-            </w:pPr>
-            <w:r>
-              <w:t xml:space="preserve">0,196</w:t>
+              <w:t xml:space="preserve">0, 115</w:t>
+            </w:r>
+          </w:p>
+        </w:tc>
+        <w:tc>
+          <w:tcPr/>
+          <w:p>
+            <w:pPr>
+              <w:pStyle w:val="Compact"/>
+              <w:jc w:val="left"/>
+            </w:pPr>
+            <w:r>
+              <w:t xml:space="preserve">0, 168</w:t>
+            </w:r>
+          </w:p>
+        </w:tc>
+        <w:tc>
+          <w:tcPr/>
+          <w:p>
+            <w:pPr>
+              <w:pStyle w:val="Compact"/>
+              <w:jc w:val="left"/>
+            </w:pPr>
+            <w:r>
+              <w:t xml:space="preserve">0, 189</w:t>
+            </w:r>
+          </w:p>
+        </w:tc>
+        <w:tc>
+          <w:tcPr/>
+          <w:p>
+            <w:pPr>
+              <w:pStyle w:val="Compact"/>
+              <w:jc w:val="left"/>
+            </w:pPr>
+            <w:r>
+              <w:t xml:space="preserve">0, 174</w:t>
+            </w:r>
+          </w:p>
+        </w:tc>
+        <w:tc>
+          <w:tcPr/>
+          <w:p>
+            <w:pPr>
+              <w:pStyle w:val="Compact"/>
+              <w:jc w:val="left"/>
+            </w:pPr>
+            <w:r>
+              <w:t xml:space="preserve">0, 190</w:t>
+            </w:r>
+          </w:p>
+        </w:tc>
+        <w:tc>
+          <w:tcPr/>
+          <w:p>
+            <w:pPr>
+              <w:pStyle w:val="Compact"/>
+              <w:jc w:val="left"/>
+            </w:pPr>
+            <w:r>
+              <w:t xml:space="preserve">0, 180</w:t>
+            </w:r>
+          </w:p>
+        </w:tc>
+        <w:tc>
+          <w:tcPr/>
+          <w:p>
+            <w:pPr>
+              <w:pStyle w:val="Compact"/>
+              <w:jc w:val="left"/>
+            </w:pPr>
+            <w:r>
+              <w:t xml:space="preserve">0, 196</w:t>
             </w:r>
           </w:p>
         </w:tc>
@@ -3648,33 +3539,15 @@
         <w:pStyle w:val="BodyText"/>
       </w:pPr>
       <w:r>
-        <w:t xml:space="preserve">Bảng 2 báo cáo kết quả hồi quy phân cấp chính. Đặc tả bậc hai cơ sở cho thấy số hạng FSTS tuyến tính dương mạnh và số hạng bình phương âm biên, chỉ ra rằng mối quan hệ I–P phù hợp hơn với diễn giải</w:t>
-      </w:r>
-      <w:r>
-        <w:t xml:space="preserve"> </w:t>
-      </w:r>
-      <w:r>
-        <w:t xml:space="preserve">“</w:t>
-      </w:r>
-      <w:r>
-        <w:t xml:space="preserve">chủ yếu đơn điệu dương với độ cong bậc hai nhẹ</w:t>
-      </w:r>
-      <w:r>
-        <w:t xml:space="preserve">”</w:t>
-      </w:r>
-      <w:r>
-        <w:t xml:space="preserve"> </w:t>
-      </w:r>
-      <w:r>
-        <w:t xml:space="preserve">hơn là đường cong chữ U ngược được xác định chính thức.</w:t>
-      </w:r>
-    </w:p>
-    <w:p>
-      <w:pPr>
-        <w:pStyle w:val="BodyText"/>
-      </w:pPr>
-      <w:r>
-        <w:t xml:space="preserve">Kết quả quan trọng nhất của DAI xuất hiện trong các đặc tả điều tiết. Trong mô hình đầy đủ (Mô hình M8), số hạng DAI trực tiếp nhỏ và không có ý nghĩa thống kê (β = 0,019, p = ,705), số hạng tương tác (interaction term) tuyến tính với FSTS âm và biên (β = −1,177, p = ,083), và số hạng tương tác (interaction term) bậc hai dương và có ý nghĩa thống kê (β = 3,119, SE = 1,124, p = ,005). Mô hình M8 cũng tạo ra sức giải thích cao nhất trong số các đặc tả chính, với R² = 0,211 và R² hiệu chỉnh = 0,196. Được đọc về mặt nội dung, các ước lượng này chỉ ra rằng tính liên quan đến năng suất của áp dụng số trở nên tích cực hơn ở mức cường độ xuất khẩu cao hơn, với tín hiệu rõ nhất tập trung ở vùng đuôi xuất khẩu cao thay vì phân phối đồng đều trên toàn mẫu.</w:t>
+        <w:t xml:space="preserve">Bảng 2 báo cáo kết quả hồi quy phân cấp chính. Đặc tả bậc hai cơ sở cho thấy số hạng FSTS tuyến tính dương mạnh và số hạng bình phương âm biên, chỉ ra rằng mối quan hệ I–P phù hợp hơn với diễn giải "chủ yếu đơn điệu dương với độ cong bậc hai nhẹ" hơn là đường cong chữ U ngược được xác định chính thức.</w:t>
+      </w:r>
+    </w:p>
+    <w:p>
+      <w:pPr>
+        <w:pStyle w:val="BodyText"/>
+      </w:pPr>
+      <w:r>
+        <w:t xml:space="preserve">Kết quả quan trọng nhất của DAI xuất hiện trong các đặc tả điều tiết. Trong mô hình đầy đủ (Mô hình M8), số hạng DAI trực tiếp nhỏ và không có ý nghĩa thống kê (β = 0, 019, p =, 705), số hạng tương tác (interaction term) tuyến tính với FSTS âm và biên (β = −1, 177, p =, 083), và số hạng tương tác (interaction term) bậc hai dương và có ý nghĩa thống kê (β = 3, 119, SE = 1, 124, p =, 005). Mô hình M8 cũng tạo ra sức giải thích cao nhất trong số các đặc tả chính, với R² = 0, 211 và R² hiệu chỉnh = 0, 196. Được đọc về mặt nội dung, các ước lượng này chỉ ra rằng tính liên quan đến năng suất của áp dụng số trở nên tích cực hơn ở mức cường độ xuất khẩu cao hơn, với tín hiệu rõ nhất tập trung ở vùng đuôi xuất khẩu cao thay vì phân phối đồng đều trên toàn mẫu.</w:t>
       </w:r>
     </w:p>
     <w:p>
@@ -3789,43 +3662,43 @@
               <w:jc w:val="left"/>
             </w:pPr>
             <w:r>
-              <w:t xml:space="preserve">+0,080</w:t>
-            </w:r>
-          </w:p>
-        </w:tc>
-        <w:tc>
-          <w:tcPr/>
-          <w:p>
-            <w:pPr>
-              <w:pStyle w:val="Compact"/>
-              <w:jc w:val="left"/>
-            </w:pPr>
-            <w:r>
-              <w:t xml:space="preserve">0,040</w:t>
-            </w:r>
-          </w:p>
-        </w:tc>
-        <w:tc>
-          <w:tcPr/>
-          <w:p>
-            <w:pPr>
-              <w:pStyle w:val="Compact"/>
-              <w:jc w:val="left"/>
-            </w:pPr>
-            <w:r>
-              <w:t xml:space="preserve">,045*</w:t>
-            </w:r>
-          </w:p>
-        </w:tc>
-        <w:tc>
-          <w:tcPr/>
-          <w:p>
-            <w:pPr>
-              <w:pStyle w:val="Compact"/>
-              <w:jc w:val="left"/>
-            </w:pPr>
-            <w:r>
-              <w:t xml:space="preserve">[+0,002, +0,158]</w:t>
+              <w:t xml:space="preserve">+0, 080</w:t>
+            </w:r>
+          </w:p>
+        </w:tc>
+        <w:tc>
+          <w:tcPr/>
+          <w:p>
+            <w:pPr>
+              <w:pStyle w:val="Compact"/>
+              <w:jc w:val="left"/>
+            </w:pPr>
+            <w:r>
+              <w:t xml:space="preserve">0, 040</w:t>
+            </w:r>
+          </w:p>
+        </w:tc>
+        <w:tc>
+          <w:tcPr/>
+          <w:p>
+            <w:pPr>
+              <w:pStyle w:val="Compact"/>
+              <w:jc w:val="left"/>
+            </w:pPr>
+            <w:r>
+              <w:t xml:space="preserve">, 045*</w:t>
+            </w:r>
+          </w:p>
+        </w:tc>
+        <w:tc>
+          <w:tcPr/>
+          <w:p>
+            <w:pPr>
+              <w:pStyle w:val="Compact"/>
+              <w:jc w:val="left"/>
+            </w:pPr>
+            <w:r>
+              <w:t xml:space="preserve">[+0, 002, +0, 158]</w:t>
             </w:r>
           </w:p>
         </w:tc>
@@ -3851,43 +3724,43 @@
               <w:jc w:val="left"/>
             </w:pPr>
             <w:r>
-              <w:t xml:space="preserve">+0,015</w:t>
-            </w:r>
-          </w:p>
-        </w:tc>
-        <w:tc>
-          <w:tcPr/>
-          <w:p>
-            <w:pPr>
-              <w:pStyle w:val="Compact"/>
-              <w:jc w:val="left"/>
-            </w:pPr>
-            <w:r>
-              <w:t xml:space="preserve">0,047</w:t>
-            </w:r>
-          </w:p>
-        </w:tc>
-        <w:tc>
-          <w:tcPr/>
-          <w:p>
-            <w:pPr>
-              <w:pStyle w:val="Compact"/>
-              <w:jc w:val="left"/>
-            </w:pPr>
-            <w:r>
-              <w:t xml:space="preserve">,752</w:t>
-            </w:r>
-          </w:p>
-        </w:tc>
-        <w:tc>
-          <w:tcPr/>
-          <w:p>
-            <w:pPr>
-              <w:pStyle w:val="Compact"/>
-              <w:jc w:val="left"/>
-            </w:pPr>
-            <w:r>
-              <w:t xml:space="preserve">[-0,077, +0,106]</w:t>
+              <w:t xml:space="preserve">+0, 015</w:t>
+            </w:r>
+          </w:p>
+        </w:tc>
+        <w:tc>
+          <w:tcPr/>
+          <w:p>
+            <w:pPr>
+              <w:pStyle w:val="Compact"/>
+              <w:jc w:val="left"/>
+            </w:pPr>
+            <w:r>
+              <w:t xml:space="preserve">0, 047</w:t>
+            </w:r>
+          </w:p>
+        </w:tc>
+        <w:tc>
+          <w:tcPr/>
+          <w:p>
+            <w:pPr>
+              <w:pStyle w:val="Compact"/>
+              <w:jc w:val="left"/>
+            </w:pPr>
+            <w:r>
+              <w:t xml:space="preserve">, 752</w:t>
+            </w:r>
+          </w:p>
+        </w:tc>
+        <w:tc>
+          <w:tcPr/>
+          <w:p>
+            <w:pPr>
+              <w:pStyle w:val="Compact"/>
+              <w:jc w:val="left"/>
+            </w:pPr>
+            <w:r>
+              <w:t xml:space="preserve">[-0, 077, +0, 106]</w:t>
             </w:r>
           </w:p>
         </w:tc>
@@ -3913,43 +3786,43 @@
               <w:jc w:val="left"/>
             </w:pPr>
             <w:r>
-              <w:t xml:space="preserve">-0,035</w:t>
-            </w:r>
-          </w:p>
-        </w:tc>
-        <w:tc>
-          <w:tcPr/>
-          <w:p>
-            <w:pPr>
-              <w:pStyle w:val="Compact"/>
-              <w:jc w:val="left"/>
-            </w:pPr>
-            <w:r>
-              <w:t xml:space="preserve">0,069</w:t>
-            </w:r>
-          </w:p>
-        </w:tc>
-        <w:tc>
-          <w:tcPr/>
-          <w:p>
-            <w:pPr>
-              <w:pStyle w:val="Compact"/>
-              <w:jc w:val="left"/>
-            </w:pPr>
-            <w:r>
-              <w:t xml:space="preserve">,616</w:t>
-            </w:r>
-          </w:p>
-        </w:tc>
-        <w:tc>
-          <w:tcPr/>
-          <w:p>
-            <w:pPr>
-              <w:pStyle w:val="Compact"/>
-              <w:jc w:val="left"/>
-            </w:pPr>
-            <w:r>
-              <w:t xml:space="preserve">[-0,170, +0,101]</w:t>
+              <w:t xml:space="preserve">-0, 035</w:t>
+            </w:r>
+          </w:p>
+        </w:tc>
+        <w:tc>
+          <w:tcPr/>
+          <w:p>
+            <w:pPr>
+              <w:pStyle w:val="Compact"/>
+              <w:jc w:val="left"/>
+            </w:pPr>
+            <w:r>
+              <w:t xml:space="preserve">0, 069</w:t>
+            </w:r>
+          </w:p>
+        </w:tc>
+        <w:tc>
+          <w:tcPr/>
+          <w:p>
+            <w:pPr>
+              <w:pStyle w:val="Compact"/>
+              <w:jc w:val="left"/>
+            </w:pPr>
+            <w:r>
+              <w:t xml:space="preserve">, 616</w:t>
+            </w:r>
+          </w:p>
+        </w:tc>
+        <w:tc>
+          <w:tcPr/>
+          <w:p>
+            <w:pPr>
+              <w:pStyle w:val="Compact"/>
+              <w:jc w:val="left"/>
+            </w:pPr>
+            <w:r>
+              <w:t xml:space="preserve">[-0, 170, +0, 101]</w:t>
             </w:r>
           </w:p>
         </w:tc>
@@ -3975,43 +3848,43 @@
               <w:jc w:val="left"/>
             </w:pPr>
             <w:r>
-              <w:t xml:space="preserve">-0,069</w:t>
-            </w:r>
-          </w:p>
-        </w:tc>
-        <w:tc>
-          <w:tcPr/>
-          <w:p>
-            <w:pPr>
-              <w:pStyle w:val="Compact"/>
-              <w:jc w:val="left"/>
-            </w:pPr>
-            <w:r>
-              <w:t xml:space="preserve">0,093</w:t>
-            </w:r>
-          </w:p>
-        </w:tc>
-        <w:tc>
-          <w:tcPr/>
-          <w:p>
-            <w:pPr>
-              <w:pStyle w:val="Compact"/>
-              <w:jc w:val="left"/>
-            </w:pPr>
-            <w:r>
-              <w:t xml:space="preserve">,459</w:t>
-            </w:r>
-          </w:p>
-        </w:tc>
-        <w:tc>
-          <w:tcPr/>
-          <w:p>
-            <w:pPr>
-              <w:pStyle w:val="Compact"/>
-              <w:jc w:val="left"/>
-            </w:pPr>
-            <w:r>
-              <w:t xml:space="preserve">[-0,250, +0,113]</w:t>
+              <w:t xml:space="preserve">-0, 069</w:t>
+            </w:r>
+          </w:p>
+        </w:tc>
+        <w:tc>
+          <w:tcPr/>
+          <w:p>
+            <w:pPr>
+              <w:pStyle w:val="Compact"/>
+              <w:jc w:val="left"/>
+            </w:pPr>
+            <w:r>
+              <w:t xml:space="preserve">0, 093</w:t>
+            </w:r>
+          </w:p>
+        </w:tc>
+        <w:tc>
+          <w:tcPr/>
+          <w:p>
+            <w:pPr>
+              <w:pStyle w:val="Compact"/>
+              <w:jc w:val="left"/>
+            </w:pPr>
+            <w:r>
+              <w:t xml:space="preserve">, 459</w:t>
+            </w:r>
+          </w:p>
+        </w:tc>
+        <w:tc>
+          <w:tcPr/>
+          <w:p>
+            <w:pPr>
+              <w:pStyle w:val="Compact"/>
+              <w:jc w:val="left"/>
+            </w:pPr>
+            <w:r>
+              <w:t xml:space="preserve">[-0, 250, +0, 113]</w:t>
             </w:r>
           </w:p>
         </w:tc>
@@ -4037,43 +3910,43 @@
               <w:jc w:val="left"/>
             </w:pPr>
             <w:r>
-              <w:t xml:space="preserve">-0,087</w:t>
-            </w:r>
-          </w:p>
-        </w:tc>
-        <w:tc>
-          <w:tcPr/>
-          <w:p>
-            <w:pPr>
-              <w:pStyle w:val="Compact"/>
-              <w:jc w:val="left"/>
-            </w:pPr>
-            <w:r>
-              <w:t xml:space="preserve">0,113</w:t>
-            </w:r>
-          </w:p>
-        </w:tc>
-        <w:tc>
-          <w:tcPr/>
-          <w:p>
-            <w:pPr>
-              <w:pStyle w:val="Compact"/>
-              <w:jc w:val="left"/>
-            </w:pPr>
-            <w:r>
-              <w:t xml:space="preserve">,444</w:t>
-            </w:r>
-          </w:p>
-        </w:tc>
-        <w:tc>
-          <w:tcPr/>
-          <w:p>
-            <w:pPr>
-              <w:pStyle w:val="Compact"/>
-              <w:jc w:val="left"/>
-            </w:pPr>
-            <w:r>
-              <w:t xml:space="preserve">[-0,309, +0,135]</w:t>
+              <w:t xml:space="preserve">-0, 087</w:t>
+            </w:r>
+          </w:p>
+        </w:tc>
+        <w:tc>
+          <w:tcPr/>
+          <w:p>
+            <w:pPr>
+              <w:pStyle w:val="Compact"/>
+              <w:jc w:val="left"/>
+            </w:pPr>
+            <w:r>
+              <w:t xml:space="preserve">0, 113</w:t>
+            </w:r>
+          </w:p>
+        </w:tc>
+        <w:tc>
+          <w:tcPr/>
+          <w:p>
+            <w:pPr>
+              <w:pStyle w:val="Compact"/>
+              <w:jc w:val="left"/>
+            </w:pPr>
+            <w:r>
+              <w:t xml:space="preserve">, 444</w:t>
+            </w:r>
+          </w:p>
+        </w:tc>
+        <w:tc>
+          <w:tcPr/>
+          <w:p>
+            <w:pPr>
+              <w:pStyle w:val="Compact"/>
+              <w:jc w:val="left"/>
+            </w:pPr>
+            <w:r>
+              <w:t xml:space="preserve">[-0, 309, +0, 135]</w:t>
             </w:r>
           </w:p>
         </w:tc>
@@ -4099,43 +3972,43 @@
               <w:jc w:val="left"/>
             </w:pPr>
             <w:r>
-              <w:t xml:space="preserve">-0,077</w:t>
-            </w:r>
-          </w:p>
-        </w:tc>
-        <w:tc>
-          <w:tcPr/>
-          <w:p>
-            <w:pPr>
-              <w:pStyle w:val="Compact"/>
-              <w:jc w:val="left"/>
-            </w:pPr>
-            <w:r>
-              <w:t xml:space="preserve">0,145</w:t>
-            </w:r>
-          </w:p>
-        </w:tc>
-        <w:tc>
-          <w:tcPr/>
-          <w:p>
-            <w:pPr>
-              <w:pStyle w:val="Compact"/>
-              <w:jc w:val="left"/>
-            </w:pPr>
-            <w:r>
-              <w:t xml:space="preserve">,598</w:t>
-            </w:r>
-          </w:p>
-        </w:tc>
-        <w:tc>
-          <w:tcPr/>
-          <w:p>
-            <w:pPr>
-              <w:pStyle w:val="Compact"/>
-              <w:jc w:val="left"/>
-            </w:pPr>
-            <w:r>
-              <w:t xml:space="preserve">[-0,361, +0,208]</w:t>
+              <w:t xml:space="preserve">-0, 077</w:t>
+            </w:r>
+          </w:p>
+        </w:tc>
+        <w:tc>
+          <w:tcPr/>
+          <w:p>
+            <w:pPr>
+              <w:pStyle w:val="Compact"/>
+              <w:jc w:val="left"/>
+            </w:pPr>
+            <w:r>
+              <w:t xml:space="preserve">0, 145</w:t>
+            </w:r>
+          </w:p>
+        </w:tc>
+        <w:tc>
+          <w:tcPr/>
+          <w:p>
+            <w:pPr>
+              <w:pStyle w:val="Compact"/>
+              <w:jc w:val="left"/>
+            </w:pPr>
+            <w:r>
+              <w:t xml:space="preserve">, 598</w:t>
+            </w:r>
+          </w:p>
+        </w:tc>
+        <w:tc>
+          <w:tcPr/>
+          <w:p>
+            <w:pPr>
+              <w:pStyle w:val="Compact"/>
+              <w:jc w:val="left"/>
+            </w:pPr>
+            <w:r>
+              <w:t xml:space="preserve">[-0, 361, +0, 208]</w:t>
             </w:r>
           </w:p>
         </w:tc>
@@ -4161,43 +4034,43 @@
               <w:jc w:val="left"/>
             </w:pPr>
             <w:r>
-              <w:t xml:space="preserve">+0,131</w:t>
-            </w:r>
-          </w:p>
-        </w:tc>
-        <w:tc>
-          <w:tcPr/>
-          <w:p>
-            <w:pPr>
-              <w:pStyle w:val="Compact"/>
-              <w:jc w:val="left"/>
-            </w:pPr>
-            <w:r>
-              <w:t xml:space="preserve">0,186</w:t>
-            </w:r>
-          </w:p>
-        </w:tc>
-        <w:tc>
-          <w:tcPr/>
-          <w:p>
-            <w:pPr>
-              <w:pStyle w:val="Compact"/>
-              <w:jc w:val="left"/>
-            </w:pPr>
-            <w:r>
-              <w:t xml:space="preserve">,481</w:t>
-            </w:r>
-          </w:p>
-        </w:tc>
-        <w:tc>
-          <w:tcPr/>
-          <w:p>
-            <w:pPr>
-              <w:pStyle w:val="Compact"/>
-              <w:jc w:val="left"/>
-            </w:pPr>
-            <w:r>
-              <w:t xml:space="preserve">[-0,234, +0,496]</w:t>
+              <w:t xml:space="preserve">+0, 131</w:t>
+            </w:r>
+          </w:p>
+        </w:tc>
+        <w:tc>
+          <w:tcPr/>
+          <w:p>
+            <w:pPr>
+              <w:pStyle w:val="Compact"/>
+              <w:jc w:val="left"/>
+            </w:pPr>
+            <w:r>
+              <w:t xml:space="preserve">0, 186</w:t>
+            </w:r>
+          </w:p>
+        </w:tc>
+        <w:tc>
+          <w:tcPr/>
+          <w:p>
+            <w:pPr>
+              <w:pStyle w:val="Compact"/>
+              <w:jc w:val="left"/>
+            </w:pPr>
+            <w:r>
+              <w:t xml:space="preserve">, 481</w:t>
+            </w:r>
+          </w:p>
+        </w:tc>
+        <w:tc>
+          <w:tcPr/>
+          <w:p>
+            <w:pPr>
+              <w:pStyle w:val="Compact"/>
+              <w:jc w:val="left"/>
+            </w:pPr>
+            <w:r>
+              <w:t xml:space="preserve">[-0, 234, +0, 496]</w:t>
             </w:r>
           </w:p>
         </w:tc>
@@ -4223,43 +4096,43 @@
               <w:jc w:val="left"/>
             </w:pPr>
             <w:r>
-              <w:t xml:space="preserve">+0,660</w:t>
-            </w:r>
-          </w:p>
-        </w:tc>
-        <w:tc>
-          <w:tcPr/>
-          <w:p>
-            <w:pPr>
-              <w:pStyle w:val="Compact"/>
-              <w:jc w:val="left"/>
-            </w:pPr>
-            <w:r>
-              <w:t xml:space="preserve">0,295</w:t>
-            </w:r>
-          </w:p>
-        </w:tc>
-        <w:tc>
-          <w:tcPr/>
-          <w:p>
-            <w:pPr>
-              <w:pStyle w:val="Compact"/>
-              <w:jc w:val="left"/>
-            </w:pPr>
-            <w:r>
-              <w:t xml:space="preserve">,025*</w:t>
-            </w:r>
-          </w:p>
-        </w:tc>
-        <w:tc>
-          <w:tcPr/>
-          <w:p>
-            <w:pPr>
-              <w:pStyle w:val="Compact"/>
-              <w:jc w:val="left"/>
-            </w:pPr>
-            <w:r>
-              <w:t xml:space="preserve">[+0,082, +1,238]</w:t>
+              <w:t xml:space="preserve">+0, 660</w:t>
+            </w:r>
+          </w:p>
+        </w:tc>
+        <w:tc>
+          <w:tcPr/>
+          <w:p>
+            <w:pPr>
+              <w:pStyle w:val="Compact"/>
+              <w:jc w:val="left"/>
+            </w:pPr>
+            <w:r>
+              <w:t xml:space="preserve">0, 295</w:t>
+            </w:r>
+          </w:p>
+        </w:tc>
+        <w:tc>
+          <w:tcPr/>
+          <w:p>
+            <w:pPr>
+              <w:pStyle w:val="Compact"/>
+              <w:jc w:val="left"/>
+            </w:pPr>
+            <w:r>
+              <w:t xml:space="preserve">, 025*</w:t>
+            </w:r>
+          </w:p>
+        </w:tc>
+        <w:tc>
+          <w:tcPr/>
+          <w:p>
+            <w:pPr>
+              <w:pStyle w:val="Compact"/>
+              <w:jc w:val="left"/>
+            </w:pPr>
+            <w:r>
+              <w:t xml:space="preserve">[+0, 082, +1, 238]</w:t>
             </w:r>
           </w:p>
         </w:tc>
@@ -4285,43 +4158,43 @@
               <w:jc w:val="left"/>
             </w:pPr>
             <w:r>
-              <w:t xml:space="preserve">+1,818</w:t>
-            </w:r>
-          </w:p>
-        </w:tc>
-        <w:tc>
-          <w:tcPr/>
-          <w:p>
-            <w:pPr>
-              <w:pStyle w:val="Compact"/>
-              <w:jc w:val="left"/>
-            </w:pPr>
-            <w:r>
-              <w:t xml:space="preserve">0,592</w:t>
-            </w:r>
-          </w:p>
-        </w:tc>
-        <w:tc>
-          <w:tcPr/>
-          <w:p>
-            <w:pPr>
-              <w:pStyle w:val="Compact"/>
-              <w:jc w:val="left"/>
-            </w:pPr>
-            <w:r>
-              <w:t xml:space="preserve">,002**</w:t>
-            </w:r>
-          </w:p>
-        </w:tc>
-        <w:tc>
-          <w:tcPr/>
-          <w:p>
-            <w:pPr>
-              <w:pStyle w:val="Compact"/>
-              <w:jc w:val="left"/>
-            </w:pPr>
-            <w:r>
-              <w:t xml:space="preserve">[+0,658, +2,978]</w:t>
+              <w:t xml:space="preserve">+1, 818</w:t>
+            </w:r>
+          </w:p>
+        </w:tc>
+        <w:tc>
+          <w:tcPr/>
+          <w:p>
+            <w:pPr>
+              <w:pStyle w:val="Compact"/>
+              <w:jc w:val="left"/>
+            </w:pPr>
+            <w:r>
+              <w:t xml:space="preserve">0, 592</w:t>
+            </w:r>
+          </w:p>
+        </w:tc>
+        <w:tc>
+          <w:tcPr/>
+          <w:p>
+            <w:pPr>
+              <w:pStyle w:val="Compact"/>
+              <w:jc w:val="left"/>
+            </w:pPr>
+            <w:r>
+              <w:t xml:space="preserve">, 002**</w:t>
+            </w:r>
+          </w:p>
+        </w:tc>
+        <w:tc>
+          <w:tcPr/>
+          <w:p>
+            <w:pPr>
+              <w:pStyle w:val="Compact"/>
+              <w:jc w:val="left"/>
+            </w:pPr>
+            <w:r>
+              <w:t xml:space="preserve">[+0, 658, +2, 978]</w:t>
             </w:r>
           </w:p>
         </w:tc>
@@ -4344,40 +4217,54 @@
         <w:pStyle w:val="BodyText"/>
       </w:pPr>
       <w:r>
-        <w:t xml:space="preserve">Bảng 4 và Hình 2 dịch các ước lượng tương tác từ Mô hình M8 thành tác động biên có thể diễn giải thực chất. Ở FSTS = 0, tác động biên của DAI nhỏ nhưng dương và có ý nghĩa thống kê (+0,080, p = ,045), cho thấy chỉ có mối liên hệ nền tảng khiêm tốn trong số các doanh nghiệp thuần nội địa. Trên phạm vi xuất khẩu thấp và trung bình, tác động biên không phân biệt được về mặt thống kê với không, cho thấy áp dụng số cơ bản không tạo ra phần thưởng năng suất lao động lớn phổ biến trên toàn mẫu. Ngược lại, tác động biên trở nên dương và có ý nghĩa thống kê trong số các nhà xuất khẩu cường độ cao, đạt +0,660 ở FSTS = 70% và +1,818 ở FSTS = 100% (Bảng 4). Pattern này hỗ trợ diễn giải DAI như nguồn lực bổ sung tạo khả năng mở rộng quy mô có tính liên quan đến năng suất trở nên rõ ràng hơn khi doanh nghiệp đối mặt với nhu cầu điều phối và giao dịch xuyên biên giới dày đặc hơn.</w:t>
-      </w:r>
-    </w:p>
-    <w:tbl>
-      <w:tblPr>
-        <w:tblStyle w:val="FigureTable"/>
-        <w:tblW w:type="auto" w:w="0"/>
-        <w:tblLook w:firstRow="0" w:lastRow="0" w:firstColumn="0" w:lastColumn="0"/>
-        <w:jc w:val="center"/>
-      </w:tblPr>
-      <w:tblGrid>
-        <w:gridCol w:w="7920"/>
-      </w:tblGrid>
-      <w:tr>
-        <w:tc>
-          <w:tcPr/>
-          <w:p>
-            <w:pPr>
-              <w:pStyle w:val="Compact"/>
-              <w:jc w:val="center"/>
-            </w:pPr>
-            <w:r>
-              <w:t xml:space="preserve">Hình 2: Tác động biên của DAI lên log năng suất lao động theo các mức FSTS khác nhau (Singapore, N=617)</w:t>
-            </w:r>
-          </w:p>
-        </w:tc>
-      </w:tr>
-    </w:tbl>
-    <w:p>
-      <w:pPr>
-        <w:pStyle w:val="ImageCaption"/>
-      </w:pPr>
-      <w:r>
-        <w:t xml:space="preserve">Hình 2: Tác động biên của DAI lên log năng suất lao động theo các mức FSTS khác nhau (Singapore, N=617)</w:t>
+        <w:t xml:space="preserve">Bảng 4 và Hình 2 dịch các ước lượng tương tác từ Mô hình M8 thành tác động biên có thể diễn giải thực chất. Ở FSTS = 0, tác động biên của DAI nhỏ nhưng dương và có ý nghĩa thống kê (+0, 080, p =, 045), cho thấy chỉ có mối liên hệ nền tảng khiêm tốn trong số các doanh nghiệp thuần nội địa. Trên phạm vi xuất khẩu thấp và trung bình, tác động biên không phân biệt được về mặt thống kê với không, cho thấy áp dụng số cơ bản không tạo ra phần thưởng năng suất lao động lớn phổ biến trên toàn mẫu. Ngược lại, tác động biên trở nên dương và có ý nghĩa thống kê trong số các nhà xuất khẩu cường độ cao, đạt +0, 660 ở FSTS = 70% và +1, 818 ở FSTS = 100% (Bảng 4). Pattern này hỗ trợ diễn giải DAI như nguồn lực bổ sung tạo khả năng mở rộng quy mô có tính liên quan đến năng suất trở nên rõ ràng hơn khi doanh nghiệp đối mặt với nhu cầu điều phối và giao dịch xuyên biên giới dày đặc hơn.</w:t>
+      </w:r>
+    </w:p>
+    <w:p>
+      <w:pPr>
+        <w:pStyle w:val="BodyText"/>
+      </w:pPr>
+      <w:r>
+        <w:drawing>
+          <wp:inline>
+            <wp:extent cx="5334000" cy="3440011"/>
+            <wp:effectExtent b="0" l="0" r="0" t="0"/>
+            <wp:docPr descr="Hình 2: Tác động biên của DAI lên log năng suất lao động theo các mức FSTS khác nhau (Singapore, N=617)" title="" id="51" name="Picture"/>
+            <a:graphic>
+              <a:graphicData uri="http://schemas.openxmlformats.org/drawingml/2006/picture">
+                <pic:pic>
+                  <pic:nvPicPr>
+                    <pic:cNvPr descr="figures/p4_singapore/figure_2_dai_marginal_effect.png" id="52" name="Picture"/>
+                    <pic:cNvPicPr>
+                      <a:picLocks noChangeArrowheads="1" noChangeAspect="1"/>
+                    </pic:cNvPicPr>
+                  </pic:nvPicPr>
+                  <pic:blipFill>
+                    <a:blip r:embed="rId50"/>
+                    <a:stretch>
+                      <a:fillRect/>
+                    </a:stretch>
+                  </pic:blipFill>
+                  <pic:spPr bwMode="auto">
+                    <a:xfrm>
+                      <a:off x="0" y="0"/>
+                      <a:ext cx="5334000" cy="3440011"/>
+                    </a:xfrm>
+                    <a:prstGeom prst="rect">
+                      <a:avLst/>
+                    </a:prstGeom>
+                    <a:noFill/>
+                    <a:ln w="9525">
+                      <a:noFill/>
+                      <a:headEnd/>
+                      <a:tailEnd/>
+                    </a:ln>
+                  </pic:spPr>
+                </pic:pic>
+              </a:graphicData>
+            </a:graphic>
+          </wp:inline>
+        </w:drawing>
       </w:r>
     </w:p>
     <w:p>
@@ -4395,40 +4282,54 @@
         <w:t xml:space="preserve"> </w:t>
       </w:r>
       <w:r>
-        <w:t xml:space="preserve">Tác động biên của DAI theo cường độ xuất khẩu, mô hình chuẩn M8 (N = 617). Đường đặc = tác động biên của mức tăng một độ lệch chuẩn trong DAI lên ln(năng suất lao động); dải bóng = KTC 95% tính bằng phương pháp delta. Các ô dưới cho thấy mỗi quan sát dưới dạng dải rug và số lượng doanh nghiệp trong mỗi bin FSTS 10 điểm phần trăm. Vùng xám đánh dấu khu vực hỗ trợ mỏng (FSTS &gt; 70%, ~3,2% doanh nghiệp).</w:t>
-      </w:r>
-    </w:p>
-    <w:tbl>
-      <w:tblPr>
-        <w:tblStyle w:val="FigureTable"/>
-        <w:tblW w:type="auto" w:w="0"/>
-        <w:tblLook w:firstRow="0" w:lastRow="0" w:firstColumn="0" w:lastColumn="0"/>
-        <w:jc w:val="center"/>
-      </w:tblPr>
-      <w:tblGrid>
-        <w:gridCol w:w="7920"/>
-      </w:tblGrid>
-      <w:tr>
-        <w:tc>
-          <w:tcPr/>
-          <w:p>
-            <w:pPr>
-              <w:pStyle w:val="Compact"/>
-              <w:jc w:val="center"/>
-            </w:pPr>
-            <w:r>
-              <w:t xml:space="preserve">Hình 3: Đường cong I–P dự đoán với dải tin cậy bootstrap (Singapore, OLS M2)</w:t>
-            </w:r>
-          </w:p>
-        </w:tc>
-      </w:tr>
-    </w:tbl>
-    <w:p>
-      <w:pPr>
-        <w:pStyle w:val="ImageCaption"/>
-      </w:pPr>
-      <w:r>
-        <w:t xml:space="preserve">Hình 3: Đường cong I–P dự đoán với dải tin cậy bootstrap (Singapore, OLS M2)</w:t>
+        <w:t xml:space="preserve">Tác động biên của DAI theo cường độ xuất khẩu, mô hình chuẩn M8 (N = 617). Đường đặc = tác động biên của mức tăng một độ lệch chuẩn trong DAI lên ln(năng suất lao động); dải bóng = KTC 95% tính bằng phương pháp delta. Các ô dưới cho thấy mỗi quan sát dưới dạng dải rug và số lượng doanh nghiệp trong mỗi bin FSTS 10 điểm phần trăm. Vùng xám đánh dấu khu vực hỗ trợ mỏng (FSTS &gt; 70%, ~3, 2% doanh nghiệp).</w:t>
+      </w:r>
+    </w:p>
+    <w:p>
+      <w:pPr>
+        <w:pStyle w:val="BodyText"/>
+      </w:pPr>
+      <w:r>
+        <w:drawing>
+          <wp:inline>
+            <wp:extent cx="5334000" cy="3534905"/>
+            <wp:effectExtent b="0" l="0" r="0" t="0"/>
+            <wp:docPr descr="Hình 3: Đường cong I–P dự đoán với dải tin cậy bootstrap (Singapore, OLS M2)" title="" id="54" name="Picture"/>
+            <a:graphic>
+              <a:graphicData uri="http://schemas.openxmlformats.org/drawingml/2006/picture">
+                <pic:pic>
+                  <pic:nvPicPr>
+                    <pic:cNvPr descr="figures/p4_singapore/figure_3_predicted_ip_curve.png" id="55" name="Picture"/>
+                    <pic:cNvPicPr>
+                      <a:picLocks noChangeArrowheads="1" noChangeAspect="1"/>
+                    </pic:cNvPicPr>
+                  </pic:nvPicPr>
+                  <pic:blipFill>
+                    <a:blip r:embed="rId53"/>
+                    <a:stretch>
+                      <a:fillRect/>
+                    </a:stretch>
+                  </pic:blipFill>
+                  <pic:spPr bwMode="auto">
+                    <a:xfrm>
+                      <a:off x="0" y="0"/>
+                      <a:ext cx="5334000" cy="3534905"/>
+                    </a:xfrm>
+                    <a:prstGeom prst="rect">
+                      <a:avLst/>
+                    </a:prstGeom>
+                    <a:noFill/>
+                    <a:ln w="9525">
+                      <a:noFill/>
+                      <a:headEnd/>
+                      <a:tailEnd/>
+                    </a:ln>
+                  </pic:spPr>
+                </pic:pic>
+              </a:graphicData>
+            </a:graphic>
+          </wp:inline>
+        </w:drawing>
       </w:r>
     </w:p>
     <w:p>
@@ -4446,11 +4347,11 @@
         <w:t xml:space="preserve"> </w:t>
       </w:r>
       <w:r>
-        <w:t xml:space="preserve">Đường cong quốc tế hóa–hiệu quả dự đoán. Mối quan hệ dự đoán giữa cường độ xuất khẩu và năng suất lao động với các dải tin cậy 95% từ đặc tả bậc hai chuẩn (M2). Điểm ngoặt ước tính xảy ra gần FSTS = 88,6% theo thang gốc, nhưng khoảng tin cậy bootstrap phân vị 95% của nó (5.000 lần tái lấy mẫu) trải dài [53%, 253%]; hình dạng chữ U ngược được phục hồi trong 96,3% lần tái lấy mẫu bootstrap, nhưng vị trí chính xác của nó chỉ được xác định lỏng lẻo. Ước lượng do đó nên được diễn giải là mô tả dữ liệu thay vì là bằng chứng được xác định cấu trúc của đường cong chữ U ngược.</w:t>
-      </w:r>
-    </w:p>
-    <w:bookmarkEnd w:id="47"/>
-    <w:bookmarkStart w:id="48" w:name="kiểm-định-vững-robustness-check"/>
+        <w:t xml:space="preserve">Đường cong quốc tế hóa–hiệu quả dự đoán. Mối quan hệ dự đoán giữa cường độ xuất khẩu và năng suất lao động với các dải tin cậy 95% từ đặc tả bậc hai chuẩn (M2). Điểm ngoặt ước tính xảy ra gần FSTS = 88, 6% theo thang gốc, nhưng khoảng tin cậy bootstrap phân vị 95% của nó (5.000 lần tái lấy mẫu) trải dài [53%, 253%]; hình dạng chữ U ngược được phục hồi trong 96, 3% lần tái lấy mẫu bootstrap, nhưng vị trí chính xác của nó chỉ được xác định lỏng lẻo. Ước lượng do đó nên được diễn giải là mô tả dữ liệu thay vì là bằng chứng được xác định cấu trúc của đường cong chữ U ngược.</w:t>
+      </w:r>
+    </w:p>
+    <w:bookmarkEnd w:id="56"/>
+    <w:bookmarkStart w:id="57" w:name="X18ec34d03ee992f21de3c840c386ac3951d0715"/>
     <w:p>
       <w:pPr>
         <w:pStyle w:val="Heading3"/>
@@ -4480,15 +4381,15 @@
         <w:pStyle w:val="BodyText"/>
       </w:pPr>
       <w:r>
-        <w:t xml:space="preserve">Kiểm định giả chứng (falsification test) hoán đổi mục tiếp tục hỗ trợ ranh giới cấu trúc giữa TCI và DAI: khi chỉ báo trang web (c22b) được tái phân công từ DAI sang TCI, ý nghĩa cộng hưởng của khối điều tiết DAI sụp đổ (F cộng hưởng giảm từ 4,56 [p = ,011] trong đặc tả chuẩn xuống 1,88 [p = ,154]).</w:t>
-      </w:r>
-    </w:p>
-    <w:p>
-      <w:pPr>
-        <w:pStyle w:val="BodyText"/>
-      </w:pPr>
-      <w:r>
-        <w:t xml:space="preserve">Cohen’s f² cho tác động trực tiếp TCI (so sánh M2 với M5) khoảng 0,036, trong phạm vi nhỏ đến trung bình; Cohen’s f² cho khối điều tiết DAI (so sánh M7 với M8) khoảng 0,018, dưới ngưỡng hiệu ứng nhỏ thông thường của Cohen (1988) là 0,02.</w:t>
+        <w:t xml:space="preserve">Kiểm định giả chứng (falsification test) hoán đổi mục tiếp tục hỗ trợ ranh giới cấu trúc giữa TCI và DAI: khi chỉ báo trang web (c22b) được tái phân công từ DAI sang TCI, ý nghĩa cộng hưởng của khối điều tiết DAI sụp đổ (F cộng hưởng giảm từ 4, 56 [p =, 011] trong đặc tả chuẩn xuống 1, 88 [p =, 154]).</w:t>
+      </w:r>
+    </w:p>
+    <w:p>
+      <w:pPr>
+        <w:pStyle w:val="BodyText"/>
+      </w:pPr>
+      <w:r>
+        <w:t xml:space="preserve">Cohen's f² cho tác động trực tiếp TCI (so sánh M2 với M5) khoảng 0, 036, trong phạm vi nhỏ đến trung bình; Cohen's f² cho khối điều tiết DAI (so sánh M7 với M8) khoảng 0, 018, dưới ngưỡng hiệu ứng nhỏ thông thường của Cohen (1988) là 0, 02.</w:t>
       </w:r>
     </w:p>
     <w:p>
@@ -4518,7 +4419,7 @@
     <w:tbl>
       <w:tblPr>
         <w:tblStyle w:val="Table"/>
-        <w:tblW w:type="pct" w:w="5000"/>
+        <w:tblW w:type="auto" w:w="0"/>
         <w:tblLook w:firstRow="1" w:lastRow="0" w:firstColumn="0" w:lastColumn="0" w:noHBand="0" w:noVBand="0" w:val="0020"/>
         <w:jc w:val="start"/>
       </w:tblPr>
@@ -4640,43 +4541,43 @@
               <w:jc w:val="left"/>
             </w:pPr>
             <w:r>
-              <w:t xml:space="preserve">0,153***</w:t>
-            </w:r>
-          </w:p>
-        </w:tc>
-        <w:tc>
-          <w:tcPr/>
-          <w:p>
-            <w:pPr>
-              <w:pStyle w:val="Compact"/>
-              <w:jc w:val="left"/>
-            </w:pPr>
-            <w:r>
-              <w:t xml:space="preserve">3,119**</w:t>
-            </w:r>
-          </w:p>
-        </w:tc>
-        <w:tc>
-          <w:tcPr/>
-          <w:p>
-            <w:pPr>
-              <w:pStyle w:val="Compact"/>
-              <w:jc w:val="left"/>
-            </w:pPr>
-            <w:r>
-              <w:t xml:space="preserve">4,56 (,011)</w:t>
-            </w:r>
-          </w:p>
-        </w:tc>
-        <w:tc>
-          <w:tcPr/>
-          <w:p>
-            <w:pPr>
-              <w:pStyle w:val="Compact"/>
-              <w:jc w:val="left"/>
-            </w:pPr>
-            <w:r>
-              <w:t xml:space="preserve">0,196</w:t>
+              <w:t xml:space="preserve">0, 153***</w:t>
+            </w:r>
+          </w:p>
+        </w:tc>
+        <w:tc>
+          <w:tcPr/>
+          <w:p>
+            <w:pPr>
+              <w:pStyle w:val="Compact"/>
+              <w:jc w:val="left"/>
+            </w:pPr>
+            <w:r>
+              <w:t xml:space="preserve">3, 119**</w:t>
+            </w:r>
+          </w:p>
+        </w:tc>
+        <w:tc>
+          <w:tcPr/>
+          <w:p>
+            <w:pPr>
+              <w:pStyle w:val="Compact"/>
+              <w:jc w:val="left"/>
+            </w:pPr>
+            <w:r>
+              <w:t xml:space="preserve">4, 56 (, 011)</w:t>
+            </w:r>
+          </w:p>
+        </w:tc>
+        <w:tc>
+          <w:tcPr/>
+          <w:p>
+            <w:pPr>
+              <w:pStyle w:val="Compact"/>
+              <w:jc w:val="left"/>
+            </w:pPr>
+            <w:r>
+              <w:t xml:space="preserve">0, 196</w:t>
             </w:r>
           </w:p>
         </w:tc>
@@ -4714,43 +4615,43 @@
               <w:jc w:val="left"/>
             </w:pPr>
             <w:r>
-              <w:t xml:space="preserve">0,180***</w:t>
-            </w:r>
-          </w:p>
-        </w:tc>
-        <w:tc>
-          <w:tcPr/>
-          <w:p>
-            <w:pPr>
-              <w:pStyle w:val="Compact"/>
-              <w:jc w:val="left"/>
-            </w:pPr>
-            <w:r>
-              <w:t xml:space="preserve">1,552</w:t>
-            </w:r>
-          </w:p>
-        </w:tc>
-        <w:tc>
-          <w:tcPr/>
-          <w:p>
-            <w:pPr>
-              <w:pStyle w:val="Compact"/>
-              <w:jc w:val="left"/>
-            </w:pPr>
-            <w:r>
-              <w:t xml:space="preserve">4,01 (,019)</w:t>
-            </w:r>
-          </w:p>
-        </w:tc>
-        <w:tc>
-          <w:tcPr/>
-          <w:p>
-            <w:pPr>
-              <w:pStyle w:val="Compact"/>
-              <w:jc w:val="left"/>
-            </w:pPr>
-            <w:r>
-              <w:t xml:space="preserve">0,188</w:t>
+              <w:t xml:space="preserve">0, 180***</w:t>
+            </w:r>
+          </w:p>
+        </w:tc>
+        <w:tc>
+          <w:tcPr/>
+          <w:p>
+            <w:pPr>
+              <w:pStyle w:val="Compact"/>
+              <w:jc w:val="left"/>
+            </w:pPr>
+            <w:r>
+              <w:t xml:space="preserve">1, 552</w:t>
+            </w:r>
+          </w:p>
+        </w:tc>
+        <w:tc>
+          <w:tcPr/>
+          <w:p>
+            <w:pPr>
+              <w:pStyle w:val="Compact"/>
+              <w:jc w:val="left"/>
+            </w:pPr>
+            <w:r>
+              <w:t xml:space="preserve">4, 01 (, 019)</w:t>
+            </w:r>
+          </w:p>
+        </w:tc>
+        <w:tc>
+          <w:tcPr/>
+          <w:p>
+            <w:pPr>
+              <w:pStyle w:val="Compact"/>
+              <w:jc w:val="left"/>
+            </w:pPr>
+            <w:r>
+              <w:t xml:space="preserve">0, 188</w:t>
             </w:r>
           </w:p>
         </w:tc>
@@ -4788,43 +4689,43 @@
               <w:jc w:val="left"/>
             </w:pPr>
             <w:r>
-              <w:t xml:space="preserve">0,159***</w:t>
-            </w:r>
-          </w:p>
-        </w:tc>
-        <w:tc>
-          <w:tcPr/>
-          <w:p>
-            <w:pPr>
-              <w:pStyle w:val="Compact"/>
-              <w:jc w:val="left"/>
-            </w:pPr>
-            <w:r>
-              <w:t xml:space="preserve">2,930**</w:t>
-            </w:r>
-          </w:p>
-        </w:tc>
-        <w:tc>
-          <w:tcPr/>
-          <w:p>
-            <w:pPr>
-              <w:pStyle w:val="Compact"/>
-              <w:jc w:val="left"/>
-            </w:pPr>
-            <w:r>
-              <w:t xml:space="preserve">4,27 (,014)</w:t>
-            </w:r>
-          </w:p>
-        </w:tc>
-        <w:tc>
-          <w:tcPr/>
-          <w:p>
-            <w:pPr>
-              <w:pStyle w:val="Compact"/>
-              <w:jc w:val="left"/>
-            </w:pPr>
-            <w:r>
-              <w:t xml:space="preserve">0,199</w:t>
+              <w:t xml:space="preserve">0, 159***</w:t>
+            </w:r>
+          </w:p>
+        </w:tc>
+        <w:tc>
+          <w:tcPr/>
+          <w:p>
+            <w:pPr>
+              <w:pStyle w:val="Compact"/>
+              <w:jc w:val="left"/>
+            </w:pPr>
+            <w:r>
+              <w:t xml:space="preserve">2, 930**</w:t>
+            </w:r>
+          </w:p>
+        </w:tc>
+        <w:tc>
+          <w:tcPr/>
+          <w:p>
+            <w:pPr>
+              <w:pStyle w:val="Compact"/>
+              <w:jc w:val="left"/>
+            </w:pPr>
+            <w:r>
+              <w:t xml:space="preserve">4, 27 (, 014)</w:t>
+            </w:r>
+          </w:p>
+        </w:tc>
+        <w:tc>
+          <w:tcPr/>
+          <w:p>
+            <w:pPr>
+              <w:pStyle w:val="Compact"/>
+              <w:jc w:val="left"/>
+            </w:pPr>
+            <w:r>
+              <w:t xml:space="preserve">0, 199</w:t>
             </w:r>
           </w:p>
         </w:tc>
@@ -4862,43 +4763,43 @@
               <w:jc w:val="left"/>
             </w:pPr>
             <w:r>
-              <w:t xml:space="preserve">0,170***</w:t>
-            </w:r>
-          </w:p>
-        </w:tc>
-        <w:tc>
-          <w:tcPr/>
-          <w:p>
-            <w:pPr>
-              <w:pStyle w:val="Compact"/>
-              <w:jc w:val="left"/>
-            </w:pPr>
-            <w:r>
-              <w:t xml:space="preserve">3,521**</w:t>
-            </w:r>
-          </w:p>
-        </w:tc>
-        <w:tc>
-          <w:tcPr/>
-          <w:p>
-            <w:pPr>
-              <w:pStyle w:val="Compact"/>
-              <w:jc w:val="left"/>
-            </w:pPr>
-            <w:r>
-              <w:t xml:space="preserve">4,61 (,010)</w:t>
-            </w:r>
-          </w:p>
-        </w:tc>
-        <w:tc>
-          <w:tcPr/>
-          <w:p>
-            <w:pPr>
-              <w:pStyle w:val="Compact"/>
-              <w:jc w:val="left"/>
-            </w:pPr>
-            <w:r>
-              <w:t xml:space="preserve">0,219</w:t>
+              <w:t xml:space="preserve">0, 170***</w:t>
+            </w:r>
+          </w:p>
+        </w:tc>
+        <w:tc>
+          <w:tcPr/>
+          <w:p>
+            <w:pPr>
+              <w:pStyle w:val="Compact"/>
+              <w:jc w:val="left"/>
+            </w:pPr>
+            <w:r>
+              <w:t xml:space="preserve">3, 521**</w:t>
+            </w:r>
+          </w:p>
+        </w:tc>
+        <w:tc>
+          <w:tcPr/>
+          <w:p>
+            <w:pPr>
+              <w:pStyle w:val="Compact"/>
+              <w:jc w:val="left"/>
+            </w:pPr>
+            <w:r>
+              <w:t xml:space="preserve">4, 61 (, 010)</w:t>
+            </w:r>
+          </w:p>
+        </w:tc>
+        <w:tc>
+          <w:tcPr/>
+          <w:p>
+            <w:pPr>
+              <w:pStyle w:val="Compact"/>
+              <w:jc w:val="left"/>
+            </w:pPr>
+            <w:r>
+              <w:t xml:space="preserve">0, 219</w:t>
             </w:r>
           </w:p>
         </w:tc>
@@ -4936,43 +4837,43 @@
               <w:jc w:val="left"/>
             </w:pPr>
             <w:r>
-              <w:t xml:space="preserve">0,156***</w:t>
-            </w:r>
-          </w:p>
-        </w:tc>
-        <w:tc>
-          <w:tcPr/>
-          <w:p>
-            <w:pPr>
-              <w:pStyle w:val="Compact"/>
-              <w:jc w:val="left"/>
-            </w:pPr>
-            <w:r>
-              <w:t xml:space="preserve">3,505**</w:t>
-            </w:r>
-          </w:p>
-        </w:tc>
-        <w:tc>
-          <w:tcPr/>
-          <w:p>
-            <w:pPr>
-              <w:pStyle w:val="Compact"/>
-              <w:jc w:val="left"/>
-            </w:pPr>
-            <w:r>
-              <w:t xml:space="preserve">5,30 (,005)</w:t>
-            </w:r>
-          </w:p>
-        </w:tc>
-        <w:tc>
-          <w:tcPr/>
-          <w:p>
-            <w:pPr>
-              <w:pStyle w:val="Compact"/>
-              <w:jc w:val="left"/>
-            </w:pPr>
-            <w:r>
-              <w:t xml:space="preserve">0,199</w:t>
+              <w:t xml:space="preserve">0, 156***</w:t>
+            </w:r>
+          </w:p>
+        </w:tc>
+        <w:tc>
+          <w:tcPr/>
+          <w:p>
+            <w:pPr>
+              <w:pStyle w:val="Compact"/>
+              <w:jc w:val="left"/>
+            </w:pPr>
+            <w:r>
+              <w:t xml:space="preserve">3, 505**</w:t>
+            </w:r>
+          </w:p>
+        </w:tc>
+        <w:tc>
+          <w:tcPr/>
+          <w:p>
+            <w:pPr>
+              <w:pStyle w:val="Compact"/>
+              <w:jc w:val="left"/>
+            </w:pPr>
+            <w:r>
+              <w:t xml:space="preserve">5, 30 (, 005)</w:t>
+            </w:r>
+          </w:p>
+        </w:tc>
+        <w:tc>
+          <w:tcPr/>
+          <w:p>
+            <w:pPr>
+              <w:pStyle w:val="Compact"/>
+              <w:jc w:val="left"/>
+            </w:pPr>
+            <w:r>
+              <w:t xml:space="preserve">0, 199</w:t>
             </w:r>
           </w:p>
         </w:tc>
@@ -5010,43 +4911,43 @@
               <w:jc w:val="left"/>
             </w:pPr>
             <w:r>
-              <w:t xml:space="preserve">0,130</w:t>
-            </w:r>
-          </w:p>
-        </w:tc>
-        <w:tc>
-          <w:tcPr/>
-          <w:p>
-            <w:pPr>
-              <w:pStyle w:val="Compact"/>
-              <w:jc w:val="left"/>
-            </w:pPr>
-            <w:r>
-              <w:t xml:space="preserve">2,821</w:t>
-            </w:r>
-          </w:p>
-        </w:tc>
-        <w:tc>
-          <w:tcPr/>
-          <w:p>
-            <w:pPr>
-              <w:pStyle w:val="Compact"/>
-              <w:jc w:val="left"/>
-            </w:pPr>
-            <w:r>
-              <w:t xml:space="preserve">6,32 (,003)</w:t>
-            </w:r>
-          </w:p>
-        </w:tc>
-        <w:tc>
-          <w:tcPr/>
-          <w:p>
-            <w:pPr>
-              <w:pStyle w:val="Compact"/>
-              <w:jc w:val="left"/>
-            </w:pPr>
-            <w:r>
-              <w:t xml:space="preserve">0,165</w:t>
+              <w:t xml:space="preserve">0, 130</w:t>
+            </w:r>
+          </w:p>
+        </w:tc>
+        <w:tc>
+          <w:tcPr/>
+          <w:p>
+            <w:pPr>
+              <w:pStyle w:val="Compact"/>
+              <w:jc w:val="left"/>
+            </w:pPr>
+            <w:r>
+              <w:t xml:space="preserve">2, 821</w:t>
+            </w:r>
+          </w:p>
+        </w:tc>
+        <w:tc>
+          <w:tcPr/>
+          <w:p>
+            <w:pPr>
+              <w:pStyle w:val="Compact"/>
+              <w:jc w:val="left"/>
+            </w:pPr>
+            <w:r>
+              <w:t xml:space="preserve">6, 32 (, 003)</w:t>
+            </w:r>
+          </w:p>
+        </w:tc>
+        <w:tc>
+          <w:tcPr/>
+          <w:p>
+            <w:pPr>
+              <w:pStyle w:val="Compact"/>
+              <w:jc w:val="left"/>
+            </w:pPr>
+            <w:r>
+              <w:t xml:space="preserve">0, 165</w:t>
             </w:r>
           </w:p>
         </w:tc>
@@ -5071,9 +4972,9 @@
         </w:pict>
       </w:r>
     </w:p>
-    <w:bookmarkEnd w:id="48"/>
-    <w:bookmarkEnd w:id="49"/>
-    <w:bookmarkStart w:id="52" w:name="thảo-luận"/>
+    <w:bookmarkEnd w:id="57"/>
+    <w:bookmarkEnd w:id="58"/>
+    <w:bookmarkStart w:id="61" w:name="X3923f9545aa9c992e02ccb4472a40e02686b4e2"/>
     <w:p>
       <w:pPr>
         <w:pStyle w:val="Heading2"/>
@@ -5082,7 +4983,7 @@
         <w:t xml:space="preserve">5 Thảo luận</w:t>
       </w:r>
     </w:p>
-    <w:bookmarkStart w:id="50" w:name="hàm-ý-lý-thuyết"/>
+    <w:bookmarkStart w:id="59" w:name="Xa5f90a77c48bf7bc090ededca40b912d614a395"/>
     <w:p>
       <w:pPr>
         <w:pStyle w:val="Heading3"/>
@@ -5156,7 +5057,7 @@
         <w:t xml:space="preserve">bậc hai</w:t>
       </w:r>
       <w:r>
-        <w:t xml:space="preserve">: hệ số dương trên FSTS² × DAI (β = +3,119, p = ,005) ngụ ý đóng góp năng suất của DAI tăng siêu tuyến tính với quy mô cường độ xuất khẩu, điều mà cơ chế thay thế dịch chuyển mức (chỉ dự đoán dịch chuyển FSTS × DAI tuyến tính) sẽ không tạo ra. Sự ổn định của số hạng tương tác (interaction term) bậc hai dương này qua các hạn chế mẫu không nhất quán với câu chuyện lựa chọn thuần túy. Nhiễu lựa chọn không thể bị loại bỏ hoàn toàn mà không có nhận dạng nhân quả mạnh hơn, và chẩn đoán độ nhạy Heckman §4.5 (ii) chỉ ra lựa chọn biên độ mở rộng nhẹ nhưng không loại bỏ. Đọc cùng nhau, bằng chứng hỗ trợ khuếch đại là cơ chế trọng tâm trong khi giữ lựa chọn là mối lo ngại dư còn bị ràng buộc.</w:t>
+        <w:t xml:space="preserve">: hệ số dương trên FSTS² × DAI (β = +3, 119, p =, 005) ngụ ý đóng góp năng suất của DAI tăng siêu tuyến tính với quy mô cường độ xuất khẩu, điều mà cơ chế thay thế dịch chuyển mức (chỉ dự đoán dịch chuyển FSTS × DAI tuyến tính) sẽ không tạo ra. Sự ổn định của số hạng tương tác (interaction term) bậc hai dương này qua các hạn chế mẫu không nhất quán với câu chuyện lựa chọn thuần túy. Nhiễu lựa chọn không thể bị loại bỏ hoàn toàn mà không có nhận dạng nhân quả mạnh hơn, và chẩn đoán độ nhạy Heckman §4.5 (ii) chỉ ra lựa chọn biên độ mở rộng nhẹ nhưng không loại bỏ. Đọc cùng nhau, bằng chứng hỗ trợ khuếch đại là cơ chế trọng tâm trong khi giữ lựa chọn là mối lo ngại dư còn bị ràng buộc.</w:t>
       </w:r>
     </w:p>
     <w:p>
@@ -5198,11 +5099,11 @@
         <w:pStyle w:val="BodyText"/>
       </w:pPr>
       <w:r>
-        <w:t xml:space="preserve">Khả năng chuyển giao thể chế của phát hiện khuếch đại dựa trên sự phân biệt tầng cấu trúc với hàm ý chính sách trực tiếp. Tại Singapore, chỉ số tổng hợp DAI nắm bắt năng lực số Tầng 1+2 — hiện diện trang web (c22b) kết hợp với tích hợp thanh toán điện tử (k33/k38) được nhúng trong hạ tầng số công cộng — cho phép doanh nghiệp thực hiện các giao dịch xuyên biên giới không ma sát. Ngược lại, trong các nền kinh tế chuyển đổi nơi hạ tầng thanh toán Tầng 2 còn bị ràng buộc thể chế, chỉ báo trang web WBES chỉ nắm bắt hiện diện Tầng 1, và cơ chế khuếch đại mất tính có thể nhận biết thực nghiệm vì kênh tích hợp thanh toán vắng mặt.</w:t>
-      </w:r>
-    </w:p>
-    <w:bookmarkEnd w:id="50"/>
-    <w:bookmarkStart w:id="51" w:name="hàm-ý-quản-lý"/>
+        <w:t xml:space="preserve">Khả năng chuyển giao thể chế của phát hiện khuếch đại dựa trên sự phân biệt tầng cấu trúc với hàm ý chính sách trực tiếp. Tại Singapore, chỉ số tổng hợp DAI nắm bắt năng lực số Tầng 1+2, hiện diện trang web (c22b) kết hợp với tích hợp thanh toán điện tử (k33/k38) được nhúng trong hạ tầng số công cộng, cho phép doanh nghiệp thực hiện các giao dịch xuyên biên giới không ma sát. Ngược lại, trong các nền kinh tế chuyển đổi nơi hạ tầng thanh toán Tầng 2 còn bị ràng buộc thể chế, chỉ báo trang web WBES chỉ nắm bắt hiện diện Tầng 1, và cơ chế khuếch đại mất tính có thể nhận biết thực nghiệm vì kênh tích hợp thanh toán vắng mặt.</w:t>
+      </w:r>
+    </w:p>
+    <w:bookmarkEnd w:id="59"/>
+    <w:bookmarkStart w:id="60" w:name="X4b995eebd2400b91ac2ffa9981af62f753ccfbe"/>
     <w:p>
       <w:pPr>
         <w:pStyle w:val="Heading3"/>
@@ -5242,9 +5143,9 @@
         </w:pict>
       </w:r>
     </w:p>
-    <w:bookmarkEnd w:id="51"/>
-    <w:bookmarkEnd w:id="52"/>
-    <w:bookmarkStart w:id="53" w:name="kết-luận"/>
+    <w:bookmarkEnd w:id="60"/>
+    <w:bookmarkEnd w:id="61"/>
+    <w:bookmarkStart w:id="62" w:name="Xb6340858ada32986909ac4c0a6855391782490d"/>
     <w:p>
       <w:pPr>
         <w:pStyle w:val="Heading2"/>
@@ -5266,25 +5167,7 @@
         <w:pStyle w:val="BodyText"/>
       </w:pPr>
       <w:r>
-        <w:t xml:space="preserve">Nghiên cứu này cũng làm rõ cách diễn giải văn liệu I–P phi tuyến trong bối cảnh này. Trong phạm vi cường độ xuất khẩu quan sát được, pattern cơ sở phù hợp hơn với mô tả</w:t>
-      </w:r>
-      <w:r>
-        <w:t xml:space="preserve"> </w:t>
-      </w:r>
-      <w:r>
-        <w:t xml:space="preserve">“</w:t>
-      </w:r>
-      <w:r>
-        <w:t xml:space="preserve">chủ yếu tăng đơn điệu với độ cong bậc hai nhẹ</w:t>
-      </w:r>
-      <w:r>
-        <w:t xml:space="preserve">”</w:t>
-      </w:r>
-      <w:r>
-        <w:t xml:space="preserve"> </w:t>
-      </w:r>
-      <w:r>
-        <w:t xml:space="preserve">hơn là đường cong chữ U ngược được xác định chính thức, vì điểm ngoặt ước tính nằm trong vùng đuôi trên thưa dữ liệu và được xác định không chính xác. Được đọc theo cách này, bằng chứng không bác bỏ văn liệu I–P được thiết lập, cũng không thiết lập điều kiện biên tổng quát cho các nền kinh tế số trưởng thành; thay vào đó, nó cung cấp bằng chứng nội-bối-cảnh từ Singapore về cách logic phi tuyến thông thường xuất hiện trong môi trường thể chế được số hóa cao nơi hầu hết doanh nghiệp vẫn tập trung ở cường độ xuất khẩu thấp.</w:t>
+        <w:t xml:space="preserve">Nghiên cứu này cũng làm rõ cách diễn giải văn liệu I–P phi tuyến trong bối cảnh này. Trong phạm vi cường độ xuất khẩu quan sát được, pattern cơ sở phù hợp hơn với mô tả "chủ yếu tăng đơn điệu với độ cong bậc hai nhẹ" hơn là đường cong chữ U ngược được xác định chính thức, vì điểm ngoặt ước tính nằm trong vùng đuôi trên thưa dữ liệu và được xác định không chính xác. Được đọc theo cách này, bằng chứng không bác bỏ văn liệu I–P được thiết lập, cũng không thiết lập điều kiện biên tổng quát cho các nền kinh tế số trưởng thành; thay vào đó, nó cung cấp bằng chứng nội-bối-cảnh từ Singapore về cách logic phi tuyến thông thường xuất hiện trong môi trường thể chế được số hóa cao nơi hầu hết doanh nghiệp vẫn tập trung ở cường độ xuất khẩu thấp.</w:t>
       </w:r>
     </w:p>
     <w:p>
@@ -5302,8 +5185,8 @@
         </w:pict>
       </w:r>
     </w:p>
-    <w:bookmarkEnd w:id="53"/>
-    <w:bookmarkStart w:id="54" w:name="hạn-chế-và-hướng-nghiên-cứu-tương-lai"/>
+    <w:bookmarkEnd w:id="62"/>
+    <w:bookmarkStart w:id="63" w:name="Xa7116c5ea598b7bb437f4e79133bf970ff02a5b"/>
     <w:p>
       <w:pPr>
         <w:pStyle w:val="Heading2"/>
@@ -5333,7 +5216,7 @@
         <w:pStyle w:val="BodyText"/>
       </w:pPr>
       <w:r>
-        <w:t xml:space="preserve">Thứ ba, tác động áp dụng số được ước lượng nên được diễn giải trong ranh giới đo lường của các chỉ báo có sẵn. Cấu trúc DAI nắm bắt áp dụng số Tầng 1–2 — hiện diện số và sử dụng giao dịch điện tử — thay vì năng lực tổ chức tích hợp số sâu hơn hoặc năng lực số động. Nghiên cứu tương lai nên kiểm tra liệu cùng pattern có điều kiện có xuất hiện trong các nền kinh tế số tiên tiến khác và dưới các thước đo phong phú hơn nắm bắt tích hợp quy trình, số hóa tổ chức và các năng lực số cấp cao hơn một cách trực tiếp hơn hay không. Dữ liệu mảng (panel data), các sóng khảo sát doanh nghiệp liên tiếp, hồ sơ hành chính được liên kết và các thiết kế bán thực nghiệm mạnh hơn cũng sẽ giúp làm rõ liệu các mối liên hệ quan sát được có phản ánh bổ sung mở rộng quy mô, hiệu ứng lựa chọn hay các cơ chế khác hay không.</w:t>
+        <w:t xml:space="preserve">Thứ ba, tác động áp dụng số được ước lượng nên được diễn giải trong ranh giới đo lường của các chỉ báo có sẵn. Cấu trúc DAI nắm bắt áp dụng số Tầng 1–2, hiện diện số và sử dụng giao dịch điện tử, thay vì năng lực tổ chức tích hợp số sâu hơn hoặc năng lực số động. Nghiên cứu tương lai nên kiểm tra liệu cùng pattern có điều kiện có xuất hiện trong các nền kinh tế số tiên tiến khác và dưới các thước đo phong phú hơn nắm bắt tích hợp quy trình, số hóa tổ chức và các năng lực số cấp cao hơn một cách trực tiếp hơn hay không. Dữ liệu mảng (panel data), các sóng khảo sát doanh nghiệp liên tiếp, hồ sơ hành chính được liên kết và các thiết kế bán thực nghiệm mạnh hơn cũng sẽ giúp làm rõ liệu các mối liên hệ quan sát được có phản ánh bổ sung mở rộng quy mô, hiệu ứng lựa chọn hay các cơ chế khác hay không.</w:t>
       </w:r>
     </w:p>
     <w:p>
@@ -5343,8 +5226,8 @@
         </w:pict>
       </w:r>
     </w:p>
-    <w:bookmarkEnd w:id="54"/>
-    <w:bookmarkStart w:id="55" w:name="tuyên-bố-về-tính-sẵn-có-của-dữ-liệu"/>
+    <w:bookmarkEnd w:id="63"/>
+    <w:bookmarkStart w:id="65" w:name="tuyên-bố-về-tính-sẵn-có-của-dữ-liệu"/>
     <w:p>
       <w:pPr>
         <w:pStyle w:val="Heading2"/>
@@ -5358,11 +5241,25 @@
         <w:pStyle w:val="FirstParagraph"/>
       </w:pPr>
       <w:r>
-        <w:t xml:space="preserve">Dữ liệu được phân tích trong nghiên cứu này là từ sóng WBES Singapore 2023 của Ngân hàng Thế giới, có sẵn công khai tại www.enterprisesurveys.org. Các script phân tích để tái lập kết quả có sẵn từ tác giả liên hệ theo yêu cầu hợp lý.</w:t>
-      </w:r>
-    </w:p>
-    <w:bookmarkEnd w:id="55"/>
-    <w:bookmarkStart w:id="56" w:name="lời-cảm-ơn"/>
+        <w:t xml:space="preserve">Dữ liệu được phân tích trong nghiên cứu này là từ sóng WBES Singapore 2023 của Ngân hàng Thế giới, có sẵn công khai tại</w:t>
+      </w:r>
+      <w:r>
+        <w:t xml:space="preserve"> </w:t>
+      </w:r>
+      <w:hyperlink r:id="rId64">
+        <w:r>
+          <w:rPr>
+            <w:rStyle w:val="Hyperlink"/>
+          </w:rPr>
+          <w:t xml:space="preserve">www.enterprisesurveys.org</w:t>
+        </w:r>
+      </w:hyperlink>
+      <w:r>
+        <w:t xml:space="preserve">. Các script phân tích để tái lập kết quả có sẵn từ tác giả liên hệ theo yêu cầu hợp lý.</w:t>
+      </w:r>
+    </w:p>
+    <w:bookmarkEnd w:id="65"/>
+    <w:bookmarkStart w:id="66" w:name="lời-cảm-ơn"/>
     <w:p>
       <w:pPr>
         <w:pStyle w:val="Heading2"/>
@@ -5377,6 +5274,24 @@
       </w:pPr>
       <w:r>
         <w:t xml:space="preserve">Nghiên cứu này trân trọng cảm ơn Đơn vị Phân tích Doanh nghiệp thuộc Nhóm Chỉ số Toàn cầu Kinh tế Phát triển của Ngân hàng Thế giới vì dữ liệu cung cấp.</w:t>
+      </w:r>
+    </w:p>
+    <w:bookmarkEnd w:id="66"/>
+    <w:bookmarkStart w:id="67" w:name="sử-dụng-ai-tạo-sinh-trong-quá-trình-viết"/>
+    <w:p>
+      <w:pPr>
+        <w:pStyle w:val="Heading2"/>
+      </w:pPr>
+      <w:r>
+        <w:t xml:space="preserve">Sử dụng AI tạo sinh trong quá trình viết</w:t>
+      </w:r>
+    </w:p>
+    <w:p>
+      <w:pPr>
+        <w:pStyle w:val="FirstParagraph"/>
+      </w:pPr>
+      <w:r>
+        <w:t xml:space="preserve">Trong quá trình chuẩn bị bản thảo này, (các) tác giả đã sử dụng Grammarly, một công cụ hỗ trợ viết, để giúp sửa chính tả, ngữ pháp, và dấu câu trong văn bản gốc của chính (các) tác giả. Không có công cụ trí tuệ nhân tạo tạo sinh nào được dùng để tạo, soạn thảo, hay sản sinh bất kỳ nội dung thực chất, phân tích, hay diễn giải nào. Toàn bộ khung khái niệm, phát triển giả thuyết, phân tích thực nghiệm, diễn giải kết quả, và câu chữ cuối cùng do (các) tác giả con người tạo ra.</w:t>
       </w:r>
     </w:p>
     <w:p>
@@ -5386,8 +5301,8 @@
         </w:pict>
       </w:r>
     </w:p>
-    <w:bookmarkEnd w:id="56"/>
-    <w:bookmarkStart w:id="57" w:name="tài-liệu-tham-khảo"/>
+    <w:bookmarkEnd w:id="67"/>
+    <w:bookmarkStart w:id="104" w:name="tài-liệu-tham-khảo"/>
     <w:p>
       <w:pPr>
         <w:pStyle w:val="Heading2"/>
@@ -5411,10 +5326,29 @@
           <w:iCs/>
           <w:i/>
         </w:rPr>
-        <w:t xml:space="preserve">Journal of Applied Psychology</w:t>
-      </w:r>
-      <w:r>
-        <w:t xml:space="preserve">,</w:t>
+        <w:t xml:space="preserve">Journal of Applied Psychology, 90</w:t>
+      </w:r>
+      <w:r>
+        <w:t xml:space="preserve">(1), 94–107.</w:t>
+      </w:r>
+      <w:r>
+        <w:t xml:space="preserve"> </w:t>
+      </w:r>
+      <w:hyperlink r:id="rId68">
+        <w:r>
+          <w:rPr>
+            <w:rStyle w:val="Hyperlink"/>
+          </w:rPr>
+          <w:t xml:space="preserve">https://doi.org/10.1037/0021-9010.90.1.94</w:t>
+        </w:r>
+      </w:hyperlink>
+    </w:p>
+    <w:p>
+      <w:pPr>
+        <w:pStyle w:val="BodyText"/>
+      </w:pPr>
+      <w:r>
+        <w:t xml:space="preserve">Aiken, L. S., &amp; West, S. G. (1991).</w:t>
       </w:r>
       <w:r>
         <w:t xml:space="preserve"> </w:t>
@@ -5424,18 +5358,18 @@
           <w:iCs/>
           <w:i/>
         </w:rPr>
-        <w:t xml:space="preserve">90</w:t>
-      </w:r>
-      <w:r>
-        <w:t xml:space="preserve">(1), 94–107. https://doi.org/10.1037/0021-9010.90.1.94</w:t>
-      </w:r>
-    </w:p>
-    <w:p>
-      <w:pPr>
-        <w:pStyle w:val="BodyText"/>
-      </w:pPr>
-      <w:r>
-        <w:t xml:space="preserve">Aiken, L. S., &amp; West, S. G. (1991).</w:t>
+        <w:t xml:space="preserve">Multiple regression: Testing and interpreting interactions</w:t>
+      </w:r>
+      <w:r>
+        <w:t xml:space="preserve">. Sage.</w:t>
+      </w:r>
+    </w:p>
+    <w:p>
+      <w:pPr>
+        <w:pStyle w:val="BodyText"/>
+      </w:pPr>
+      <w:r>
+        <w:t xml:space="preserve">Antonakis, J., Bendahan, S., Jacquart, P., &amp; Lalive, R. (2010). On making causal claims: A review and recommendations.</w:t>
       </w:r>
       <w:r>
         <w:t xml:space="preserve"> </w:t>
@@ -5445,18 +5379,29 @@
           <w:iCs/>
           <w:i/>
         </w:rPr>
-        <w:t xml:space="preserve">Multiple regression: Testing and interpreting interactions</w:t>
-      </w:r>
-      <w:r>
-        <w:t xml:space="preserve">. Sage.</w:t>
-      </w:r>
-    </w:p>
-    <w:p>
-      <w:pPr>
-        <w:pStyle w:val="BodyText"/>
-      </w:pPr>
-      <w:r>
-        <w:t xml:space="preserve">Antonakis, J., Bendahan, S., Jacquart, P., &amp; Lalive, R. (2010). On making causal claims: A review and recommendations.</w:t>
+        <w:t xml:space="preserve">The Leadership Quarterly, 21</w:t>
+      </w:r>
+      <w:r>
+        <w:t xml:space="preserve">(6), 1086–1120.</w:t>
+      </w:r>
+      <w:r>
+        <w:t xml:space="preserve"> </w:t>
+      </w:r>
+      <w:hyperlink r:id="rId69">
+        <w:r>
+          <w:rPr>
+            <w:rStyle w:val="Hyperlink"/>
+          </w:rPr>
+          <w:t xml:space="preserve">https://doi.org/10.1016/j.leaqua.2010.10.010</w:t>
+        </w:r>
+      </w:hyperlink>
+    </w:p>
+    <w:p>
+      <w:pPr>
+        <w:pStyle w:val="BodyText"/>
+      </w:pPr>
+      <w:r>
+        <w:t xml:space="preserve">Avenyo, E. K., Tregenna, F., &amp; Kraemer-Mbula, E. (2021). Do productive capabilities affect export performance? Microeconomic evidence from sub-Saharan Africa.</w:t>
       </w:r>
       <w:r>
         <w:t xml:space="preserve"> </w:t>
@@ -5466,10 +5411,29 @@
           <w:iCs/>
           <w:i/>
         </w:rPr>
-        <w:t xml:space="preserve">The Leadership Quarterly</w:t>
-      </w:r>
-      <w:r>
-        <w:t xml:space="preserve">,</w:t>
+        <w:t xml:space="preserve">The European Journal of Development Research, 33</w:t>
+      </w:r>
+      <w:r>
+        <w:t xml:space="preserve">(2), 304–329.</w:t>
+      </w:r>
+      <w:r>
+        <w:t xml:space="preserve"> </w:t>
+      </w:r>
+      <w:hyperlink r:id="rId70">
+        <w:r>
+          <w:rPr>
+            <w:rStyle w:val="Hyperlink"/>
+          </w:rPr>
+          <w:t xml:space="preserve">https://doi.org/10.1057/s41287-020-00328-2</w:t>
+        </w:r>
+      </w:hyperlink>
+    </w:p>
+    <w:p>
+      <w:pPr>
+        <w:pStyle w:val="BodyText"/>
+      </w:pPr>
+      <w:r>
+        <w:t xml:space="preserve">Banalieva, E. R., &amp; Dhanaraj, C. (2019). Internalization theory for the digital economy.</w:t>
       </w:r>
       <w:r>
         <w:t xml:space="preserve"> </w:t>
@@ -5479,18 +5443,29 @@
           <w:iCs/>
           <w:i/>
         </w:rPr>
-        <w:t xml:space="preserve">21</w:t>
-      </w:r>
-      <w:r>
-        <w:t xml:space="preserve">(6), 1086–1120. https://doi.org/10.1016/j.leaqua.2010.10.010</w:t>
-      </w:r>
-    </w:p>
-    <w:p>
-      <w:pPr>
-        <w:pStyle w:val="BodyText"/>
-      </w:pPr>
-      <w:r>
-        <w:t xml:space="preserve">Avenyo, E. K., Tregenna, F., &amp; Kraemer-Mbula, E. (2021). Do productive capabilities affect export performance? Microeconomic evidence from sub-Saharan Africa.</w:t>
+        <w:t xml:space="preserve">Journal of International Business Studies, 50</w:t>
+      </w:r>
+      <w:r>
+        <w:t xml:space="preserve">(8), 1372–1387.</w:t>
+      </w:r>
+      <w:r>
+        <w:t xml:space="preserve"> </w:t>
+      </w:r>
+      <w:hyperlink r:id="rId71">
+        <w:r>
+          <w:rPr>
+            <w:rStyle w:val="Hyperlink"/>
+          </w:rPr>
+          <w:t xml:space="preserve">https://doi.org/10.1057/s41267-019-00243-7</w:t>
+        </w:r>
+      </w:hyperlink>
+    </w:p>
+    <w:p>
+      <w:pPr>
+        <w:pStyle w:val="BodyText"/>
+      </w:pPr>
+      <w:r>
+        <w:t xml:space="preserve">Barney, J. (1991). Firm resources and sustained competitive advantage.</w:t>
       </w:r>
       <w:r>
         <w:t xml:space="preserve"> </w:t>
@@ -5500,10 +5475,29 @@
           <w:iCs/>
           <w:i/>
         </w:rPr>
-        <w:t xml:space="preserve">The European Journal of Development Research</w:t>
-      </w:r>
-      <w:r>
-        <w:t xml:space="preserve">,</w:t>
+        <w:t xml:space="preserve">Journal of Management, 17</w:t>
+      </w:r>
+      <w:r>
+        <w:t xml:space="preserve">(1), 99–120.</w:t>
+      </w:r>
+      <w:r>
+        <w:t xml:space="preserve"> </w:t>
+      </w:r>
+      <w:hyperlink r:id="rId72">
+        <w:r>
+          <w:rPr>
+            <w:rStyle w:val="Hyperlink"/>
+          </w:rPr>
+          <w:t xml:space="preserve">https://doi.org/10.1177/014920639101700108</w:t>
+        </w:r>
+      </w:hyperlink>
+    </w:p>
+    <w:p>
+      <w:pPr>
+        <w:pStyle w:val="BodyText"/>
+      </w:pPr>
+      <w:r>
+        <w:t xml:space="preserve">Bharadwaj, A., El Sawy, O. A., Pavlou, P. A., &amp; Venkatraman, N. (2013). Digital business strategy: Toward a next generation of insights.</w:t>
       </w:r>
       <w:r>
         <w:t xml:space="preserve"> </w:t>
@@ -5513,18 +5507,29 @@
           <w:iCs/>
           <w:i/>
         </w:rPr>
-        <w:t xml:space="preserve">33</w:t>
-      </w:r>
-      <w:r>
-        <w:t xml:space="preserve">(2), 304–329. https://doi.org/10.1057/s41287-020-00328-2</w:t>
-      </w:r>
-    </w:p>
-    <w:p>
-      <w:pPr>
-        <w:pStyle w:val="BodyText"/>
-      </w:pPr>
-      <w:r>
-        <w:t xml:space="preserve">Banalieva, E. R., &amp; Dhanaraj, C. (2019). Internalization theory for the digital economy.</w:t>
+        <w:t xml:space="preserve">MIS Quarterly, 37</w:t>
+      </w:r>
+      <w:r>
+        <w:t xml:space="preserve">(2), 471–482.</w:t>
+      </w:r>
+      <w:r>
+        <w:t xml:space="preserve"> </w:t>
+      </w:r>
+      <w:hyperlink r:id="rId73">
+        <w:r>
+          <w:rPr>
+            <w:rStyle w:val="Hyperlink"/>
+          </w:rPr>
+          <w:t xml:space="preserve">https://doi.org/10.25300/MISQ/2013/37:2.3</w:t>
+        </w:r>
+      </w:hyperlink>
+    </w:p>
+    <w:p>
+      <w:pPr>
+        <w:pStyle w:val="BodyText"/>
+      </w:pPr>
+      <w:r>
+        <w:t xml:space="preserve">Brynjolfsson, E., Rock, D., &amp; Syverson, C. (2021). The productivity J-curve: How intangibles complement general purpose technologies.</w:t>
       </w:r>
       <w:r>
         <w:t xml:space="preserve"> </w:t>
@@ -5534,10 +5539,29 @@
           <w:iCs/>
           <w:i/>
         </w:rPr>
-        <w:t xml:space="preserve">Journal of International Business Studies</w:t>
-      </w:r>
-      <w:r>
-        <w:t xml:space="preserve">,</w:t>
+        <w:t xml:space="preserve">American Economic Journal: Macroeconomics, 13</w:t>
+      </w:r>
+      <w:r>
+        <w:t xml:space="preserve">(1), 333–372.</w:t>
+      </w:r>
+      <w:r>
+        <w:t xml:space="preserve"> </w:t>
+      </w:r>
+      <w:hyperlink r:id="rId74">
+        <w:r>
+          <w:rPr>
+            <w:rStyle w:val="Hyperlink"/>
+          </w:rPr>
+          <w:t xml:space="preserve">https://doi.org/10.1257/mac.20180386</w:t>
+        </w:r>
+      </w:hyperlink>
+    </w:p>
+    <w:p>
+      <w:pPr>
+        <w:pStyle w:val="BodyText"/>
+      </w:pPr>
+      <w:r>
+        <w:t xml:space="preserve">Cohen, J. (1988).</w:t>
       </w:r>
       <w:r>
         <w:t xml:space="preserve"> </w:t>
@@ -5547,18 +5571,21 @@
           <w:iCs/>
           <w:i/>
         </w:rPr>
-        <w:t xml:space="preserve">50</w:t>
-      </w:r>
-      <w:r>
-        <w:t xml:space="preserve">(8), 1372–1387. https://doi.org/10.1057/s41267-019-00243-7</w:t>
-      </w:r>
-    </w:p>
-    <w:p>
-      <w:pPr>
-        <w:pStyle w:val="BodyText"/>
-      </w:pPr>
-      <w:r>
-        <w:t xml:space="preserve">Barney, J. (1991). Firm resources and sustained competitive advantage.</w:t>
+        <w:t xml:space="preserve">Statistical power analysis for the behavioral sciences</w:t>
+      </w:r>
+      <w:r>
+        <w:t xml:space="preserve"> </w:t>
+      </w:r>
+      <w:r>
+        <w:t xml:space="preserve">(2nd ed.). Lawrence Erlbaum.</w:t>
+      </w:r>
+    </w:p>
+    <w:p>
+      <w:pPr>
+        <w:pStyle w:val="BodyText"/>
+      </w:pPr>
+      <w:r>
+        <w:t xml:space="preserve">Cohen, W. M., &amp; Levinthal, D. A. (1990). Absorptive capacity: A new perspective on learning and innovation.</w:t>
       </w:r>
       <w:r>
         <w:t xml:space="preserve"> </w:t>
@@ -5568,10 +5595,29 @@
           <w:iCs/>
           <w:i/>
         </w:rPr>
-        <w:t xml:space="preserve">Journal of Management</w:t>
-      </w:r>
-      <w:r>
-        <w:t xml:space="preserve">,</w:t>
+        <w:t xml:space="preserve">Administrative Science Quarterly, 35</w:t>
+      </w:r>
+      <w:r>
+        <w:t xml:space="preserve">(1), 128–152.</w:t>
+      </w:r>
+      <w:r>
+        <w:t xml:space="preserve"> </w:t>
+      </w:r>
+      <w:hyperlink r:id="rId75">
+        <w:r>
+          <w:rPr>
+            <w:rStyle w:val="Hyperlink"/>
+          </w:rPr>
+          <w:t xml:space="preserve">https://doi.org/10.2307/2393553</w:t>
+        </w:r>
+      </w:hyperlink>
+    </w:p>
+    <w:p>
+      <w:pPr>
+        <w:pStyle w:val="BodyText"/>
+      </w:pPr>
+      <w:r>
+        <w:t xml:space="preserve">Coltman, T., Devinney, T. M., Midgley, D. F., &amp; Venaik, S. (2008). Formative versus reflective measurement models: Two applications of formative measurement.</w:t>
       </w:r>
       <w:r>
         <w:t xml:space="preserve"> </w:t>
@@ -5581,18 +5627,29 @@
           <w:iCs/>
           <w:i/>
         </w:rPr>
-        <w:t xml:space="preserve">17</w:t>
-      </w:r>
-      <w:r>
-        <w:t xml:space="preserve">(1), 99–120. https://doi.org/10.1177/014920639101700108</w:t>
-      </w:r>
-    </w:p>
-    <w:p>
-      <w:pPr>
-        <w:pStyle w:val="BodyText"/>
-      </w:pPr>
-      <w:r>
-        <w:t xml:space="preserve">Bharadwaj, A., El Sawy, O. A., Pavlou, P. A., &amp; Venkatraman, N. (2013). Digital business strategy: Toward a next generation of insights.</w:t>
+        <w:t xml:space="preserve">Journal of Business Research, 61</w:t>
+      </w:r>
+      <w:r>
+        <w:t xml:space="preserve">(12), 1250–1262.</w:t>
+      </w:r>
+      <w:r>
+        <w:t xml:space="preserve"> </w:t>
+      </w:r>
+      <w:hyperlink r:id="rId76">
+        <w:r>
+          <w:rPr>
+            <w:rStyle w:val="Hyperlink"/>
+          </w:rPr>
+          <w:t xml:space="preserve">https://doi.org/10.1016/j.jbusres.2008.01.013</w:t>
+        </w:r>
+      </w:hyperlink>
+    </w:p>
+    <w:p>
+      <w:pPr>
+        <w:pStyle w:val="BodyText"/>
+      </w:pPr>
+      <w:r>
+        <w:t xml:space="preserve">Contractor, F. J. (2007). Is international business good for companies? The evolutionary or multi-stage theory of internationalization vs. the transaction cost perspective.</w:t>
       </w:r>
       <w:r>
         <w:t xml:space="preserve"> </w:t>
@@ -5602,10 +5659,29 @@
           <w:iCs/>
           <w:i/>
         </w:rPr>
-        <w:t xml:space="preserve">MIS Quarterly</w:t>
-      </w:r>
-      <w:r>
-        <w:t xml:space="preserve">,</w:t>
+        <w:t xml:space="preserve">Management International Review, 47</w:t>
+      </w:r>
+      <w:r>
+        <w:t xml:space="preserve">(3), 453–475.</w:t>
+      </w:r>
+      <w:r>
+        <w:t xml:space="preserve"> </w:t>
+      </w:r>
+      <w:hyperlink r:id="rId77">
+        <w:r>
+          <w:rPr>
+            <w:rStyle w:val="Hyperlink"/>
+          </w:rPr>
+          <w:t xml:space="preserve">https://doi.org/10.1007/s11575-007-0024-2</w:t>
+        </w:r>
+      </w:hyperlink>
+    </w:p>
+    <w:p>
+      <w:pPr>
+        <w:pStyle w:val="BodyText"/>
+      </w:pPr>
+      <w:r>
+        <w:t xml:space="preserve">Contractor, F. J., Kundu, S. K., &amp; Hsu, C.-C. (2003). A three-stage theory of international expansion: The link between multinationality and performance in the service sector.</w:t>
       </w:r>
       <w:r>
         <w:t xml:space="preserve"> </w:t>
@@ -5615,18 +5691,29 @@
           <w:iCs/>
           <w:i/>
         </w:rPr>
-        <w:t xml:space="preserve">37</w:t>
-      </w:r>
-      <w:r>
-        <w:t xml:space="preserve">(2), 471–482. https://doi.org/10.25300/MISQ/2013/37:2.3</w:t>
-      </w:r>
-    </w:p>
-    <w:p>
-      <w:pPr>
-        <w:pStyle w:val="BodyText"/>
-      </w:pPr>
-      <w:r>
-        <w:t xml:space="preserve">Brynjolfsson, E., Rock, D., &amp; Syverson, C. (2021). The productivity J-curve: How intangibles complement general purpose technologies.</w:t>
+        <w:t xml:space="preserve">Journal of International Business Studies, 34</w:t>
+      </w:r>
+      <w:r>
+        <w:t xml:space="preserve">(1), 5–18.</w:t>
+      </w:r>
+      <w:r>
+        <w:t xml:space="preserve"> </w:t>
+      </w:r>
+      <w:hyperlink r:id="rId78">
+        <w:r>
+          <w:rPr>
+            <w:rStyle w:val="Hyperlink"/>
+          </w:rPr>
+          <w:t xml:space="preserve">https://doi.org/10.1057/palgrave.jibs.8400003</w:t>
+        </w:r>
+      </w:hyperlink>
+    </w:p>
+    <w:p>
+      <w:pPr>
+        <w:pStyle w:val="BodyText"/>
+      </w:pPr>
+      <w:r>
+        <w:t xml:space="preserve">Haans, R. F. J., Pieters, C., &amp; He, Z.-L. (2016). Thinking about U: Theorizing and testing U- and inverted U-shaped relationships in strategy research.</w:t>
       </w:r>
       <w:r>
         <w:t xml:space="preserve"> </w:t>
@@ -5636,10 +5723,29 @@
           <w:iCs/>
           <w:i/>
         </w:rPr>
-        <w:t xml:space="preserve">American Economic Journal: Macroeconomics</w:t>
-      </w:r>
-      <w:r>
-        <w:t xml:space="preserve">,</w:t>
+        <w:t xml:space="preserve">Strategic Management Journal, 37</w:t>
+      </w:r>
+      <w:r>
+        <w:t xml:space="preserve">(7), 1177–1195.</w:t>
+      </w:r>
+      <w:r>
+        <w:t xml:space="preserve"> </w:t>
+      </w:r>
+      <w:hyperlink r:id="rId79">
+        <w:r>
+          <w:rPr>
+            <w:rStyle w:val="Hyperlink"/>
+          </w:rPr>
+          <w:t xml:space="preserve">https://doi.org/10.1002/smj.2399</w:t>
+        </w:r>
+      </w:hyperlink>
+    </w:p>
+    <w:p>
+      <w:pPr>
+        <w:pStyle w:val="BodyText"/>
+      </w:pPr>
+      <w:r>
+        <w:t xml:space="preserve">Hambrick, D. C., &amp; Mason, P. A. (1984). Upper echelons: The organization as a reflection of its top managers.</w:t>
       </w:r>
       <w:r>
         <w:t xml:space="preserve"> </w:t>
@@ -5649,18 +5755,29 @@
           <w:iCs/>
           <w:i/>
         </w:rPr>
-        <w:t xml:space="preserve">13</w:t>
-      </w:r>
-      <w:r>
-        <w:t xml:space="preserve">(1), 333–372. https://doi.org/10.1257/mac.20180386</w:t>
-      </w:r>
-    </w:p>
-    <w:p>
-      <w:pPr>
-        <w:pStyle w:val="BodyText"/>
-      </w:pPr>
-      <w:r>
-        <w:t xml:space="preserve">Cohen, J. (1988).</w:t>
+        <w:t xml:space="preserve">Academy of Management Review, 9</w:t>
+      </w:r>
+      <w:r>
+        <w:t xml:space="preserve">(2), 193–206.</w:t>
+      </w:r>
+      <w:r>
+        <w:t xml:space="preserve"> </w:t>
+      </w:r>
+      <w:hyperlink r:id="rId80">
+        <w:r>
+          <w:rPr>
+            <w:rStyle w:val="Hyperlink"/>
+          </w:rPr>
+          <w:t xml:space="preserve">https://doi.org/10.5465/amr.1984.4277628</w:t>
+        </w:r>
+      </w:hyperlink>
+    </w:p>
+    <w:p>
+      <w:pPr>
+        <w:pStyle w:val="BodyText"/>
+      </w:pPr>
+      <w:r>
+        <w:t xml:space="preserve">Hitt, M. A., Hoskisson, R. E., &amp; Kim, H. (1997). International diversification: Effects on innovation and firm performance in product-diversified firms.</w:t>
       </w:r>
       <w:r>
         <w:t xml:space="preserve"> </w:t>
@@ -5670,21 +5787,29 @@
           <w:iCs/>
           <w:i/>
         </w:rPr>
-        <w:t xml:space="preserve">Statistical power analysis for the behavioral sciences</w:t>
-      </w:r>
-      <w:r>
-        <w:t xml:space="preserve"> </w:t>
-      </w:r>
-      <w:r>
-        <w:t xml:space="preserve">(2nd ed.). Lawrence Erlbaum.</w:t>
-      </w:r>
-    </w:p>
-    <w:p>
-      <w:pPr>
-        <w:pStyle w:val="BodyText"/>
-      </w:pPr>
-      <w:r>
-        <w:t xml:space="preserve">Cohen, W. M., &amp; Levinthal, D. A. (1990). Absorptive capacity: A new perspective on learning and innovation.</w:t>
+        <w:t xml:space="preserve">Academy of Management Journal, 40</w:t>
+      </w:r>
+      <w:r>
+        <w:t xml:space="preserve">(4), 767–798.</w:t>
+      </w:r>
+      <w:r>
+        <w:t xml:space="preserve"> </w:t>
+      </w:r>
+      <w:hyperlink r:id="rId81">
+        <w:r>
+          <w:rPr>
+            <w:rStyle w:val="Hyperlink"/>
+          </w:rPr>
+          <w:t xml:space="preserve">https://doi.org/10.5465/256948</w:t>
+        </w:r>
+      </w:hyperlink>
+    </w:p>
+    <w:p>
+      <w:pPr>
+        <w:pStyle w:val="BodyText"/>
+      </w:pPr>
+      <w:r>
+        <w:t xml:space="preserve">Krammer, S. M. S., Strange, R., &amp; Lashitew, A. (2018). The export performance of emerging economy firms.</w:t>
       </w:r>
       <w:r>
         <w:t xml:space="preserve"> </w:t>
@@ -5694,10 +5819,29 @@
           <w:iCs/>
           <w:i/>
         </w:rPr>
-        <w:t xml:space="preserve">Administrative Science Quarterly</w:t>
-      </w:r>
-      <w:r>
-        <w:t xml:space="preserve">,</w:t>
+        <w:t xml:space="preserve">International Business Review, 27</w:t>
+      </w:r>
+      <w:r>
+        <w:t xml:space="preserve">(1), 218–230.</w:t>
+      </w:r>
+      <w:r>
+        <w:t xml:space="preserve"> </w:t>
+      </w:r>
+      <w:hyperlink r:id="rId82">
+        <w:r>
+          <w:rPr>
+            <w:rStyle w:val="Hyperlink"/>
+          </w:rPr>
+          <w:t xml:space="preserve">https://doi.org/10.1016/j.ibusrev.2017.07.003</w:t>
+        </w:r>
+      </w:hyperlink>
+    </w:p>
+    <w:p>
+      <w:pPr>
+        <w:pStyle w:val="BodyText"/>
+      </w:pPr>
+      <w:r>
+        <w:t xml:space="preserve">Lakens, D., Scheel, A. M., &amp; Isager, P. M. (2018). Equivalence testing for psychological research: A tutorial.</w:t>
       </w:r>
       <w:r>
         <w:t xml:space="preserve"> </w:t>
@@ -5707,18 +5851,29 @@
           <w:iCs/>
           <w:i/>
         </w:rPr>
-        <w:t xml:space="preserve">35</w:t>
-      </w:r>
-      <w:r>
-        <w:t xml:space="preserve">(1), 128–152. https://doi.org/10.2307/2393553</w:t>
-      </w:r>
-    </w:p>
-    <w:p>
-      <w:pPr>
-        <w:pStyle w:val="BodyText"/>
-      </w:pPr>
-      <w:r>
-        <w:t xml:space="preserve">Coltman, T., Devinney, T. M., Midgley, D. F., &amp; Venaik, S. (2008). Formative versus reflective measurement models: Two applications of formative measurement.</w:t>
+        <w:t xml:space="preserve">Advances in Methods and Practices in Psychological Science, 1</w:t>
+      </w:r>
+      <w:r>
+        <w:t xml:space="preserve">(2), 259–269.</w:t>
+      </w:r>
+      <w:r>
+        <w:t xml:space="preserve"> </w:t>
+      </w:r>
+      <w:hyperlink r:id="rId83">
+        <w:r>
+          <w:rPr>
+            <w:rStyle w:val="Hyperlink"/>
+          </w:rPr>
+          <w:t xml:space="preserve">https://doi.org/10.1177/2515245918770963</w:t>
+        </w:r>
+      </w:hyperlink>
+    </w:p>
+    <w:p>
+      <w:pPr>
+        <w:pStyle w:val="BodyText"/>
+      </w:pPr>
+      <w:r>
+        <w:t xml:space="preserve">Lall, S. (1992). Technological capabilities and industrialization.</w:t>
       </w:r>
       <w:r>
         <w:t xml:space="preserve"> </w:t>
@@ -5728,10 +5883,29 @@
           <w:iCs/>
           <w:i/>
         </w:rPr>
-        <w:t xml:space="preserve">Journal of Business Research</w:t>
-      </w:r>
-      <w:r>
-        <w:t xml:space="preserve">,</w:t>
+        <w:t xml:space="preserve">World Development, 20</w:t>
+      </w:r>
+      <w:r>
+        <w:t xml:space="preserve">(2), 165–186.</w:t>
+      </w:r>
+      <w:r>
+        <w:t xml:space="preserve"> </w:t>
+      </w:r>
+      <w:hyperlink r:id="rId84">
+        <w:r>
+          <w:rPr>
+            <w:rStyle w:val="Hyperlink"/>
+          </w:rPr>
+          <w:t xml:space="preserve">https://doi.org/10.1016/0305-750X(92)90097-F</w:t>
+        </w:r>
+      </w:hyperlink>
+    </w:p>
+    <w:p>
+      <w:pPr>
+        <w:pStyle w:val="BodyText"/>
+      </w:pPr>
+      <w:r>
+        <w:t xml:space="preserve">Lind, J. T., &amp; Mehlum, H. (2010). With or without U? The appropriate test for a U-shaped relationship.</w:t>
       </w:r>
       <w:r>
         <w:t xml:space="preserve"> </w:t>
@@ -5741,18 +5915,29 @@
           <w:iCs/>
           <w:i/>
         </w:rPr>
-        <w:t xml:space="preserve">61</w:t>
-      </w:r>
-      <w:r>
-        <w:t xml:space="preserve">(12), 1250–1262. https://doi.org/10.1016/j.jbusres.2008.01.013</w:t>
-      </w:r>
-    </w:p>
-    <w:p>
-      <w:pPr>
-        <w:pStyle w:val="BodyText"/>
-      </w:pPr>
-      <w:r>
-        <w:t xml:space="preserve">Contractor, F. J. (2007). Is international business good for companies? The evolutionary or multi-stage theory of internationalization vs. the transaction cost perspective.</w:t>
+        <w:t xml:space="preserve">Oxford Bulletin of Economics and Statistics, 72</w:t>
+      </w:r>
+      <w:r>
+        <w:t xml:space="preserve">(1), 109–118.</w:t>
+      </w:r>
+      <w:r>
+        <w:t xml:space="preserve"> </w:t>
+      </w:r>
+      <w:hyperlink r:id="rId85">
+        <w:r>
+          <w:rPr>
+            <w:rStyle w:val="Hyperlink"/>
+          </w:rPr>
+          <w:t xml:space="preserve">https://doi.org/10.1111/j.1468-0084.2009.00569.x</w:t>
+        </w:r>
+      </w:hyperlink>
+    </w:p>
+    <w:p>
+      <w:pPr>
+        <w:pStyle w:val="BodyText"/>
+      </w:pPr>
+      <w:r>
+        <w:t xml:space="preserve">Lu, J. W., &amp; Beamish, P. W. (2004). International diversification and firm performance: The S-curve hypothesis.</w:t>
       </w:r>
       <w:r>
         <w:t xml:space="preserve"> </w:t>
@@ -5762,10 +5947,29 @@
           <w:iCs/>
           <w:i/>
         </w:rPr>
-        <w:t xml:space="preserve">Management International Review</w:t>
-      </w:r>
-      <w:r>
-        <w:t xml:space="preserve">,</w:t>
+        <w:t xml:space="preserve">Academy of Management Journal, 47</w:t>
+      </w:r>
+      <w:r>
+        <w:t xml:space="preserve">(4), 598–609.</w:t>
+      </w:r>
+      <w:r>
+        <w:t xml:space="preserve"> </w:t>
+      </w:r>
+      <w:hyperlink r:id="rId86">
+        <w:r>
+          <w:rPr>
+            <w:rStyle w:val="Hyperlink"/>
+          </w:rPr>
+          <w:t xml:space="preserve">https://doi.org/10.5465/20159604</w:t>
+        </w:r>
+      </w:hyperlink>
+    </w:p>
+    <w:p>
+      <w:pPr>
+        <w:pStyle w:val="BodyText"/>
+      </w:pPr>
+      <w:r>
+        <w:t xml:space="preserve">MacKinnon, J. G., &amp; White, H. (1985). Some heteroskedasticity-consistent covariance matrix estimators with improved finite sample properties.</w:t>
       </w:r>
       <w:r>
         <w:t xml:space="preserve"> </w:t>
@@ -5775,18 +5979,29 @@
           <w:iCs/>
           <w:i/>
         </w:rPr>
-        <w:t xml:space="preserve">47</w:t>
-      </w:r>
-      <w:r>
-        <w:t xml:space="preserve">(3), 453–475. https://doi.org/10.1007/s11575-007-0024-2</w:t>
-      </w:r>
-    </w:p>
-    <w:p>
-      <w:pPr>
-        <w:pStyle w:val="BodyText"/>
-      </w:pPr>
-      <w:r>
-        <w:t xml:space="preserve">Contractor, F. J., Kundu, S. K., &amp; Hsu, C.-C. (2003). A three-stage theory of international expansion: The link between multinationality and performance in the service sector.</w:t>
+        <w:t xml:space="preserve">Journal of Econometrics, 29</w:t>
+      </w:r>
+      <w:r>
+        <w:t xml:space="preserve">(3), 305–325.</w:t>
+      </w:r>
+      <w:r>
+        <w:t xml:space="preserve"> </w:t>
+      </w:r>
+      <w:hyperlink r:id="rId87">
+        <w:r>
+          <w:rPr>
+            <w:rStyle w:val="Hyperlink"/>
+          </w:rPr>
+          <w:t xml:space="preserve">https://doi.org/10.1016/0304-4076(85)90158-7</w:t>
+        </w:r>
+      </w:hyperlink>
+    </w:p>
+    <w:p>
+      <w:pPr>
+        <w:pStyle w:val="BodyText"/>
+      </w:pPr>
+      <w:r>
+        <w:t xml:space="preserve">Marano, V., Arregle, J.-L., Hitt, M. A., Spadafora, E., &amp; van Essen, M. (2016). Home country institutions and the internationalization-performance relationship: A meta-analytic review.</w:t>
       </w:r>
       <w:r>
         <w:t xml:space="preserve"> </w:t>
@@ -5796,10 +6011,29 @@
           <w:iCs/>
           <w:i/>
         </w:rPr>
-        <w:t xml:space="preserve">Journal of International Business Studies</w:t>
-      </w:r>
-      <w:r>
-        <w:t xml:space="preserve">,</w:t>
+        <w:t xml:space="preserve">Journal of Management, 42</w:t>
+      </w:r>
+      <w:r>
+        <w:t xml:space="preserve">(5), 1075–1110.</w:t>
+      </w:r>
+      <w:r>
+        <w:t xml:space="preserve"> </w:t>
+      </w:r>
+      <w:hyperlink r:id="rId88">
+        <w:r>
+          <w:rPr>
+            <w:rStyle w:val="Hyperlink"/>
+          </w:rPr>
+          <w:t xml:space="preserve">https://doi.org/10.1177/0149206315624963</w:t>
+        </w:r>
+      </w:hyperlink>
+    </w:p>
+    <w:p>
+      <w:pPr>
+        <w:pStyle w:val="BodyText"/>
+      </w:pPr>
+      <w:r>
+        <w:t xml:space="preserve">Meyer, K. E., van Witteloostuijn, A., &amp; Beugelsdijk, S. (2017). What's in a p? Reassessing best practices for conducting and reporting hypothesis-testing research.</w:t>
       </w:r>
       <w:r>
         <w:t xml:space="preserve"> </w:t>
@@ -5809,18 +6043,29 @@
           <w:iCs/>
           <w:i/>
         </w:rPr>
-        <w:t xml:space="preserve">34</w:t>
-      </w:r>
-      <w:r>
-        <w:t xml:space="preserve">(1), 5–18. https://doi.org/10.1057/palgrave.jibs.8400003</w:t>
-      </w:r>
-    </w:p>
-    <w:p>
-      <w:pPr>
-        <w:pStyle w:val="BodyText"/>
-      </w:pPr>
-      <w:r>
-        <w:t xml:space="preserve">Haans, R. F. J., Pieters, C., &amp; He, Z.-L. (2016). Thinking about U: Theorizing and testing U- and inverted U-shaped relationships in strategy research.</w:t>
+        <w:t xml:space="preserve">Journal of International Business Studies, 48</w:t>
+      </w:r>
+      <w:r>
+        <w:t xml:space="preserve">(5), 535–551.</w:t>
+      </w:r>
+      <w:r>
+        <w:t xml:space="preserve"> </w:t>
+      </w:r>
+      <w:hyperlink r:id="rId89">
+        <w:r>
+          <w:rPr>
+            <w:rStyle w:val="Hyperlink"/>
+          </w:rPr>
+          <w:t xml:space="preserve">https://doi.org/10.1057/s41267-017-0078-8</w:t>
+        </w:r>
+      </w:hyperlink>
+    </w:p>
+    <w:p>
+      <w:pPr>
+        <w:pStyle w:val="BodyText"/>
+      </w:pPr>
+      <w:r>
+        <w:t xml:space="preserve">O'Brien, R. M. (2007). A caution regarding rules of thumb for variance inflation factors.</w:t>
       </w:r>
       <w:r>
         <w:t xml:space="preserve"> </w:t>
@@ -5830,10 +6075,29 @@
           <w:iCs/>
           <w:i/>
         </w:rPr>
-        <w:t xml:space="preserve">Strategic Management Journal</w:t>
-      </w:r>
-      <w:r>
-        <w:t xml:space="preserve">,</w:t>
+        <w:t xml:space="preserve">Quality &amp; Quantity, 41</w:t>
+      </w:r>
+      <w:r>
+        <w:t xml:space="preserve">(5), 673–690.</w:t>
+      </w:r>
+      <w:r>
+        <w:t xml:space="preserve"> </w:t>
+      </w:r>
+      <w:hyperlink r:id="rId90">
+        <w:r>
+          <w:rPr>
+            <w:rStyle w:val="Hyperlink"/>
+          </w:rPr>
+          <w:t xml:space="preserve">https://doi.org/10.1007/s11135-006-9018-6</w:t>
+        </w:r>
+      </w:hyperlink>
+    </w:p>
+    <w:p>
+      <w:pPr>
+        <w:pStyle w:val="BodyText"/>
+      </w:pPr>
+      <w:r>
+        <w:t xml:space="preserve">Peng, M. W. (2003). Institutional transitions and strategic choices.</w:t>
       </w:r>
       <w:r>
         <w:t xml:space="preserve"> </w:t>
@@ -5843,18 +6107,29 @@
           <w:iCs/>
           <w:i/>
         </w:rPr>
-        <w:t xml:space="preserve">37</w:t>
-      </w:r>
-      <w:r>
-        <w:t xml:space="preserve">(7), 1177–1195. https://doi.org/10.1002/smj.2399</w:t>
-      </w:r>
-    </w:p>
-    <w:p>
-      <w:pPr>
-        <w:pStyle w:val="BodyText"/>
-      </w:pPr>
-      <w:r>
-        <w:t xml:space="preserve">Hambrick, D. C., &amp; Mason, P. A. (1984). Upper echelons: The organization as a reflection of its top managers.</w:t>
+        <w:t xml:space="preserve">Academy of Management Review, 28</w:t>
+      </w:r>
+      <w:r>
+        <w:t xml:space="preserve">(2), 275–296.</w:t>
+      </w:r>
+      <w:r>
+        <w:t xml:space="preserve"> </w:t>
+      </w:r>
+      <w:hyperlink r:id="rId91">
+        <w:r>
+          <w:rPr>
+            <w:rStyle w:val="Hyperlink"/>
+          </w:rPr>
+          <w:t xml:space="preserve">https://doi.org/10.5465/amr.2003.9416341</w:t>
+        </w:r>
+      </w:hyperlink>
+    </w:p>
+    <w:p>
+      <w:pPr>
+        <w:pStyle w:val="BodyText"/>
+      </w:pPr>
+      <w:r>
+        <w:t xml:space="preserve">Peng, M. W., Wang, D. Y. L., &amp; Jiang, Y. (2008). An institution-based view of international business strategy: A focus on emerging economies.</w:t>
       </w:r>
       <w:r>
         <w:t xml:space="preserve"> </w:t>
@@ -5864,10 +6139,29 @@
           <w:iCs/>
           <w:i/>
         </w:rPr>
-        <w:t xml:space="preserve">Academy of Management Review</w:t>
-      </w:r>
-      <w:r>
-        <w:t xml:space="preserve">,</w:t>
+        <w:t xml:space="preserve">Journal of International Business Studies, 39</w:t>
+      </w:r>
+      <w:r>
+        <w:t xml:space="preserve">(5), 920–936.</w:t>
+      </w:r>
+      <w:r>
+        <w:t xml:space="preserve"> </w:t>
+      </w:r>
+      <w:hyperlink r:id="rId92">
+        <w:r>
+          <w:rPr>
+            <w:rStyle w:val="Hyperlink"/>
+          </w:rPr>
+          <w:t xml:space="preserve">https://doi.org/10.1057/palgrave.jibs.8400377</w:t>
+        </w:r>
+      </w:hyperlink>
+    </w:p>
+    <w:p>
+      <w:pPr>
+        <w:pStyle w:val="BodyText"/>
+      </w:pPr>
+      <w:r>
+        <w:t xml:space="preserve">Rugman, A. M., &amp; Verbeke, A. (2004). A perspective on regional and global strategies of multinational enterprises.</w:t>
       </w:r>
       <w:r>
         <w:t xml:space="preserve"> </w:t>
@@ -5877,18 +6171,29 @@
           <w:iCs/>
           <w:i/>
         </w:rPr>
-        <w:t xml:space="preserve">9</w:t>
-      </w:r>
-      <w:r>
-        <w:t xml:space="preserve">(2), 193–206. https://doi.org/10.5465/amr.1984.4277628</w:t>
-      </w:r>
-    </w:p>
-    <w:p>
-      <w:pPr>
-        <w:pStyle w:val="BodyText"/>
-      </w:pPr>
-      <w:r>
-        <w:t xml:space="preserve">Hitt, M. A., Hoskisson, R. E., &amp; Kim, H. (1997). International diversification: Effects on innovation and firm performance in product-diversified firms.</w:t>
+        <w:t xml:space="preserve">Journal of International Business Studies, 35</w:t>
+      </w:r>
+      <w:r>
+        <w:t xml:space="preserve">(1), 3–18.</w:t>
+      </w:r>
+      <w:r>
+        <w:t xml:space="preserve"> </w:t>
+      </w:r>
+      <w:hyperlink r:id="rId93">
+        <w:r>
+          <w:rPr>
+            <w:rStyle w:val="Hyperlink"/>
+          </w:rPr>
+          <w:t xml:space="preserve">https://doi.org/10.1057/palgrave.jibs.8400073</w:t>
+        </w:r>
+      </w:hyperlink>
+    </w:p>
+    <w:p>
+      <w:pPr>
+        <w:pStyle w:val="BodyText"/>
+      </w:pPr>
+      <w:r>
+        <w:t xml:space="preserve">Shaver, J. M. (2020). Causal identification through a cumulative body of research in the study of strategy and organizations.</w:t>
       </w:r>
       <w:r>
         <w:t xml:space="preserve"> </w:t>
@@ -5898,10 +6203,29 @@
           <w:iCs/>
           <w:i/>
         </w:rPr>
-        <w:t xml:space="preserve">Academy of Management Journal</w:t>
-      </w:r>
-      <w:r>
-        <w:t xml:space="preserve">,</w:t>
+        <w:t xml:space="preserve">Journal of Management, 46</w:t>
+      </w:r>
+      <w:r>
+        <w:t xml:space="preserve">(6), 1244–1256.</w:t>
+      </w:r>
+      <w:r>
+        <w:t xml:space="preserve"> </w:t>
+      </w:r>
+      <w:hyperlink r:id="rId94">
+        <w:r>
+          <w:rPr>
+            <w:rStyle w:val="Hyperlink"/>
+          </w:rPr>
+          <w:t xml:space="preserve">https://doi.org/10.1177/0149206319846272</w:t>
+        </w:r>
+      </w:hyperlink>
+    </w:p>
+    <w:p>
+      <w:pPr>
+        <w:pStyle w:val="BodyText"/>
+      </w:pPr>
+      <w:r>
+        <w:t xml:space="preserve">Stallkamp, M., &amp; Schotter, A. P. J. (2021). Platforms without borders? The international strategies of digital platform firms.</w:t>
       </w:r>
       <w:r>
         <w:t xml:space="preserve"> </w:t>
@@ -5911,18 +6235,29 @@
           <w:iCs/>
           <w:i/>
         </w:rPr>
-        <w:t xml:space="preserve">40</w:t>
-      </w:r>
-      <w:r>
-        <w:t xml:space="preserve">(4), 767–798. https://doi.org/10.5465/256948</w:t>
-      </w:r>
-    </w:p>
-    <w:p>
-      <w:pPr>
-        <w:pStyle w:val="BodyText"/>
-      </w:pPr>
-      <w:r>
-        <w:t xml:space="preserve">Krammer, S. M. S., Strange, R., &amp; Lashitew, A. (2018). The export performance of emerging economy firms.</w:t>
+        <w:t xml:space="preserve">Global Strategy Journal, 11</w:t>
+      </w:r>
+      <w:r>
+        <w:t xml:space="preserve">(1), 58–80.</w:t>
+      </w:r>
+      <w:r>
+        <w:t xml:space="preserve"> </w:t>
+      </w:r>
+      <w:hyperlink r:id="rId95">
+        <w:r>
+          <w:rPr>
+            <w:rStyle w:val="Hyperlink"/>
+          </w:rPr>
+          <w:t xml:space="preserve">https://doi.org/10.1002/gsj.1336</w:t>
+        </w:r>
+      </w:hyperlink>
+    </w:p>
+    <w:p>
+      <w:pPr>
+        <w:pStyle w:val="BodyText"/>
+      </w:pPr>
+      <w:r>
+        <w:t xml:space="preserve">Verhoef, P. C., Broekhuizen, T., Bart, Y., Bhattacharya, A., Dong, J. Q., Fabian, N., &amp; Haenlein, M. (2021). Digital transformation: A multidisciplinary reflection and research agenda.</w:t>
       </w:r>
       <w:r>
         <w:t xml:space="preserve"> </w:t>
@@ -5932,10 +6267,29 @@
           <w:iCs/>
           <w:i/>
         </w:rPr>
-        <w:t xml:space="preserve">International Business Review</w:t>
-      </w:r>
-      <w:r>
-        <w:t xml:space="preserve">,</w:t>
+        <w:t xml:space="preserve">Journal of Business Research, 122</w:t>
+      </w:r>
+      <w:r>
+        <w:t xml:space="preserve">, 889–901.</w:t>
+      </w:r>
+      <w:r>
+        <w:t xml:space="preserve"> </w:t>
+      </w:r>
+      <w:hyperlink r:id="rId96">
+        <w:r>
+          <w:rPr>
+            <w:rStyle w:val="Hyperlink"/>
+          </w:rPr>
+          <w:t xml:space="preserve">https://doi.org/10.1016/j.jbusres.2019.09.022</w:t>
+        </w:r>
+      </w:hyperlink>
+    </w:p>
+    <w:p>
+      <w:pPr>
+        <w:pStyle w:val="BodyText"/>
+      </w:pPr>
+      <w:r>
+        <w:t xml:space="preserve">Wolfolds, S. E., &amp; Siegel, J. (2019). Misaccounting for endogeneity: The peril of relying on the Heckman two-step method without a valid instrument.</w:t>
       </w:r>
       <w:r>
         <w:t xml:space="preserve"> </w:t>
@@ -5945,521 +6299,22 @@
           <w:iCs/>
           <w:i/>
         </w:rPr>
-        <w:t xml:space="preserve">27</w:t>
-      </w:r>
-      <w:r>
-        <w:t xml:space="preserve">(1), 218–230. https://doi.org/10.1016/j.ibusrev.2017.07.003</w:t>
-      </w:r>
-    </w:p>
-    <w:p>
-      <w:pPr>
-        <w:pStyle w:val="BodyText"/>
-      </w:pPr>
-      <w:r>
-        <w:t xml:space="preserve">Lakens, D., Scheel, A. M., &amp; Isager, P. M. (2018). Equivalence testing for psychological research: A tutorial.</w:t>
-      </w:r>
-      <w:r>
-        <w:t xml:space="preserve"> </w:t>
-      </w:r>
-      <w:r>
-        <w:rPr>
-          <w:iCs/>
-          <w:i/>
-        </w:rPr>
-        <w:t xml:space="preserve">Advances in Methods and Practices in Psychological Science</w:t>
-      </w:r>
-      <w:r>
-        <w:t xml:space="preserve">,</w:t>
-      </w:r>
-      <w:r>
-        <w:t xml:space="preserve"> </w:t>
-      </w:r>
-      <w:r>
-        <w:rPr>
-          <w:iCs/>
-          <w:i/>
-        </w:rPr>
-        <w:t xml:space="preserve">1</w:t>
-      </w:r>
-      <w:r>
-        <w:t xml:space="preserve">(2), 259–269. https://doi.org/10.1177/2515245918770963</w:t>
-      </w:r>
-    </w:p>
-    <w:p>
-      <w:pPr>
-        <w:pStyle w:val="BodyText"/>
-      </w:pPr>
-      <w:r>
-        <w:t xml:space="preserve">Lall, S. (1992). Technological capabilities and industrialization.</w:t>
-      </w:r>
-      <w:r>
-        <w:t xml:space="preserve"> </w:t>
-      </w:r>
-      <w:r>
-        <w:rPr>
-          <w:iCs/>
-          <w:i/>
-        </w:rPr>
-        <w:t xml:space="preserve">World Development</w:t>
-      </w:r>
-      <w:r>
-        <w:t xml:space="preserve">,</w:t>
-      </w:r>
-      <w:r>
-        <w:t xml:space="preserve"> </w:t>
-      </w:r>
-      <w:r>
-        <w:rPr>
-          <w:iCs/>
-          <w:i/>
-        </w:rPr>
-        <w:t xml:space="preserve">20</w:t>
-      </w:r>
-      <w:r>
-        <w:t xml:space="preserve">(2), 165–186. https://doi.org/10.1016/0305-750X(92)90097-F</w:t>
-      </w:r>
-    </w:p>
-    <w:p>
-      <w:pPr>
-        <w:pStyle w:val="BodyText"/>
-      </w:pPr>
-      <w:r>
-        <w:t xml:space="preserve">Lind, J. T., &amp; Mehlum, H. (2010). With or without U? The appropriate test for a U-shaped relationship.</w:t>
-      </w:r>
-      <w:r>
-        <w:t xml:space="preserve"> </w:t>
-      </w:r>
-      <w:r>
-        <w:rPr>
-          <w:iCs/>
-          <w:i/>
-        </w:rPr>
-        <w:t xml:space="preserve">Oxford Bulletin of Economics and Statistics</w:t>
-      </w:r>
-      <w:r>
-        <w:t xml:space="preserve">,</w:t>
-      </w:r>
-      <w:r>
-        <w:t xml:space="preserve"> </w:t>
-      </w:r>
-      <w:r>
-        <w:rPr>
-          <w:iCs/>
-          <w:i/>
-        </w:rPr>
-        <w:t xml:space="preserve">72</w:t>
-      </w:r>
-      <w:r>
-        <w:t xml:space="preserve">(1), 109–118. https://doi.org/10.1111/j.1468-0084.2009.00569.x</w:t>
-      </w:r>
-    </w:p>
-    <w:p>
-      <w:pPr>
-        <w:pStyle w:val="BodyText"/>
-      </w:pPr>
-      <w:r>
-        <w:t xml:space="preserve">Lu, J. W., &amp; Beamish, P. W. (2004). International diversification and firm performance: The S-curve hypothesis.</w:t>
-      </w:r>
-      <w:r>
-        <w:t xml:space="preserve"> </w:t>
-      </w:r>
-      <w:r>
-        <w:rPr>
-          <w:iCs/>
-          <w:i/>
-        </w:rPr>
-        <w:t xml:space="preserve">Academy of Management Journal</w:t>
-      </w:r>
-      <w:r>
-        <w:t xml:space="preserve">,</w:t>
-      </w:r>
-      <w:r>
-        <w:t xml:space="preserve"> </w:t>
-      </w:r>
-      <w:r>
-        <w:rPr>
-          <w:iCs/>
-          <w:i/>
-        </w:rPr>
-        <w:t xml:space="preserve">47</w:t>
-      </w:r>
-      <w:r>
-        <w:t xml:space="preserve">(4), 598–609. https://doi.org/10.5465/20159604</w:t>
-      </w:r>
-    </w:p>
-    <w:p>
-      <w:pPr>
-        <w:pStyle w:val="BodyText"/>
-      </w:pPr>
-      <w:r>
-        <w:t xml:space="preserve">MacKinnon, J. G., &amp; White, H. (1985). Some heteroskedasticity-consistent covariance matrix estimators with improved finite sample properties.</w:t>
-      </w:r>
-      <w:r>
-        <w:t xml:space="preserve"> </w:t>
-      </w:r>
-      <w:r>
-        <w:rPr>
-          <w:iCs/>
-          <w:i/>
-        </w:rPr>
-        <w:t xml:space="preserve">Journal of Econometrics</w:t>
-      </w:r>
-      <w:r>
-        <w:t xml:space="preserve">,</w:t>
-      </w:r>
-      <w:r>
-        <w:t xml:space="preserve"> </w:t>
-      </w:r>
-      <w:r>
-        <w:rPr>
-          <w:iCs/>
-          <w:i/>
-        </w:rPr>
-        <w:t xml:space="preserve">29</w:t>
-      </w:r>
-      <w:r>
-        <w:t xml:space="preserve">(3), 305–325. https://doi.org/10.1016/0304-4076(85)90158-7</w:t>
-      </w:r>
-    </w:p>
-    <w:p>
-      <w:pPr>
-        <w:pStyle w:val="BodyText"/>
-      </w:pPr>
-      <w:r>
-        <w:t xml:space="preserve">Marano, V., Arregle, J.-L., Hitt, M. A., Spadafora, E., &amp; van Essen, M. (2016). Home country institutions and the internationalization-performance relationship: A meta-analytic review.</w:t>
-      </w:r>
-      <w:r>
-        <w:t xml:space="preserve"> </w:t>
-      </w:r>
-      <w:r>
-        <w:rPr>
-          <w:iCs/>
-          <w:i/>
-        </w:rPr>
-        <w:t xml:space="preserve">Journal of Management</w:t>
-      </w:r>
-      <w:r>
-        <w:t xml:space="preserve">,</w:t>
-      </w:r>
-      <w:r>
-        <w:t xml:space="preserve"> </w:t>
-      </w:r>
-      <w:r>
-        <w:rPr>
-          <w:iCs/>
-          <w:i/>
-        </w:rPr>
-        <w:t xml:space="preserve">42</w:t>
-      </w:r>
-      <w:r>
-        <w:t xml:space="preserve">(5), 1075–1110. https://doi.org/10.1177/0149206315624963</w:t>
-      </w:r>
-    </w:p>
-    <w:p>
-      <w:pPr>
-        <w:pStyle w:val="BodyText"/>
-      </w:pPr>
-      <w:r>
-        <w:t xml:space="preserve">Meyer, K. E., van Witteloostuijn, A., &amp; Beugelsdijk, S. (2017). What’s in a p? Reassessing best practices for conducting and reporting hypothesis-testing research.</w:t>
-      </w:r>
-      <w:r>
-        <w:t xml:space="preserve"> </w:t>
-      </w:r>
-      <w:r>
-        <w:rPr>
-          <w:iCs/>
-          <w:i/>
-        </w:rPr>
-        <w:t xml:space="preserve">Journal of International Business Studies</w:t>
-      </w:r>
-      <w:r>
-        <w:t xml:space="preserve">,</w:t>
-      </w:r>
-      <w:r>
-        <w:t xml:space="preserve"> </w:t>
-      </w:r>
-      <w:r>
-        <w:rPr>
-          <w:iCs/>
-          <w:i/>
-        </w:rPr>
-        <w:t xml:space="preserve">48</w:t>
-      </w:r>
-      <w:r>
-        <w:t xml:space="preserve">(5), 535–551. https://doi.org/10.1057/s41267-017-0078-8</w:t>
-      </w:r>
-    </w:p>
-    <w:p>
-      <w:pPr>
-        <w:pStyle w:val="BodyText"/>
-      </w:pPr>
-      <w:r>
-        <w:t xml:space="preserve">O’Brien, R. M. (2007). A caution regarding rules of thumb for variance inflation factors.</w:t>
-      </w:r>
-      <w:r>
-        <w:t xml:space="preserve"> </w:t>
-      </w:r>
-      <w:r>
-        <w:rPr>
-          <w:iCs/>
-          <w:i/>
-        </w:rPr>
-        <w:t xml:space="preserve">Quality &amp; Quantity</w:t>
-      </w:r>
-      <w:r>
-        <w:t xml:space="preserve">,</w:t>
-      </w:r>
-      <w:r>
-        <w:t xml:space="preserve"> </w:t>
-      </w:r>
-      <w:r>
-        <w:rPr>
-          <w:iCs/>
-          <w:i/>
-        </w:rPr>
-        <w:t xml:space="preserve">41</w:t>
-      </w:r>
-      <w:r>
-        <w:t xml:space="preserve">(5), 673–690. https://doi.org/10.1007/s11135-006-9018-6</w:t>
-      </w:r>
-    </w:p>
-    <w:p>
-      <w:pPr>
-        <w:pStyle w:val="BodyText"/>
-      </w:pPr>
-      <w:r>
-        <w:t xml:space="preserve">Peng, M. W. (2003). Institutional transitions and strategic choices.</w:t>
-      </w:r>
-      <w:r>
-        <w:t xml:space="preserve"> </w:t>
-      </w:r>
-      <w:r>
-        <w:rPr>
-          <w:iCs/>
-          <w:i/>
-        </w:rPr>
-        <w:t xml:space="preserve">Academy of Management Review</w:t>
-      </w:r>
-      <w:r>
-        <w:t xml:space="preserve">,</w:t>
-      </w:r>
-      <w:r>
-        <w:t xml:space="preserve"> </w:t>
-      </w:r>
-      <w:r>
-        <w:rPr>
-          <w:iCs/>
-          <w:i/>
-        </w:rPr>
-        <w:t xml:space="preserve">28</w:t>
-      </w:r>
-      <w:r>
-        <w:t xml:space="preserve">(2), 275–296. https://doi.org/10.5465/amr.2003.9416341</w:t>
-      </w:r>
-    </w:p>
-    <w:p>
-      <w:pPr>
-        <w:pStyle w:val="BodyText"/>
-      </w:pPr>
-      <w:r>
-        <w:t xml:space="preserve">Peng, M. W., Wang, D. Y. L., &amp; Jiang, Y. (2008). An institution-based view of international business strategy: A focus on emerging economies.</w:t>
-      </w:r>
-      <w:r>
-        <w:t xml:space="preserve"> </w:t>
-      </w:r>
-      <w:r>
-        <w:rPr>
-          <w:iCs/>
-          <w:i/>
-        </w:rPr>
-        <w:t xml:space="preserve">Journal of International Business Studies</w:t>
-      </w:r>
-      <w:r>
-        <w:t xml:space="preserve">,</w:t>
-      </w:r>
-      <w:r>
-        <w:t xml:space="preserve"> </w:t>
-      </w:r>
-      <w:r>
-        <w:rPr>
-          <w:iCs/>
-          <w:i/>
-        </w:rPr>
-        <w:t xml:space="preserve">39</w:t>
-      </w:r>
-      <w:r>
-        <w:t xml:space="preserve">(5), 920–936. https://doi.org/10.1057/palgrave.jibs.8400377</w:t>
-      </w:r>
-    </w:p>
-    <w:p>
-      <w:pPr>
-        <w:pStyle w:val="BodyText"/>
-      </w:pPr>
-      <w:r>
-        <w:t xml:space="preserve">Rugman, A. M., &amp; Verbeke, A. (2004). A perspective on regional and global strategies of multinational enterprises.</w:t>
-      </w:r>
-      <w:r>
-        <w:t xml:space="preserve"> </w:t>
-      </w:r>
-      <w:r>
-        <w:rPr>
-          <w:iCs/>
-          <w:i/>
-        </w:rPr>
-        <w:t xml:space="preserve">Journal of International Business Studies</w:t>
-      </w:r>
-      <w:r>
-        <w:t xml:space="preserve">,</w:t>
-      </w:r>
-      <w:r>
-        <w:t xml:space="preserve"> </w:t>
-      </w:r>
-      <w:r>
-        <w:rPr>
-          <w:iCs/>
-          <w:i/>
-        </w:rPr>
-        <w:t xml:space="preserve">35</w:t>
-      </w:r>
-      <w:r>
-        <w:t xml:space="preserve">(1), 3–18. https://doi.org/10.1057/palgrave.jibs.8400073</w:t>
-      </w:r>
-    </w:p>
-    <w:p>
-      <w:pPr>
-        <w:pStyle w:val="BodyText"/>
-      </w:pPr>
-      <w:r>
-        <w:t xml:space="preserve">Shaver, J. M. (2020). Causal identification through a cumulative body of research in the study of strategy and organizations.</w:t>
-      </w:r>
-      <w:r>
-        <w:t xml:space="preserve"> </w:t>
-      </w:r>
-      <w:r>
-        <w:rPr>
-          <w:iCs/>
-          <w:i/>
-        </w:rPr>
-        <w:t xml:space="preserve">Journal of Management</w:t>
-      </w:r>
-      <w:r>
-        <w:t xml:space="preserve">,</w:t>
-      </w:r>
-      <w:r>
-        <w:t xml:space="preserve"> </w:t>
-      </w:r>
-      <w:r>
-        <w:rPr>
-          <w:iCs/>
-          <w:i/>
-        </w:rPr>
-        <w:t xml:space="preserve">46</w:t>
-      </w:r>
-      <w:r>
-        <w:t xml:space="preserve">(6), 1244–1256. https://doi.org/10.1177/0149206319846272</w:t>
-      </w:r>
-    </w:p>
-    <w:p>
-      <w:pPr>
-        <w:pStyle w:val="BodyText"/>
-      </w:pPr>
-      <w:r>
-        <w:t xml:space="preserve">Stallkamp, M., &amp; Schotter, A. P. J. (2021). Platforms without borders? The international strategies of digital platform firms.</w:t>
-      </w:r>
-      <w:r>
-        <w:t xml:space="preserve"> </w:t>
-      </w:r>
-      <w:r>
-        <w:rPr>
-          <w:iCs/>
-          <w:i/>
-        </w:rPr>
-        <w:t xml:space="preserve">Global Strategy Journal</w:t>
-      </w:r>
-      <w:r>
-        <w:t xml:space="preserve">,</w:t>
-      </w:r>
-      <w:r>
-        <w:t xml:space="preserve"> </w:t>
-      </w:r>
-      <w:r>
-        <w:rPr>
-          <w:iCs/>
-          <w:i/>
-        </w:rPr>
-        <w:t xml:space="preserve">11</w:t>
-      </w:r>
-      <w:r>
-        <w:t xml:space="preserve">(1), 58–80. https://doi.org/10.1002/gsj.1336</w:t>
-      </w:r>
-    </w:p>
-    <w:p>
-      <w:pPr>
-        <w:pStyle w:val="BodyText"/>
-      </w:pPr>
-      <w:r>
-        <w:t xml:space="preserve">Verhoef, P. C., Broekhuizen, T., Bart, Y., Bhattacharya, A., Dong, J. Q., Fabian, N., &amp; Haenlein, M. (2021). Digital transformation: A multidisciplinary reflection and research agenda.</w:t>
-      </w:r>
-      <w:r>
-        <w:t xml:space="preserve"> </w:t>
-      </w:r>
-      <w:r>
-        <w:rPr>
-          <w:iCs/>
-          <w:i/>
-        </w:rPr>
-        <w:t xml:space="preserve">Journal of Business Research</w:t>
-      </w:r>
-      <w:r>
-        <w:t xml:space="preserve">,</w:t>
-      </w:r>
-      <w:r>
-        <w:t xml:space="preserve"> </w:t>
-      </w:r>
-      <w:r>
-        <w:rPr>
-          <w:iCs/>
-          <w:i/>
-        </w:rPr>
-        <w:t xml:space="preserve">122</w:t>
-      </w:r>
-      <w:r>
-        <w:t xml:space="preserve">, 889–901. https://doi.org/10.1016/j.jbusres.2019.09.022</w:t>
-      </w:r>
-    </w:p>
-    <w:p>
-      <w:pPr>
-        <w:pStyle w:val="BodyText"/>
-      </w:pPr>
-      <w:r>
-        <w:t xml:space="preserve">Wolfolds, S. E., &amp; Siegel, J. (2019). Misaccounting for endogeneity: The peril of relying on the Heckman two-step method without a valid instrument.</w:t>
-      </w:r>
-      <w:r>
-        <w:t xml:space="preserve"> </w:t>
-      </w:r>
-      <w:r>
-        <w:rPr>
-          <w:iCs/>
-          <w:i/>
-        </w:rPr>
-        <w:t xml:space="preserve">Strategic Management Journal</w:t>
-      </w:r>
-      <w:r>
-        <w:t xml:space="preserve">,</w:t>
-      </w:r>
-      <w:r>
-        <w:t xml:space="preserve"> </w:t>
-      </w:r>
-      <w:r>
-        <w:rPr>
-          <w:iCs/>
-          <w:i/>
-        </w:rPr>
-        <w:t xml:space="preserve">40</w:t>
-      </w:r>
-      <w:r>
-        <w:t xml:space="preserve">(3), 432–462. https://doi.org/10.1002/smj.2995</w:t>
-      </w:r>
+        <w:t xml:space="preserve">Strategic Management Journal, 40</w:t>
+      </w:r>
+      <w:r>
+        <w:t xml:space="preserve">(3), 432–462.</w:t>
+      </w:r>
+      <w:r>
+        <w:t xml:space="preserve"> </w:t>
+      </w:r>
+      <w:hyperlink r:id="rId97">
+        <w:r>
+          <w:rPr>
+            <w:rStyle w:val="Hyperlink"/>
+          </w:rPr>
+          <w:t xml:space="preserve">https://doi.org/10.1002/smj.2995</w:t>
+        </w:r>
+      </w:hyperlink>
     </w:p>
     <w:p>
       <w:r>
@@ -6495,14 +6350,25 @@
           <w:iCs/>
           <w:i/>
         </w:rPr>
-        <w:t xml:space="preserve">SWITCH 2025 concludes 10th anniversary milestone with record 25,000 attendees</w:t>
-      </w:r>
-      <w:r>
-        <w:t xml:space="preserve"> </w:t>
-      </w:r>
-      <w:r>
-        <w:t xml:space="preserve">[Press release]. Enterprise Singapore. https://www.enterprisesg.gov.sg/resources/media-centre/media-releases/2025/november/mr05225_switch-2025-concludes-10th-anniversary-milestone-with-record-25000-attendees-strengthens-position-as-premiere-platform-for-deep-tech-innovation</w:t>
-      </w:r>
+        <w:t xml:space="preserve">SWITCH 2025 concludes 10th anniversary milestone with record 25, 000 attendees</w:t>
+      </w:r>
+      <w:r>
+        <w:t xml:space="preserve"> </w:t>
+      </w:r>
+      <w:r>
+        <w:t xml:space="preserve">[Press release]. Enterprise Singapore.</w:t>
+      </w:r>
+      <w:r>
+        <w:t xml:space="preserve"> </w:t>
+      </w:r>
+      <w:hyperlink r:id="rId98">
+        <w:r>
+          <w:rPr>
+            <w:rStyle w:val="Hyperlink"/>
+          </w:rPr>
+          <w:t xml:space="preserve">https://www.enterprisesg.gov.sg/resources/media-centre/media-releases/2025/november/mr05225_switch-2025-concludes-10th-anniversary-milestone-with-record-25000-attendees-strengthens-position-as-premiere-platform-for-deep-tech-innovation</w:t>
+        </w:r>
+      </w:hyperlink>
     </w:p>
     <w:p>
       <w:pPr>
@@ -6522,8 +6388,19 @@
         <w:t xml:space="preserve">Our digital government rankings</w:t>
       </w:r>
       <w:r>
-        <w:t xml:space="preserve">. Government Technology Agency of Singapore. https://www.tech.gov.sg/about-us/our-achievements/our-digital-government-rankings/</w:t>
-      </w:r>
+        <w:t xml:space="preserve">. Government Technology Agency of Singapore.</w:t>
+      </w:r>
+      <w:r>
+        <w:t xml:space="preserve"> </w:t>
+      </w:r>
+      <w:hyperlink r:id="rId99">
+        <w:r>
+          <w:rPr>
+            <w:rStyle w:val="Hyperlink"/>
+          </w:rPr>
+          <w:t xml:space="preserve">https://www.tech.gov.sg/about-us/our-achievements/our-digital-government-rankings/</w:t>
+        </w:r>
+      </w:hyperlink>
     </w:p>
     <w:p>
       <w:pPr>
@@ -6546,8 +6423,19 @@
         <w:t xml:space="preserve"> </w:t>
       </w:r>
       <w:r>
-        <w:t xml:space="preserve">[Press release]. Infocomm Media Development Authority. https://www.imda.gov.sg/resources/press-releases-factsheets-and-speeches/press-releases/2025/asia-tech-x-singapore-turns-five</w:t>
-      </w:r>
+        <w:t xml:space="preserve">[Press release]. Infocomm Media Development Authority.</w:t>
+      </w:r>
+      <w:r>
+        <w:t xml:space="preserve"> </w:t>
+      </w:r>
+      <w:hyperlink r:id="rId100">
+        <w:r>
+          <w:rPr>
+            <w:rStyle w:val="Hyperlink"/>
+          </w:rPr>
+          <w:t xml:space="preserve">https://www.imda.gov.sg/resources/press-releases-factsheets-and-speeches/press-releases/2025/asia-tech-x-singapore-turns-five</w:t>
+        </w:r>
+      </w:hyperlink>
     </w:p>
     <w:p>
       <w:pPr>
@@ -6567,8 +6455,19 @@
         <w:t xml:space="preserve">Global Startup Ecosystem Index 2025</w:t>
       </w:r>
       <w:r>
-        <w:t xml:space="preserve">. StartupBlink Research. https://www.startupblink.com/startup-ecosystem/singapore</w:t>
-      </w:r>
+        <w:t xml:space="preserve">. StartupBlink Research.</w:t>
+      </w:r>
+      <w:r>
+        <w:t xml:space="preserve"> </w:t>
+      </w:r>
+      <w:hyperlink r:id="rId101">
+        <w:r>
+          <w:rPr>
+            <w:rStyle w:val="Hyperlink"/>
+          </w:rPr>
+          <w:t xml:space="preserve">https://www.startupblink.com/startup-ecosystem/singapore</w:t>
+        </w:r>
+      </w:hyperlink>
     </w:p>
     <w:p>
       <w:pPr>
@@ -6588,8 +6487,19 @@
         <w:t xml:space="preserve">Innovators Business Environment Index 2026</w:t>
       </w:r>
       <w:r>
-        <w:t xml:space="preserve">. StartupBlink Research. https://www.startupblink.com/blog/innovators-business-environment-index/</w:t>
-      </w:r>
+        <w:t xml:space="preserve">. StartupBlink Research.</w:t>
+      </w:r>
+      <w:r>
+        <w:t xml:space="preserve"> </w:t>
+      </w:r>
+      <w:hyperlink r:id="rId102">
+        <w:r>
+          <w:rPr>
+            <w:rStyle w:val="Hyperlink"/>
+          </w:rPr>
+          <w:t xml:space="preserve">https://www.startupblink.com/blog/innovators-business-environment-index/</w:t>
+        </w:r>
+      </w:hyperlink>
     </w:p>
     <w:p>
       <w:pPr>
@@ -6609,11 +6519,22 @@
         <w:t xml:space="preserve">World Bank Enterprise Survey: Singapore 2023</w:t>
       </w:r>
       <w:r>
-        <w:t xml:space="preserve">. https://www.enterprisesurveys.org</w:t>
-      </w:r>
-    </w:p>
-    <w:bookmarkEnd w:id="57"/>
-    <w:bookmarkEnd w:id="58"/>
+        <w:t xml:space="preserve">.</w:t>
+      </w:r>
+      <w:r>
+        <w:t xml:space="preserve"> </w:t>
+      </w:r>
+      <w:hyperlink r:id="rId103">
+        <w:r>
+          <w:rPr>
+            <w:rStyle w:val="Hyperlink"/>
+          </w:rPr>
+          <w:t xml:space="preserve">https://www.enterprisesurveys.org</w:t>
+        </w:r>
+      </w:hyperlink>
+    </w:p>
+    <w:bookmarkEnd w:id="104"/>
+    <w:bookmarkEnd w:id="105"/>
     <w:sectPr/>
   </w:body>
 </w:document>
